--- a/Django/dj_train/Models_and_ORM/6.docx
+++ b/Django/dj_train/Models_and_ORM/6.docx
@@ -5,15 +5,18 @@
     <w:p>
       <w:pPr>
         <w:pStyle w:val="Normal"/>
-        <w:rPr>
-          <w:rFonts w:ascii="Carlito" w:hAnsi="Carlito"/>
-        </w:rPr>
-      </w:pPr>
-      <w:r>
-        <w:rPr>
-          <w:rFonts w:ascii="Carlito" w:hAnsi="Carlito"/>
-          <w:sz w:val="28"/>
-          <w:szCs w:val="28"/>
+        <w:spacing w:lineRule="auto" w:line="240" w:before="0" w:after="103"/>
+        <w:rPr>
+          <w:rFonts w:ascii="Cambria" w:hAnsi="Cambria"/>
+          <w:sz w:val="24"/>
+          <w:szCs w:val="24"/>
+        </w:rPr>
+      </w:pPr>
+      <w:r>
+        <w:rPr>
+          <w:rFonts w:ascii="Cambria" w:hAnsi="Cambria"/>
+          <w:sz w:val="24"/>
+          <w:szCs w:val="24"/>
         </w:rPr>
         <w:t>How do you perform CRUD operations using Django ORM? (Create, Read, Update, Delete)</w:t>
       </w:r>
@@ -21,27 +24,36 @@
     <w:p>
       <w:pPr>
         <w:pStyle w:val="Normal"/>
-        <w:rPr>
-          <w:rFonts w:ascii="Carlito" w:hAnsi="Carlito"/>
-        </w:rPr>
-      </w:pPr>
-      <w:r>
-        <w:rPr>
-          <w:rFonts w:ascii="Carlito" w:hAnsi="Carlito"/>
+        <w:spacing w:lineRule="auto" w:line="240" w:before="0" w:after="103"/>
+        <w:rPr>
+          <w:rFonts w:ascii="Cambria" w:hAnsi="Cambria"/>
+          <w:sz w:val="24"/>
+          <w:szCs w:val="24"/>
+        </w:rPr>
+      </w:pPr>
+      <w:r>
+        <w:rPr>
+          <w:rFonts w:ascii="Cambria" w:hAnsi="Cambria"/>
+          <w:sz w:val="24"/>
+          <w:szCs w:val="24"/>
         </w:rPr>
         <w:t xml:space="preserve">Here’s how you can </w:t>
       </w:r>
       <w:r>
         <w:rPr>
-          <w:rFonts w:ascii="Carlito" w:hAnsi="Carlito"/>
+          <w:rFonts w:ascii="Cambria" w:hAnsi="Cambria"/>
           <w:b/>
           <w:bCs/>
+          <w:sz w:val="24"/>
+          <w:szCs w:val="24"/>
         </w:rPr>
         <w:t>perform CRUD operations using Django ORM</w:t>
       </w:r>
       <w:r>
         <w:rPr>
-          <w:rFonts w:ascii="Carlito" w:hAnsi="Carlito"/>
+          <w:rFonts w:ascii="Cambria" w:hAnsi="Cambria"/>
+          <w:sz w:val="24"/>
+          <w:szCs w:val="24"/>
         </w:rPr>
         <w:t>, with simple and clear examples that are good for interview explanation:</w:t>
       </w:r>
@@ -49,13 +61,18 @@
     <w:p>
       <w:pPr>
         <w:pStyle w:val="Normal"/>
-        <w:rPr>
-          <w:rFonts w:ascii="Carlito" w:hAnsi="Carlito"/>
-        </w:rPr>
-      </w:pPr>
-      <w:r>
-        <w:rPr>
-          <w:rFonts w:ascii="Carlito" w:hAnsi="Carlito"/>
+        <w:spacing w:lineRule="auto" w:line="240" w:before="0" w:after="103"/>
+        <w:rPr>
+          <w:rFonts w:ascii="Cambria" w:hAnsi="Cambria"/>
+          <w:sz w:val="24"/>
+          <w:szCs w:val="24"/>
+        </w:rPr>
+      </w:pPr>
+      <w:r>
+        <w:rPr>
+          <w:rFonts w:ascii="Cambria" w:hAnsi="Cambria"/>
+          <w:sz w:val="24"/>
+          <w:szCs w:val="24"/>
         </w:rPr>
         <mc:AlternateContent>
           <mc:Choice Requires="wps">
@@ -63,15 +80,11 @@
               <wp:inline distT="0" distB="0" distL="0" distR="0">
                 <wp:extent cx="5731510" cy="19050"/>
                 <wp:effectExtent l="0" t="0" r="0" b="0"/>
-                <wp:docPr id="1" name=""/>
+                <wp:docPr id="1" name="Shape1"/>
                 <a:graphic xmlns:a="http://schemas.openxmlformats.org/drawingml/2006/main">
                   <a:graphicData uri="http://schemas.microsoft.com/office/word/2010/wordprocessingShape">
                     <wps:wsp>
                       <wps:cNvSpPr/>
-                      <wps:nvSpPr>
-                        <wps:cNvPr id="2" name=""/>
-                        <wps:cNvSpPr/>
-                      </wps:nvSpPr>
                       <wps:spPr>
                         <a:xfrm>
                           <a:off x="0" y="0"/>
@@ -87,6 +100,12 @@
                           <a:noFill/>
                         </a:ln>
                       </wps:spPr>
+                      <wps:style>
+                        <a:lnRef idx="0"/>
+                        <a:fillRef idx="0"/>
+                        <a:effectRef idx="0"/>
+                        <a:fontRef idx="minor"/>
+                      </wps:style>
                       <wps:bodyPr/>
                     </wps:wsp>
                   </a:graphicData>
@@ -99,10 +118,10 @@
           </mc:Choice>
           <mc:Fallback>
             <w:pict>
-              <v:rect id="shape_0" fillcolor="#a0a0a0" stroked="f" o:allowincell="f" style="position:absolute;margin-left:0pt;margin-top:-1.55pt;width:451.25pt;height:1.45pt;mso-wrap-style:none;v-text-anchor:middle;mso-position-horizontal:center;mso-position-vertical:top">
+              <v:rect id="shape_0" ID="Shape1" path="m0,0l-2147483645,0l-2147483645,-2147483646l0,-2147483646xe" fillcolor="#a0a0a0" stroked="f" o:allowincell="f" style="position:absolute;margin-left:0pt;margin-top:-1.55pt;width:451.25pt;height:1.45pt;mso-wrap-style:none;v-text-anchor:middle;mso-position-vertical:top">
                 <v:fill o:detectmouseclick="t" type="solid" color2="#5f5f5f"/>
                 <v:stroke color="#3465a4" joinstyle="round" endcap="flat"/>
-                <w10:wrap type="topAndBottom"/>
+                <w10:wrap type="square"/>
               </v:rect>
             </w:pict>
           </mc:Fallback>
@@ -112,15 +131,20 @@
     <w:p>
       <w:pPr>
         <w:pStyle w:val="Normal"/>
-        <w:rPr>
-          <w:rFonts w:ascii="Carlito" w:hAnsi="Carlito"/>
-        </w:rPr>
-      </w:pPr>
-      <w:r>
-        <w:rPr>
-          <w:rFonts w:ascii="Carlito" w:hAnsi="Carlito"/>
+        <w:spacing w:lineRule="auto" w:line="240" w:before="0" w:after="103"/>
+        <w:rPr>
+          <w:rFonts w:ascii="Cambria" w:hAnsi="Cambria"/>
+          <w:sz w:val="24"/>
+          <w:szCs w:val="24"/>
+        </w:rPr>
+      </w:pPr>
+      <w:r>
+        <w:rPr>
+          <w:rFonts w:ascii="Cambria" w:hAnsi="Cambria"/>
           <w:b/>
           <w:bCs/>
+          <w:sz w:val="24"/>
+          <w:szCs w:val="24"/>
         </w:rPr>
         <w:t>1. Create – Insert data into the database</w:t>
       </w:r>
@@ -128,13 +152,18 @@
     <w:p>
       <w:pPr>
         <w:pStyle w:val="Normal"/>
-        <w:rPr>
-          <w:rFonts w:ascii="Carlito" w:hAnsi="Carlito"/>
-        </w:rPr>
-      </w:pPr>
-      <w:r>
-        <w:rPr>
-          <w:rFonts w:ascii="Carlito" w:hAnsi="Carlito"/>
+        <w:spacing w:lineRule="auto" w:line="240" w:before="0" w:after="103"/>
+        <w:rPr>
+          <w:rFonts w:ascii="Cambria" w:hAnsi="Cambria"/>
+          <w:sz w:val="24"/>
+          <w:szCs w:val="24"/>
+        </w:rPr>
+      </w:pPr>
+      <w:r>
+        <w:rPr>
+          <w:rFonts w:ascii="Cambria" w:hAnsi="Cambria"/>
+          <w:sz w:val="24"/>
+          <w:szCs w:val="24"/>
         </w:rPr>
         <w:t># Example: Create a new student</w:t>
       </w:r>
@@ -142,13 +171,18 @@
     <w:p>
       <w:pPr>
         <w:pStyle w:val="Normal"/>
-        <w:rPr>
-          <w:rFonts w:ascii="Carlito" w:hAnsi="Carlito"/>
-        </w:rPr>
-      </w:pPr>
-      <w:r>
-        <w:rPr>
-          <w:rFonts w:ascii="Carlito" w:hAnsi="Carlito"/>
+        <w:spacing w:lineRule="auto" w:line="240" w:before="0" w:after="103"/>
+        <w:rPr>
+          <w:rFonts w:ascii="Cambria" w:hAnsi="Cambria"/>
+          <w:sz w:val="24"/>
+          <w:szCs w:val="24"/>
+        </w:rPr>
+      </w:pPr>
+      <w:r>
+        <w:rPr>
+          <w:rFonts w:ascii="Cambria" w:hAnsi="Cambria"/>
+          <w:sz w:val="24"/>
+          <w:szCs w:val="24"/>
         </w:rPr>
         <w:t>from myapp.models import Student</w:t>
       </w:r>
@@ -156,13 +190,18 @@
     <w:p>
       <w:pPr>
         <w:pStyle w:val="Normal"/>
-        <w:rPr>
-          <w:rFonts w:ascii="Carlito" w:hAnsi="Carlito"/>
-        </w:rPr>
-      </w:pPr>
-      <w:r>
-        <w:rPr>
-          <w:rFonts w:ascii="Carlito" w:hAnsi="Carlito"/>
+        <w:spacing w:lineRule="auto" w:line="240" w:before="0" w:after="103"/>
+        <w:rPr>
+          <w:rFonts w:ascii="Cambria" w:hAnsi="Cambria"/>
+          <w:sz w:val="24"/>
+          <w:szCs w:val="24"/>
+        </w:rPr>
+      </w:pPr>
+      <w:r>
+        <w:rPr>
+          <w:rFonts w:ascii="Cambria" w:hAnsi="Cambria"/>
+          <w:sz w:val="24"/>
+          <w:szCs w:val="24"/>
         </w:rPr>
         <w:t>student = Student(name="Ravi", age=20)</w:t>
       </w:r>
@@ -170,13 +209,18 @@
     <w:p>
       <w:pPr>
         <w:pStyle w:val="Normal"/>
-        <w:rPr>
-          <w:rFonts w:ascii="Carlito" w:hAnsi="Carlito"/>
-        </w:rPr>
-      </w:pPr>
-      <w:r>
-        <w:rPr>
-          <w:rFonts w:ascii="Carlito" w:hAnsi="Carlito"/>
+        <w:spacing w:lineRule="auto" w:line="240" w:before="0" w:after="103"/>
+        <w:rPr>
+          <w:rFonts w:ascii="Cambria" w:hAnsi="Cambria"/>
+          <w:sz w:val="24"/>
+          <w:szCs w:val="24"/>
+        </w:rPr>
+      </w:pPr>
+      <w:r>
+        <w:rPr>
+          <w:rFonts w:ascii="Cambria" w:hAnsi="Cambria"/>
+          <w:sz w:val="24"/>
+          <w:szCs w:val="24"/>
         </w:rPr>
         <w:t>student.save()  # Saves to database</w:t>
       </w:r>
@@ -184,13 +228,18 @@
     <w:p>
       <w:pPr>
         <w:pStyle w:val="Normal"/>
-        <w:rPr>
-          <w:rFonts w:ascii="Carlito" w:hAnsi="Carlito"/>
-        </w:rPr>
-      </w:pPr>
-      <w:r>
-        <w:rPr>
-          <w:rFonts w:ascii="Carlito" w:hAnsi="Carlito"/>
+        <w:spacing w:lineRule="auto" w:line="240" w:before="0" w:after="103"/>
+        <w:rPr>
+          <w:rFonts w:ascii="Cambria" w:hAnsi="Cambria"/>
+          <w:sz w:val="24"/>
+          <w:szCs w:val="24"/>
+        </w:rPr>
+      </w:pPr>
+      <w:r>
+        <w:rPr>
+          <w:rFonts w:ascii="Cambria" w:hAnsi="Cambria"/>
+          <w:sz w:val="24"/>
+          <w:szCs w:val="24"/>
         </w:rPr>
         <w:t>(or)</w:t>
       </w:r>
@@ -198,13 +247,18 @@
     <w:p>
       <w:pPr>
         <w:pStyle w:val="Normal"/>
-        <w:rPr>
-          <w:rFonts w:ascii="Carlito" w:hAnsi="Carlito"/>
-        </w:rPr>
-      </w:pPr>
-      <w:r>
-        <w:rPr>
-          <w:rFonts w:ascii="Carlito" w:hAnsi="Carlito"/>
+        <w:spacing w:lineRule="auto" w:line="240" w:before="0" w:after="103"/>
+        <w:rPr>
+          <w:rFonts w:ascii="Cambria" w:hAnsi="Cambria"/>
+          <w:sz w:val="24"/>
+          <w:szCs w:val="24"/>
+        </w:rPr>
+      </w:pPr>
+      <w:r>
+        <w:rPr>
+          <w:rFonts w:ascii="Cambria" w:hAnsi="Cambria"/>
+          <w:sz w:val="24"/>
+          <w:szCs w:val="24"/>
         </w:rPr>
         <w:t>from myapp.models import Student</w:t>
       </w:r>
@@ -212,13 +266,18 @@
     <w:p>
       <w:pPr>
         <w:pStyle w:val="Normal"/>
-        <w:rPr>
-          <w:rFonts w:ascii="Carlito" w:hAnsi="Carlito"/>
-        </w:rPr>
-      </w:pPr>
-      <w:r>
-        <w:rPr>
-          <w:rFonts w:ascii="Carlito" w:hAnsi="Carlito"/>
+        <w:spacing w:lineRule="auto" w:line="240" w:before="0" w:after="103"/>
+        <w:rPr>
+          <w:rFonts w:ascii="Cambria" w:hAnsi="Cambria"/>
+          <w:sz w:val="24"/>
+          <w:szCs w:val="24"/>
+        </w:rPr>
+      </w:pPr>
+      <w:r>
+        <w:rPr>
+          <w:rFonts w:ascii="Cambria" w:hAnsi="Cambria"/>
+          <w:sz w:val="24"/>
+          <w:szCs w:val="24"/>
         </w:rPr>
         <w:t># This automatically saves the object</w:t>
       </w:r>
@@ -226,13 +285,18 @@
     <w:p>
       <w:pPr>
         <w:pStyle w:val="Normal"/>
-        <w:rPr>
-          <w:rFonts w:ascii="Carlito" w:hAnsi="Carlito"/>
-        </w:rPr>
-      </w:pPr>
-      <w:r>
-        <w:rPr>
-          <w:rFonts w:ascii="Carlito" w:hAnsi="Carlito"/>
+        <w:spacing w:lineRule="auto" w:line="240" w:before="0" w:after="103"/>
+        <w:rPr>
+          <w:rFonts w:ascii="Cambria" w:hAnsi="Cambria"/>
+          <w:sz w:val="24"/>
+          <w:szCs w:val="24"/>
+        </w:rPr>
+      </w:pPr>
+      <w:r>
+        <w:rPr>
+          <w:rFonts w:ascii="Cambria" w:hAnsi="Cambria"/>
+          <w:sz w:val="24"/>
+          <w:szCs w:val="24"/>
         </w:rPr>
         <w:t>Student.objects.create(name="Ravi", age=20)</w:t>
       </w:r>
@@ -240,21 +304,28 @@
     <w:p>
       <w:pPr>
         <w:pStyle w:val="Normal"/>
-        <w:rPr>
-          <w:rFonts w:ascii="Carlito" w:hAnsi="Carlito"/>
-        </w:rPr>
-      </w:pPr>
-      <w:r>
-        <w:rPr>
-          <w:rFonts w:ascii="Carlito" w:hAnsi="Carlito"/>
+        <w:spacing w:lineRule="auto" w:line="240" w:before="0" w:after="103"/>
+        <w:rPr>
+          <w:rFonts w:ascii="Cambria" w:hAnsi="Cambria"/>
+          <w:sz w:val="24"/>
+          <w:szCs w:val="24"/>
+        </w:rPr>
+      </w:pPr>
+      <w:r>
+        <w:rPr>
+          <w:rFonts w:ascii="Cambria" w:hAnsi="Cambria"/>
           <w:b/>
           <w:bCs/>
+          <w:sz w:val="24"/>
+          <w:szCs w:val="24"/>
         </w:rPr>
         <w:t>Short Answer for Interview:</w:t>
       </w:r>
       <w:r>
         <w:rPr>
-          <w:rFonts w:ascii="Carlito" w:hAnsi="Carlito"/>
+          <w:rFonts w:ascii="Cambria" w:hAnsi="Cambria"/>
+          <w:sz w:val="24"/>
+          <w:szCs w:val="24"/>
         </w:rPr>
         <w:br/>
         <w:t>Use Model.objects.create() or create an instance and call .save().</w:t>
@@ -263,13 +334,18 @@
     <w:p>
       <w:pPr>
         <w:pStyle w:val="Normal"/>
-        <w:rPr>
-          <w:rFonts w:ascii="Carlito" w:hAnsi="Carlito"/>
-        </w:rPr>
-      </w:pPr>
-      <w:r>
-        <w:rPr>
-          <w:rFonts w:ascii="Carlito" w:hAnsi="Carlito"/>
+        <w:spacing w:lineRule="auto" w:line="240" w:before="0" w:after="103"/>
+        <w:rPr>
+          <w:rFonts w:ascii="Cambria" w:hAnsi="Cambria"/>
+          <w:sz w:val="24"/>
+          <w:szCs w:val="24"/>
+        </w:rPr>
+      </w:pPr>
+      <w:r>
+        <w:rPr>
+          <w:rFonts w:ascii="Cambria" w:hAnsi="Cambria"/>
+          <w:sz w:val="24"/>
+          <w:szCs w:val="24"/>
         </w:rPr>
         <mc:AlternateContent>
           <mc:Choice Requires="wps">
@@ -277,15 +353,11 @@
               <wp:inline distT="0" distB="0" distL="0" distR="0">
                 <wp:extent cx="5731510" cy="19050"/>
                 <wp:effectExtent l="0" t="0" r="0" b="0"/>
-                <wp:docPr id="3" name=""/>
+                <wp:docPr id="2" name="Shape2"/>
                 <a:graphic xmlns:a="http://schemas.openxmlformats.org/drawingml/2006/main">
                   <a:graphicData uri="http://schemas.microsoft.com/office/word/2010/wordprocessingShape">
                     <wps:wsp>
                       <wps:cNvSpPr/>
-                      <wps:nvSpPr>
-                        <wps:cNvPr id="4" name=""/>
-                        <wps:cNvSpPr/>
-                      </wps:nvSpPr>
                       <wps:spPr>
                         <a:xfrm>
                           <a:off x="0" y="0"/>
@@ -301,6 +373,12 @@
                           <a:noFill/>
                         </a:ln>
                       </wps:spPr>
+                      <wps:style>
+                        <a:lnRef idx="0"/>
+                        <a:fillRef idx="0"/>
+                        <a:effectRef idx="0"/>
+                        <a:fontRef idx="minor"/>
+                      </wps:style>
                       <wps:bodyPr/>
                     </wps:wsp>
                   </a:graphicData>
@@ -313,10 +391,10 @@
           </mc:Choice>
           <mc:Fallback>
             <w:pict>
-              <v:rect id="shape_0" fillcolor="#a0a0a0" stroked="f" o:allowincell="f" style="position:absolute;margin-left:0pt;margin-top:-1.55pt;width:451.25pt;height:1.45pt;mso-wrap-style:none;v-text-anchor:middle;mso-position-horizontal:center;mso-position-vertical:top">
+              <v:rect id="shape_0" ID="Shape2" path="m0,0l-2147483645,0l-2147483645,-2147483646l0,-2147483646xe" fillcolor="#a0a0a0" stroked="f" o:allowincell="f" style="position:absolute;margin-left:0pt;margin-top:-1.55pt;width:451.25pt;height:1.45pt;mso-wrap-style:none;v-text-anchor:middle;mso-position-vertical:top">
                 <v:fill o:detectmouseclick="t" type="solid" color2="#5f5f5f"/>
                 <v:stroke color="#3465a4" joinstyle="round" endcap="flat"/>
-                <w10:wrap type="topAndBottom"/>
+                <w10:wrap type="square"/>
               </v:rect>
             </w:pict>
           </mc:Fallback>
@@ -326,15 +404,20 @@
     <w:p>
       <w:pPr>
         <w:pStyle w:val="Normal"/>
-        <w:rPr>
-          <w:rFonts w:ascii="Carlito" w:hAnsi="Carlito"/>
-        </w:rPr>
-      </w:pPr>
-      <w:r>
-        <w:rPr>
-          <w:rFonts w:ascii="Carlito" w:hAnsi="Carlito"/>
+        <w:spacing w:lineRule="auto" w:line="240" w:before="0" w:after="103"/>
+        <w:rPr>
+          <w:rFonts w:ascii="Cambria" w:hAnsi="Cambria"/>
+          <w:sz w:val="24"/>
+          <w:szCs w:val="24"/>
+        </w:rPr>
+      </w:pPr>
+      <w:r>
+        <w:rPr>
+          <w:rFonts w:ascii="Cambria" w:hAnsi="Cambria"/>
           <w:b/>
           <w:bCs/>
+          <w:sz w:val="24"/>
+          <w:szCs w:val="24"/>
         </w:rPr>
         <w:t>2. Read – Fetch data from the database</w:t>
       </w:r>
@@ -342,15 +425,20 @@
     <w:p>
       <w:pPr>
         <w:pStyle w:val="Normal"/>
-        <w:rPr>
-          <w:rFonts w:ascii="Carlito" w:hAnsi="Carlito"/>
-        </w:rPr>
-      </w:pPr>
-      <w:r>
-        <w:rPr>
-          <w:rFonts w:ascii="Carlito" w:hAnsi="Carlito"/>
+        <w:spacing w:lineRule="auto" w:line="240" w:before="0" w:after="103"/>
+        <w:rPr>
+          <w:rFonts w:ascii="Cambria" w:hAnsi="Cambria"/>
+          <w:sz w:val="24"/>
+          <w:szCs w:val="24"/>
+        </w:rPr>
+      </w:pPr>
+      <w:r>
+        <w:rPr>
+          <w:rFonts w:ascii="Cambria" w:hAnsi="Cambria"/>
           <w:b/>
           <w:bCs/>
+          <w:sz w:val="24"/>
+          <w:szCs w:val="24"/>
         </w:rPr>
         <w:t>a) Get all records:</w:t>
       </w:r>
@@ -358,13 +446,18 @@
     <w:p>
       <w:pPr>
         <w:pStyle w:val="Normal"/>
-        <w:rPr>
-          <w:rFonts w:ascii="Carlito" w:hAnsi="Carlito"/>
-        </w:rPr>
-      </w:pPr>
-      <w:r>
-        <w:rPr>
-          <w:rFonts w:ascii="Carlito" w:hAnsi="Carlito"/>
+        <w:spacing w:lineRule="auto" w:line="240" w:before="0" w:after="103"/>
+        <w:rPr>
+          <w:rFonts w:ascii="Cambria" w:hAnsi="Cambria"/>
+          <w:sz w:val="24"/>
+          <w:szCs w:val="24"/>
+        </w:rPr>
+      </w:pPr>
+      <w:r>
+        <w:rPr>
+          <w:rFonts w:ascii="Cambria" w:hAnsi="Cambria"/>
+          <w:sz w:val="24"/>
+          <w:szCs w:val="24"/>
         </w:rPr>
         <w:t>students = Student.objects.all()</w:t>
       </w:r>
@@ -372,15 +465,20 @@
     <w:p>
       <w:pPr>
         <w:pStyle w:val="Normal"/>
-        <w:rPr>
-          <w:rFonts w:ascii="Carlito" w:hAnsi="Carlito"/>
-        </w:rPr>
-      </w:pPr>
-      <w:r>
-        <w:rPr>
-          <w:rFonts w:ascii="Carlito" w:hAnsi="Carlito"/>
+        <w:spacing w:lineRule="auto" w:line="240" w:before="0" w:after="103"/>
+        <w:rPr>
+          <w:rFonts w:ascii="Cambria" w:hAnsi="Cambria"/>
+          <w:sz w:val="24"/>
+          <w:szCs w:val="24"/>
+        </w:rPr>
+      </w:pPr>
+      <w:r>
+        <w:rPr>
+          <w:rFonts w:ascii="Cambria" w:hAnsi="Cambria"/>
           <w:b/>
           <w:bCs/>
+          <w:sz w:val="24"/>
+          <w:szCs w:val="24"/>
         </w:rPr>
         <w:t>b) Get one record by condition:</w:t>
       </w:r>
@@ -388,13 +486,18 @@
     <w:p>
       <w:pPr>
         <w:pStyle w:val="Normal"/>
-        <w:rPr>
-          <w:rFonts w:ascii="Carlito" w:hAnsi="Carlito"/>
-        </w:rPr>
-      </w:pPr>
-      <w:r>
-        <w:rPr>
-          <w:rFonts w:ascii="Carlito" w:hAnsi="Carlito"/>
+        <w:spacing w:lineRule="auto" w:line="240" w:before="0" w:after="103"/>
+        <w:rPr>
+          <w:rFonts w:ascii="Cambria" w:hAnsi="Cambria"/>
+          <w:sz w:val="24"/>
+          <w:szCs w:val="24"/>
+        </w:rPr>
+      </w:pPr>
+      <w:r>
+        <w:rPr>
+          <w:rFonts w:ascii="Cambria" w:hAnsi="Cambria"/>
+          <w:sz w:val="24"/>
+          <w:szCs w:val="24"/>
         </w:rPr>
         <w:t>student = Student.objects.get(id=1)</w:t>
       </w:r>
@@ -402,15 +505,20 @@
     <w:p>
       <w:pPr>
         <w:pStyle w:val="Normal"/>
-        <w:rPr>
-          <w:rFonts w:ascii="Carlito" w:hAnsi="Carlito"/>
-        </w:rPr>
-      </w:pPr>
-      <w:r>
-        <w:rPr>
-          <w:rFonts w:ascii="Carlito" w:hAnsi="Carlito"/>
+        <w:spacing w:lineRule="auto" w:line="240" w:before="0" w:after="103"/>
+        <w:rPr>
+          <w:rFonts w:ascii="Cambria" w:hAnsi="Cambria"/>
+          <w:sz w:val="24"/>
+          <w:szCs w:val="24"/>
+        </w:rPr>
+      </w:pPr>
+      <w:r>
+        <w:rPr>
+          <w:rFonts w:ascii="Cambria" w:hAnsi="Cambria"/>
           <w:b/>
           <w:bCs/>
+          <w:sz w:val="24"/>
+          <w:szCs w:val="24"/>
         </w:rPr>
         <w:t>c) Filter records:</w:t>
       </w:r>
@@ -418,13 +526,18 @@
     <w:p>
       <w:pPr>
         <w:pStyle w:val="Normal"/>
-        <w:rPr>
-          <w:rFonts w:ascii="Carlito" w:hAnsi="Carlito"/>
-        </w:rPr>
-      </w:pPr>
-      <w:r>
-        <w:rPr>
-          <w:rFonts w:ascii="Carlito" w:hAnsi="Carlito"/>
+        <w:spacing w:lineRule="auto" w:line="240" w:before="0" w:after="103"/>
+        <w:rPr>
+          <w:rFonts w:ascii="Cambria" w:hAnsi="Cambria"/>
+          <w:sz w:val="24"/>
+          <w:szCs w:val="24"/>
+        </w:rPr>
+      </w:pPr>
+      <w:r>
+        <w:rPr>
+          <w:rFonts w:ascii="Cambria" w:hAnsi="Cambria"/>
+          <w:sz w:val="24"/>
+          <w:szCs w:val="24"/>
         </w:rPr>
         <w:t>students = Student.objects.filter(age__gte=18)</w:t>
       </w:r>
@@ -432,15 +545,20 @@
     <w:p>
       <w:pPr>
         <w:pStyle w:val="Normal"/>
-        <w:rPr>
-          <w:rFonts w:ascii="Carlito" w:hAnsi="Carlito"/>
-        </w:rPr>
-      </w:pPr>
-      <w:r>
-        <w:rPr>
-          <w:rFonts w:ascii="Carlito" w:hAnsi="Carlito"/>
+        <w:spacing w:lineRule="auto" w:line="240" w:before="0" w:after="103"/>
+        <w:rPr>
+          <w:rFonts w:ascii="Cambria" w:hAnsi="Cambria"/>
+          <w:sz w:val="24"/>
+          <w:szCs w:val="24"/>
+        </w:rPr>
+      </w:pPr>
+      <w:r>
+        <w:rPr>
+          <w:rFonts w:ascii="Cambria" w:hAnsi="Cambria"/>
           <w:b/>
           <w:bCs/>
+          <w:sz w:val="24"/>
+          <w:szCs w:val="24"/>
         </w:rPr>
         <w:t>d) Order records:</w:t>
       </w:r>
@@ -448,13 +566,18 @@
     <w:p>
       <w:pPr>
         <w:pStyle w:val="Normal"/>
-        <w:rPr>
-          <w:rFonts w:ascii="Carlito" w:hAnsi="Carlito"/>
-        </w:rPr>
-      </w:pPr>
-      <w:r>
-        <w:rPr>
-          <w:rFonts w:ascii="Carlito" w:hAnsi="Carlito"/>
+        <w:spacing w:lineRule="auto" w:line="240" w:before="0" w:after="103"/>
+        <w:rPr>
+          <w:rFonts w:ascii="Cambria" w:hAnsi="Cambria"/>
+          <w:sz w:val="24"/>
+          <w:szCs w:val="24"/>
+        </w:rPr>
+      </w:pPr>
+      <w:r>
+        <w:rPr>
+          <w:rFonts w:ascii="Cambria" w:hAnsi="Cambria"/>
+          <w:sz w:val="24"/>
+          <w:szCs w:val="24"/>
         </w:rPr>
         <w:t>students = Student.objects.order_by('name')</w:t>
       </w:r>
@@ -462,21 +585,28 @@
     <w:p>
       <w:pPr>
         <w:pStyle w:val="Normal"/>
-        <w:rPr>
-          <w:rFonts w:ascii="Carlito" w:hAnsi="Carlito"/>
-        </w:rPr>
-      </w:pPr>
-      <w:r>
-        <w:rPr>
-          <w:rFonts w:ascii="Carlito" w:hAnsi="Carlito"/>
+        <w:spacing w:lineRule="auto" w:line="240" w:before="0" w:after="103"/>
+        <w:rPr>
+          <w:rFonts w:ascii="Cambria" w:hAnsi="Cambria"/>
+          <w:sz w:val="24"/>
+          <w:szCs w:val="24"/>
+        </w:rPr>
+      </w:pPr>
+      <w:r>
+        <w:rPr>
+          <w:rFonts w:ascii="Cambria" w:hAnsi="Cambria"/>
           <w:b/>
           <w:bCs/>
+          <w:sz w:val="24"/>
+          <w:szCs w:val="24"/>
         </w:rPr>
         <w:t>Short Answer for Interview:</w:t>
       </w:r>
       <w:r>
         <w:rPr>
-          <w:rFonts w:ascii="Carlito" w:hAnsi="Carlito"/>
+          <w:rFonts w:ascii="Cambria" w:hAnsi="Cambria"/>
+          <w:sz w:val="24"/>
+          <w:szCs w:val="24"/>
         </w:rPr>
         <w:br/>
         <w:t>Use Model.objects.get(), filter(), all(), order_by() for reading data.</w:t>
@@ -485,13 +615,18 @@
     <w:p>
       <w:pPr>
         <w:pStyle w:val="Normal"/>
-        <w:rPr>
-          <w:rFonts w:ascii="Carlito" w:hAnsi="Carlito"/>
-        </w:rPr>
-      </w:pPr>
-      <w:r>
-        <w:rPr>
-          <w:rFonts w:ascii="Carlito" w:hAnsi="Carlito"/>
+        <w:spacing w:lineRule="auto" w:line="240" w:before="0" w:after="103"/>
+        <w:rPr>
+          <w:rFonts w:ascii="Cambria" w:hAnsi="Cambria"/>
+          <w:sz w:val="24"/>
+          <w:szCs w:val="24"/>
+        </w:rPr>
+      </w:pPr>
+      <w:r>
+        <w:rPr>
+          <w:rFonts w:ascii="Cambria" w:hAnsi="Cambria"/>
+          <w:sz w:val="24"/>
+          <w:szCs w:val="24"/>
         </w:rPr>
         <mc:AlternateContent>
           <mc:Choice Requires="wps">
@@ -499,15 +634,11 @@
               <wp:inline distT="0" distB="0" distL="0" distR="0">
                 <wp:extent cx="5731510" cy="19050"/>
                 <wp:effectExtent l="0" t="0" r="0" b="0"/>
-                <wp:docPr id="5" name=""/>
+                <wp:docPr id="3" name="Shape3"/>
                 <a:graphic xmlns:a="http://schemas.openxmlformats.org/drawingml/2006/main">
                   <a:graphicData uri="http://schemas.microsoft.com/office/word/2010/wordprocessingShape">
                     <wps:wsp>
                       <wps:cNvSpPr/>
-                      <wps:nvSpPr>
-                        <wps:cNvPr id="6" name=""/>
-                        <wps:cNvSpPr/>
-                      </wps:nvSpPr>
                       <wps:spPr>
                         <a:xfrm>
                           <a:off x="0" y="0"/>
@@ -523,6 +654,12 @@
                           <a:noFill/>
                         </a:ln>
                       </wps:spPr>
+                      <wps:style>
+                        <a:lnRef idx="0"/>
+                        <a:fillRef idx="0"/>
+                        <a:effectRef idx="0"/>
+                        <a:fontRef idx="minor"/>
+                      </wps:style>
                       <wps:bodyPr/>
                     </wps:wsp>
                   </a:graphicData>
@@ -535,10 +672,10 @@
           </mc:Choice>
           <mc:Fallback>
             <w:pict>
-              <v:rect id="shape_0" fillcolor="#a0a0a0" stroked="f" o:allowincell="f" style="position:absolute;margin-left:0pt;margin-top:-1.55pt;width:451.25pt;height:1.45pt;mso-wrap-style:none;v-text-anchor:middle;mso-position-horizontal:center;mso-position-vertical:top">
+              <v:rect id="shape_0" ID="Shape3" path="m0,0l-2147483645,0l-2147483645,-2147483646l0,-2147483646xe" fillcolor="#a0a0a0" stroked="f" o:allowincell="f" style="position:absolute;margin-left:0pt;margin-top:-1.55pt;width:451.25pt;height:1.45pt;mso-wrap-style:none;v-text-anchor:middle;mso-position-vertical:top">
                 <v:fill o:detectmouseclick="t" type="solid" color2="#5f5f5f"/>
                 <v:stroke color="#3465a4" joinstyle="round" endcap="flat"/>
-                <w10:wrap type="topAndBottom"/>
+                <w10:wrap type="square"/>
               </v:rect>
             </w:pict>
           </mc:Fallback>
@@ -548,15 +685,20 @@
     <w:p>
       <w:pPr>
         <w:pStyle w:val="Normal"/>
-        <w:rPr>
-          <w:rFonts w:ascii="Carlito" w:hAnsi="Carlito"/>
-        </w:rPr>
-      </w:pPr>
-      <w:r>
-        <w:rPr>
-          <w:rFonts w:ascii="Carlito" w:hAnsi="Carlito"/>
+        <w:spacing w:lineRule="auto" w:line="240" w:before="0" w:after="103"/>
+        <w:rPr>
+          <w:rFonts w:ascii="Cambria" w:hAnsi="Cambria"/>
+          <w:sz w:val="24"/>
+          <w:szCs w:val="24"/>
+        </w:rPr>
+      </w:pPr>
+      <w:r>
+        <w:rPr>
+          <w:rFonts w:ascii="Cambria" w:hAnsi="Cambria"/>
           <w:b/>
           <w:bCs/>
+          <w:sz w:val="24"/>
+          <w:szCs w:val="24"/>
         </w:rPr>
         <w:t>3. Update – Modify existing records</w:t>
       </w:r>
@@ -564,13 +706,18 @@
     <w:p>
       <w:pPr>
         <w:pStyle w:val="Normal"/>
-        <w:rPr>
-          <w:rFonts w:ascii="Carlito" w:hAnsi="Carlito"/>
-        </w:rPr>
-      </w:pPr>
-      <w:r>
-        <w:rPr>
-          <w:rFonts w:ascii="Carlito" w:hAnsi="Carlito"/>
+        <w:spacing w:lineRule="auto" w:line="240" w:before="0" w:after="103"/>
+        <w:rPr>
+          <w:rFonts w:ascii="Cambria" w:hAnsi="Cambria"/>
+          <w:sz w:val="24"/>
+          <w:szCs w:val="24"/>
+        </w:rPr>
+      </w:pPr>
+      <w:r>
+        <w:rPr>
+          <w:rFonts w:ascii="Cambria" w:hAnsi="Cambria"/>
+          <w:sz w:val="24"/>
+          <w:szCs w:val="24"/>
         </w:rPr>
         <w:t>student = Student.objects.get(id=1)</w:t>
       </w:r>
@@ -578,13 +725,18 @@
     <w:p>
       <w:pPr>
         <w:pStyle w:val="Normal"/>
-        <w:rPr>
-          <w:rFonts w:ascii="Carlito" w:hAnsi="Carlito"/>
-        </w:rPr>
-      </w:pPr>
-      <w:r>
-        <w:rPr>
-          <w:rFonts w:ascii="Carlito" w:hAnsi="Carlito"/>
+        <w:spacing w:lineRule="auto" w:line="240" w:before="0" w:after="103"/>
+        <w:rPr>
+          <w:rFonts w:ascii="Cambria" w:hAnsi="Cambria"/>
+          <w:sz w:val="24"/>
+          <w:szCs w:val="24"/>
+        </w:rPr>
+      </w:pPr>
+      <w:r>
+        <w:rPr>
+          <w:rFonts w:ascii="Cambria" w:hAnsi="Cambria"/>
+          <w:sz w:val="24"/>
+          <w:szCs w:val="24"/>
         </w:rPr>
         <w:t>student.name = "Raj"</w:t>
       </w:r>
@@ -592,13 +744,18 @@
     <w:p>
       <w:pPr>
         <w:pStyle w:val="Normal"/>
-        <w:rPr>
-          <w:rFonts w:ascii="Carlito" w:hAnsi="Carlito"/>
-        </w:rPr>
-      </w:pPr>
-      <w:r>
-        <w:rPr>
-          <w:rFonts w:ascii="Carlito" w:hAnsi="Carlito"/>
+        <w:spacing w:lineRule="auto" w:line="240" w:before="0" w:after="103"/>
+        <w:rPr>
+          <w:rFonts w:ascii="Cambria" w:hAnsi="Cambria"/>
+          <w:sz w:val="24"/>
+          <w:szCs w:val="24"/>
+        </w:rPr>
+      </w:pPr>
+      <w:r>
+        <w:rPr>
+          <w:rFonts w:ascii="Cambria" w:hAnsi="Cambria"/>
+          <w:sz w:val="24"/>
+          <w:szCs w:val="24"/>
         </w:rPr>
         <w:t>student.save()</w:t>
       </w:r>
@@ -606,15 +763,20 @@
     <w:p>
       <w:pPr>
         <w:pStyle w:val="Normal"/>
-        <w:rPr>
-          <w:rFonts w:ascii="Carlito" w:hAnsi="Carlito"/>
-        </w:rPr>
-      </w:pPr>
-      <w:r>
-        <w:rPr>
-          <w:rFonts w:ascii="Carlito" w:hAnsi="Carlito"/>
+        <w:spacing w:lineRule="auto" w:line="240" w:before="0" w:after="103"/>
+        <w:rPr>
+          <w:rFonts w:ascii="Cambria" w:hAnsi="Cambria"/>
+          <w:sz w:val="24"/>
+          <w:szCs w:val="24"/>
+        </w:rPr>
+      </w:pPr>
+      <w:r>
+        <w:rPr>
+          <w:rFonts w:ascii="Cambria" w:hAnsi="Cambria"/>
           <w:b/>
           <w:bCs/>
+          <w:sz w:val="24"/>
+          <w:szCs w:val="24"/>
         </w:rPr>
         <w:t>Or using update() method:</w:t>
       </w:r>
@@ -622,13 +784,18 @@
     <w:p>
       <w:pPr>
         <w:pStyle w:val="Normal"/>
-        <w:rPr>
-          <w:rFonts w:ascii="Carlito" w:hAnsi="Carlito"/>
-        </w:rPr>
-      </w:pPr>
-      <w:r>
-        <w:rPr>
-          <w:rFonts w:ascii="Carlito" w:hAnsi="Carlito"/>
+        <w:spacing w:lineRule="auto" w:line="240" w:before="0" w:after="103"/>
+        <w:rPr>
+          <w:rFonts w:ascii="Cambria" w:hAnsi="Cambria"/>
+          <w:sz w:val="24"/>
+          <w:szCs w:val="24"/>
+        </w:rPr>
+      </w:pPr>
+      <w:r>
+        <w:rPr>
+          <w:rFonts w:ascii="Cambria" w:hAnsi="Cambria"/>
+          <w:sz w:val="24"/>
+          <w:szCs w:val="24"/>
         </w:rPr>
         <w:t>Student.objects.filter(id=1).update(name="Raj")</w:t>
       </w:r>
@@ -636,21 +803,28 @@
     <w:p>
       <w:pPr>
         <w:pStyle w:val="Normal"/>
-        <w:rPr>
-          <w:rFonts w:ascii="Carlito" w:hAnsi="Carlito"/>
-        </w:rPr>
-      </w:pPr>
-      <w:r>
-        <w:rPr>
-          <w:rFonts w:ascii="Carlito" w:hAnsi="Carlito"/>
+        <w:spacing w:lineRule="auto" w:line="240" w:before="0" w:after="103"/>
+        <w:rPr>
+          <w:rFonts w:ascii="Cambria" w:hAnsi="Cambria"/>
+          <w:sz w:val="24"/>
+          <w:szCs w:val="24"/>
+        </w:rPr>
+      </w:pPr>
+      <w:r>
+        <w:rPr>
+          <w:rFonts w:ascii="Cambria" w:hAnsi="Cambria"/>
           <w:b/>
           <w:bCs/>
+          <w:sz w:val="24"/>
+          <w:szCs w:val="24"/>
         </w:rPr>
         <w:t>Short Answer for Interview:</w:t>
       </w:r>
       <w:r>
         <w:rPr>
-          <w:rFonts w:ascii="Carlito" w:hAnsi="Carlito"/>
+          <w:rFonts w:ascii="Cambria" w:hAnsi="Cambria"/>
+          <w:sz w:val="24"/>
+          <w:szCs w:val="24"/>
         </w:rPr>
         <w:br/>
         <w:t>Fetch object, modify fields, then call .save(). Or use .update() on queryset.</w:t>
@@ -659,13 +833,18 @@
     <w:p>
       <w:pPr>
         <w:pStyle w:val="Normal"/>
-        <w:rPr>
-          <w:rFonts w:ascii="Carlito" w:hAnsi="Carlito"/>
-        </w:rPr>
-      </w:pPr>
-      <w:r>
-        <w:rPr>
-          <w:rFonts w:ascii="Carlito" w:hAnsi="Carlito"/>
+        <w:spacing w:lineRule="auto" w:line="240" w:before="0" w:after="103"/>
+        <w:rPr>
+          <w:rFonts w:ascii="Cambria" w:hAnsi="Cambria"/>
+          <w:sz w:val="24"/>
+          <w:szCs w:val="24"/>
+        </w:rPr>
+      </w:pPr>
+      <w:r>
+        <w:rPr>
+          <w:rFonts w:ascii="Cambria" w:hAnsi="Cambria"/>
+          <w:sz w:val="24"/>
+          <w:szCs w:val="24"/>
         </w:rPr>
         <mc:AlternateContent>
           <mc:Choice Requires="wps">
@@ -673,15 +852,11 @@
               <wp:inline distT="0" distB="0" distL="0" distR="0">
                 <wp:extent cx="5731510" cy="19050"/>
                 <wp:effectExtent l="0" t="0" r="0" b="0"/>
-                <wp:docPr id="7" name=""/>
+                <wp:docPr id="4" name="Shape4"/>
                 <a:graphic xmlns:a="http://schemas.openxmlformats.org/drawingml/2006/main">
                   <a:graphicData uri="http://schemas.microsoft.com/office/word/2010/wordprocessingShape">
                     <wps:wsp>
                       <wps:cNvSpPr/>
-                      <wps:nvSpPr>
-                        <wps:cNvPr id="8" name=""/>
-                        <wps:cNvSpPr/>
-                      </wps:nvSpPr>
                       <wps:spPr>
                         <a:xfrm>
                           <a:off x="0" y="0"/>
@@ -697,6 +872,12 @@
                           <a:noFill/>
                         </a:ln>
                       </wps:spPr>
+                      <wps:style>
+                        <a:lnRef idx="0"/>
+                        <a:fillRef idx="0"/>
+                        <a:effectRef idx="0"/>
+                        <a:fontRef idx="minor"/>
+                      </wps:style>
                       <wps:bodyPr/>
                     </wps:wsp>
                   </a:graphicData>
@@ -709,10 +890,10 @@
           </mc:Choice>
           <mc:Fallback>
             <w:pict>
-              <v:rect id="shape_0" fillcolor="#a0a0a0" stroked="f" o:allowincell="f" style="position:absolute;margin-left:0pt;margin-top:-1.55pt;width:451.25pt;height:1.45pt;mso-wrap-style:none;v-text-anchor:middle;mso-position-horizontal:center;mso-position-vertical:top">
+              <v:rect id="shape_0" ID="Shape4" path="m0,0l-2147483645,0l-2147483645,-2147483646l0,-2147483646xe" fillcolor="#a0a0a0" stroked="f" o:allowincell="f" style="position:absolute;margin-left:0pt;margin-top:-1.55pt;width:451.25pt;height:1.45pt;mso-wrap-style:none;v-text-anchor:middle;mso-position-vertical:top">
                 <v:fill o:detectmouseclick="t" type="solid" color2="#5f5f5f"/>
                 <v:stroke color="#3465a4" joinstyle="round" endcap="flat"/>
-                <w10:wrap type="topAndBottom"/>
+                <w10:wrap type="square"/>
               </v:rect>
             </w:pict>
           </mc:Fallback>
@@ -722,15 +903,20 @@
     <w:p>
       <w:pPr>
         <w:pStyle w:val="Normal"/>
-        <w:rPr>
-          <w:rFonts w:ascii="Carlito" w:hAnsi="Carlito"/>
-        </w:rPr>
-      </w:pPr>
-      <w:r>
-        <w:rPr>
-          <w:rFonts w:ascii="Carlito" w:hAnsi="Carlito"/>
+        <w:spacing w:lineRule="auto" w:line="240" w:before="0" w:after="103"/>
+        <w:rPr>
+          <w:rFonts w:ascii="Cambria" w:hAnsi="Cambria"/>
+          <w:sz w:val="24"/>
+          <w:szCs w:val="24"/>
+        </w:rPr>
+      </w:pPr>
+      <w:r>
+        <w:rPr>
+          <w:rFonts w:ascii="Cambria" w:hAnsi="Cambria"/>
           <w:b/>
           <w:bCs/>
+          <w:sz w:val="24"/>
+          <w:szCs w:val="24"/>
         </w:rPr>
         <w:t>4. Delete – Remove records from database</w:t>
       </w:r>
@@ -738,13 +924,18 @@
     <w:p>
       <w:pPr>
         <w:pStyle w:val="Normal"/>
-        <w:rPr>
-          <w:rFonts w:ascii="Carlito" w:hAnsi="Carlito"/>
-        </w:rPr>
-      </w:pPr>
-      <w:r>
-        <w:rPr>
-          <w:rFonts w:ascii="Carlito" w:hAnsi="Carlito"/>
+        <w:spacing w:lineRule="auto" w:line="240" w:before="0" w:after="103"/>
+        <w:rPr>
+          <w:rFonts w:ascii="Cambria" w:hAnsi="Cambria"/>
+          <w:sz w:val="24"/>
+          <w:szCs w:val="24"/>
+        </w:rPr>
+      </w:pPr>
+      <w:r>
+        <w:rPr>
+          <w:rFonts w:ascii="Cambria" w:hAnsi="Cambria"/>
+          <w:sz w:val="24"/>
+          <w:szCs w:val="24"/>
         </w:rPr>
         <w:t>student = Student.objects.get(id=1)</w:t>
       </w:r>
@@ -752,13 +943,18 @@
     <w:p>
       <w:pPr>
         <w:pStyle w:val="Normal"/>
-        <w:rPr>
-          <w:rFonts w:ascii="Carlito" w:hAnsi="Carlito"/>
-        </w:rPr>
-      </w:pPr>
-      <w:r>
-        <w:rPr>
-          <w:rFonts w:ascii="Carlito" w:hAnsi="Carlito"/>
+        <w:spacing w:lineRule="auto" w:line="240" w:before="0" w:after="103"/>
+        <w:rPr>
+          <w:rFonts w:ascii="Cambria" w:hAnsi="Cambria"/>
+          <w:sz w:val="24"/>
+          <w:szCs w:val="24"/>
+        </w:rPr>
+      </w:pPr>
+      <w:r>
+        <w:rPr>
+          <w:rFonts w:ascii="Cambria" w:hAnsi="Cambria"/>
+          <w:sz w:val="24"/>
+          <w:szCs w:val="24"/>
         </w:rPr>
         <w:t>student.delete()</w:t>
       </w:r>
@@ -766,15 +962,20 @@
     <w:p>
       <w:pPr>
         <w:pStyle w:val="Normal"/>
-        <w:rPr>
-          <w:rFonts w:ascii="Carlito" w:hAnsi="Carlito"/>
-        </w:rPr>
-      </w:pPr>
-      <w:r>
-        <w:rPr>
-          <w:rFonts w:ascii="Carlito" w:hAnsi="Carlito"/>
+        <w:spacing w:lineRule="auto" w:line="240" w:before="0" w:after="103"/>
+        <w:rPr>
+          <w:rFonts w:ascii="Cambria" w:hAnsi="Cambria"/>
+          <w:sz w:val="24"/>
+          <w:szCs w:val="24"/>
+        </w:rPr>
+      </w:pPr>
+      <w:r>
+        <w:rPr>
+          <w:rFonts w:ascii="Cambria" w:hAnsi="Cambria"/>
           <w:b/>
           <w:bCs/>
+          <w:sz w:val="24"/>
+          <w:szCs w:val="24"/>
         </w:rPr>
         <w:t>Or using filter() + delete()</w:t>
       </w:r>
@@ -782,13 +983,18 @@
     <w:p>
       <w:pPr>
         <w:pStyle w:val="Normal"/>
-        <w:rPr>
-          <w:rFonts w:ascii="Carlito" w:hAnsi="Carlito"/>
-        </w:rPr>
-      </w:pPr>
-      <w:r>
-        <w:rPr>
-          <w:rFonts w:ascii="Carlito" w:hAnsi="Carlito"/>
+        <w:spacing w:lineRule="auto" w:line="240" w:before="0" w:after="103"/>
+        <w:rPr>
+          <w:rFonts w:ascii="Cambria" w:hAnsi="Cambria"/>
+          <w:sz w:val="24"/>
+          <w:szCs w:val="24"/>
+        </w:rPr>
+      </w:pPr>
+      <w:r>
+        <w:rPr>
+          <w:rFonts w:ascii="Cambria" w:hAnsi="Cambria"/>
+          <w:sz w:val="24"/>
+          <w:szCs w:val="24"/>
         </w:rPr>
         <w:t>Student.objects.filter(age__lt=10).delete()</w:t>
       </w:r>
@@ -796,21 +1002,28 @@
     <w:p>
       <w:pPr>
         <w:pStyle w:val="Normal"/>
-        <w:rPr>
-          <w:rFonts w:ascii="Carlito" w:hAnsi="Carlito"/>
-        </w:rPr>
-      </w:pPr>
-      <w:r>
-        <w:rPr>
-          <w:rFonts w:ascii="Carlito" w:hAnsi="Carlito"/>
+        <w:spacing w:lineRule="auto" w:line="240" w:before="0" w:after="103"/>
+        <w:rPr>
+          <w:rFonts w:ascii="Cambria" w:hAnsi="Cambria"/>
+          <w:sz w:val="24"/>
+          <w:szCs w:val="24"/>
+        </w:rPr>
+      </w:pPr>
+      <w:r>
+        <w:rPr>
+          <w:rFonts w:ascii="Cambria" w:hAnsi="Cambria"/>
           <w:b/>
           <w:bCs/>
+          <w:sz w:val="24"/>
+          <w:szCs w:val="24"/>
         </w:rPr>
         <w:t>Short Answer for Interview:</w:t>
       </w:r>
       <w:r>
         <w:rPr>
-          <w:rFonts w:ascii="Carlito" w:hAnsi="Carlito"/>
+          <w:rFonts w:ascii="Cambria" w:hAnsi="Cambria"/>
+          <w:sz w:val="24"/>
+          <w:szCs w:val="24"/>
         </w:rPr>
         <w:br/>
         <w:t>Use .delete() on an object or a queryset to remove records.</w:t>
@@ -819,13 +1032,18 @@
     <w:p>
       <w:pPr>
         <w:pStyle w:val="Normal"/>
-        <w:rPr>
-          <w:rFonts w:ascii="Carlito" w:hAnsi="Carlito"/>
-        </w:rPr>
-      </w:pPr>
-      <w:r>
-        <w:rPr>
-          <w:rFonts w:ascii="Carlito" w:hAnsi="Carlito"/>
+        <w:spacing w:lineRule="auto" w:line="240" w:before="0" w:after="103"/>
+        <w:rPr>
+          <w:rFonts w:ascii="Cambria" w:hAnsi="Cambria"/>
+          <w:sz w:val="24"/>
+          <w:szCs w:val="24"/>
+        </w:rPr>
+      </w:pPr>
+      <w:r>
+        <w:rPr>
+          <w:rFonts w:ascii="Cambria" w:hAnsi="Cambria"/>
+          <w:sz w:val="24"/>
+          <w:szCs w:val="24"/>
         </w:rPr>
         <mc:AlternateContent>
           <mc:Choice Requires="wps">
@@ -833,15 +1051,11 @@
               <wp:inline distT="0" distB="0" distL="0" distR="0">
                 <wp:extent cx="5731510" cy="19050"/>
                 <wp:effectExtent l="0" t="0" r="0" b="0"/>
-                <wp:docPr id="9" name=""/>
+                <wp:docPr id="5" name="Shape5"/>
                 <a:graphic xmlns:a="http://schemas.openxmlformats.org/drawingml/2006/main">
                   <a:graphicData uri="http://schemas.microsoft.com/office/word/2010/wordprocessingShape">
                     <wps:wsp>
                       <wps:cNvSpPr/>
-                      <wps:nvSpPr>
-                        <wps:cNvPr id="10" name=""/>
-                        <wps:cNvSpPr/>
-                      </wps:nvSpPr>
                       <wps:spPr>
                         <a:xfrm>
                           <a:off x="0" y="0"/>
@@ -857,6 +1071,12 @@
                           <a:noFill/>
                         </a:ln>
                       </wps:spPr>
+                      <wps:style>
+                        <a:lnRef idx="0"/>
+                        <a:fillRef idx="0"/>
+                        <a:effectRef idx="0"/>
+                        <a:fontRef idx="minor"/>
+                      </wps:style>
                       <wps:bodyPr/>
                     </wps:wsp>
                   </a:graphicData>
@@ -869,10 +1089,10 @@
           </mc:Choice>
           <mc:Fallback>
             <w:pict>
-              <v:rect id="shape_0" fillcolor="#a0a0a0" stroked="f" o:allowincell="f" style="position:absolute;margin-left:0pt;margin-top:-1.55pt;width:451.25pt;height:1.45pt;mso-wrap-style:none;v-text-anchor:middle;mso-position-horizontal:center;mso-position-vertical:top">
+              <v:rect id="shape_0" ID="Shape5" path="m0,0l-2147483645,0l-2147483645,-2147483646l0,-2147483646xe" fillcolor="#a0a0a0" stroked="f" o:allowincell="f" style="position:absolute;margin-left:0pt;margin-top:-1.55pt;width:451.25pt;height:1.45pt;mso-wrap-style:none;v-text-anchor:middle;mso-position-vertical:top">
                 <v:fill o:detectmouseclick="t" type="solid" color2="#5f5f5f"/>
                 <v:stroke color="#3465a4" joinstyle="round" endcap="flat"/>
-                <w10:wrap type="topAndBottom"/>
+                <w10:wrap type="square"/>
               </v:rect>
             </w:pict>
           </mc:Fallback>
@@ -882,15 +1102,20 @@
     <w:p>
       <w:pPr>
         <w:pStyle w:val="Normal"/>
-        <w:rPr>
-          <w:rFonts w:ascii="Carlito" w:hAnsi="Carlito"/>
-        </w:rPr>
-      </w:pPr>
-      <w:r>
-        <w:rPr>
-          <w:rFonts w:ascii="Carlito" w:hAnsi="Carlito"/>
+        <w:spacing w:lineRule="auto" w:line="240" w:before="0" w:after="103"/>
+        <w:rPr>
+          <w:rFonts w:ascii="Cambria" w:hAnsi="Cambria"/>
+          <w:sz w:val="24"/>
+          <w:szCs w:val="24"/>
+        </w:rPr>
+      </w:pPr>
+      <w:r>
+        <w:rPr>
+          <w:rFonts w:ascii="Cambria" w:hAnsi="Cambria"/>
           <w:b/>
           <w:bCs/>
+          <w:sz w:val="24"/>
+          <w:szCs w:val="24"/>
         </w:rPr>
         <w:t>Summary Table (Interview-Friendly):</w:t>
       </w:r>
@@ -926,16 +1151,20 @@
           <w:p>
             <w:pPr>
               <w:pStyle w:val="Normal"/>
-              <w:spacing w:before="0" w:after="160"/>
-              <w:rPr>
-                <w:rFonts w:ascii="Carlito" w:hAnsi="Carlito"/>
-              </w:rPr>
-            </w:pPr>
-            <w:r>
-              <w:rPr>
-                <w:rFonts w:ascii="Carlito" w:hAnsi="Carlito"/>
+              <w:spacing w:lineRule="auto" w:line="240" w:before="0" w:after="103"/>
+              <w:rPr>
+                <w:rFonts w:ascii="Cambria" w:hAnsi="Cambria"/>
+                <w:sz w:val="24"/>
+                <w:szCs w:val="24"/>
+              </w:rPr>
+            </w:pPr>
+            <w:r>
+              <w:rPr>
+                <w:rFonts w:ascii="Cambria" w:hAnsi="Cambria"/>
                 <w:b/>
                 <w:bCs/>
+                <w:sz w:val="24"/>
+                <w:szCs w:val="24"/>
               </w:rPr>
               <w:t>Operation</w:t>
             </w:r>
@@ -950,16 +1179,20 @@
           <w:p>
             <w:pPr>
               <w:pStyle w:val="Normal"/>
-              <w:spacing w:before="0" w:after="160"/>
-              <w:rPr>
-                <w:rFonts w:ascii="Carlito" w:hAnsi="Carlito"/>
-              </w:rPr>
-            </w:pPr>
-            <w:r>
-              <w:rPr>
-                <w:rFonts w:ascii="Carlito" w:hAnsi="Carlito"/>
+              <w:spacing w:lineRule="auto" w:line="240" w:before="0" w:after="103"/>
+              <w:rPr>
+                <w:rFonts w:ascii="Cambria" w:hAnsi="Cambria"/>
+                <w:sz w:val="24"/>
+                <w:szCs w:val="24"/>
+              </w:rPr>
+            </w:pPr>
+            <w:r>
+              <w:rPr>
+                <w:rFonts w:ascii="Cambria" w:hAnsi="Cambria"/>
                 <w:b/>
                 <w:bCs/>
+                <w:sz w:val="24"/>
+                <w:szCs w:val="24"/>
               </w:rPr>
               <w:t>ORM Syntax</w:t>
             </w:r>
@@ -977,14 +1210,18 @@
           <w:p>
             <w:pPr>
               <w:pStyle w:val="Normal"/>
-              <w:spacing w:before="0" w:after="160"/>
-              <w:rPr>
-                <w:rFonts w:ascii="Carlito" w:hAnsi="Carlito"/>
-              </w:rPr>
-            </w:pPr>
-            <w:r>
-              <w:rPr>
-                <w:rFonts w:ascii="Carlito" w:hAnsi="Carlito"/>
+              <w:spacing w:lineRule="auto" w:line="240" w:before="0" w:after="103"/>
+              <w:rPr>
+                <w:rFonts w:ascii="Cambria" w:hAnsi="Cambria"/>
+                <w:sz w:val="24"/>
+                <w:szCs w:val="24"/>
+              </w:rPr>
+            </w:pPr>
+            <w:r>
+              <w:rPr>
+                <w:rFonts w:ascii="Cambria" w:hAnsi="Cambria"/>
+                <w:sz w:val="24"/>
+                <w:szCs w:val="24"/>
               </w:rPr>
               <w:t>Create</w:t>
             </w:r>
@@ -999,14 +1236,18 @@
           <w:p>
             <w:pPr>
               <w:pStyle w:val="Normal"/>
-              <w:spacing w:before="0" w:after="160"/>
-              <w:rPr>
-                <w:rFonts w:ascii="Carlito" w:hAnsi="Carlito"/>
-              </w:rPr>
-            </w:pPr>
-            <w:r>
-              <w:rPr>
-                <w:rFonts w:ascii="Carlito" w:hAnsi="Carlito"/>
+              <w:spacing w:lineRule="auto" w:line="240" w:before="0" w:after="103"/>
+              <w:rPr>
+                <w:rFonts w:ascii="Cambria" w:hAnsi="Cambria"/>
+                <w:sz w:val="24"/>
+                <w:szCs w:val="24"/>
+              </w:rPr>
+            </w:pPr>
+            <w:r>
+              <w:rPr>
+                <w:rFonts w:ascii="Cambria" w:hAnsi="Cambria"/>
+                <w:sz w:val="24"/>
+                <w:szCs w:val="24"/>
               </w:rPr>
               <w:t>Model.objects.create() or .save()</w:t>
             </w:r>
@@ -1024,14 +1265,18 @@
           <w:p>
             <w:pPr>
               <w:pStyle w:val="Normal"/>
-              <w:spacing w:before="0" w:after="160"/>
-              <w:rPr>
-                <w:rFonts w:ascii="Carlito" w:hAnsi="Carlito"/>
-              </w:rPr>
-            </w:pPr>
-            <w:r>
-              <w:rPr>
-                <w:rFonts w:ascii="Carlito" w:hAnsi="Carlito"/>
+              <w:spacing w:lineRule="auto" w:line="240" w:before="0" w:after="103"/>
+              <w:rPr>
+                <w:rFonts w:ascii="Cambria" w:hAnsi="Cambria"/>
+                <w:sz w:val="24"/>
+                <w:szCs w:val="24"/>
+              </w:rPr>
+            </w:pPr>
+            <w:r>
+              <w:rPr>
+                <w:rFonts w:ascii="Cambria" w:hAnsi="Cambria"/>
+                <w:sz w:val="24"/>
+                <w:szCs w:val="24"/>
               </w:rPr>
               <w:t>Read</w:t>
             </w:r>
@@ -1046,14 +1291,18 @@
           <w:p>
             <w:pPr>
               <w:pStyle w:val="Normal"/>
-              <w:spacing w:before="0" w:after="160"/>
-              <w:rPr>
-                <w:rFonts w:ascii="Carlito" w:hAnsi="Carlito"/>
-              </w:rPr>
-            </w:pPr>
-            <w:r>
-              <w:rPr>
-                <w:rFonts w:ascii="Carlito" w:hAnsi="Carlito"/>
+              <w:spacing w:lineRule="auto" w:line="240" w:before="0" w:after="103"/>
+              <w:rPr>
+                <w:rFonts w:ascii="Cambria" w:hAnsi="Cambria"/>
+                <w:sz w:val="24"/>
+                <w:szCs w:val="24"/>
+              </w:rPr>
+            </w:pPr>
+            <w:r>
+              <w:rPr>
+                <w:rFonts w:ascii="Cambria" w:hAnsi="Cambria"/>
+                <w:sz w:val="24"/>
+                <w:szCs w:val="24"/>
               </w:rPr>
               <w:t>Model.objects.get(), filter(), all()</w:t>
             </w:r>
@@ -1071,14 +1320,18 @@
           <w:p>
             <w:pPr>
               <w:pStyle w:val="Normal"/>
-              <w:spacing w:before="0" w:after="160"/>
-              <w:rPr>
-                <w:rFonts w:ascii="Carlito" w:hAnsi="Carlito"/>
-              </w:rPr>
-            </w:pPr>
-            <w:r>
-              <w:rPr>
-                <w:rFonts w:ascii="Carlito" w:hAnsi="Carlito"/>
+              <w:spacing w:lineRule="auto" w:line="240" w:before="0" w:after="103"/>
+              <w:rPr>
+                <w:rFonts w:ascii="Cambria" w:hAnsi="Cambria"/>
+                <w:sz w:val="24"/>
+                <w:szCs w:val="24"/>
+              </w:rPr>
+            </w:pPr>
+            <w:r>
+              <w:rPr>
+                <w:rFonts w:ascii="Cambria" w:hAnsi="Cambria"/>
+                <w:sz w:val="24"/>
+                <w:szCs w:val="24"/>
               </w:rPr>
               <w:t>Update</w:t>
             </w:r>
@@ -1093,14 +1346,18 @@
           <w:p>
             <w:pPr>
               <w:pStyle w:val="Normal"/>
-              <w:spacing w:before="0" w:after="160"/>
-              <w:rPr>
-                <w:rFonts w:ascii="Carlito" w:hAnsi="Carlito"/>
-              </w:rPr>
-            </w:pPr>
-            <w:r>
-              <w:rPr>
-                <w:rFonts w:ascii="Carlito" w:hAnsi="Carlito"/>
+              <w:spacing w:lineRule="auto" w:line="240" w:before="0" w:after="103"/>
+              <w:rPr>
+                <w:rFonts w:ascii="Cambria" w:hAnsi="Cambria"/>
+                <w:sz w:val="24"/>
+                <w:szCs w:val="24"/>
+              </w:rPr>
+            </w:pPr>
+            <w:r>
+              <w:rPr>
+                <w:rFonts w:ascii="Cambria" w:hAnsi="Cambria"/>
+                <w:sz w:val="24"/>
+                <w:szCs w:val="24"/>
               </w:rPr>
               <w:t>Modify object + .save() or .update()</w:t>
             </w:r>
@@ -1118,14 +1375,18 @@
           <w:p>
             <w:pPr>
               <w:pStyle w:val="Normal"/>
-              <w:spacing w:before="0" w:after="160"/>
-              <w:rPr>
-                <w:rFonts w:ascii="Carlito" w:hAnsi="Carlito"/>
-              </w:rPr>
-            </w:pPr>
-            <w:r>
-              <w:rPr>
-                <w:rFonts w:ascii="Carlito" w:hAnsi="Carlito"/>
+              <w:spacing w:lineRule="auto" w:line="240" w:before="0" w:after="103"/>
+              <w:rPr>
+                <w:rFonts w:ascii="Cambria" w:hAnsi="Cambria"/>
+                <w:sz w:val="24"/>
+                <w:szCs w:val="24"/>
+              </w:rPr>
+            </w:pPr>
+            <w:r>
+              <w:rPr>
+                <w:rFonts w:ascii="Cambria" w:hAnsi="Cambria"/>
+                <w:sz w:val="24"/>
+                <w:szCs w:val="24"/>
               </w:rPr>
               <w:t>Delete</w:t>
             </w:r>
@@ -1140,14 +1401,18 @@
           <w:p>
             <w:pPr>
               <w:pStyle w:val="Normal"/>
-              <w:spacing w:before="0" w:after="160"/>
-              <w:rPr>
-                <w:rFonts w:ascii="Carlito" w:hAnsi="Carlito"/>
-              </w:rPr>
-            </w:pPr>
-            <w:r>
-              <w:rPr>
-                <w:rFonts w:ascii="Carlito" w:hAnsi="Carlito"/>
+              <w:spacing w:lineRule="auto" w:line="240" w:before="0" w:after="103"/>
+              <w:rPr>
+                <w:rFonts w:ascii="Cambria" w:hAnsi="Cambria"/>
+                <w:sz w:val="24"/>
+                <w:szCs w:val="24"/>
+              </w:rPr>
+            </w:pPr>
+            <w:r>
+              <w:rPr>
+                <w:rFonts w:ascii="Cambria" w:hAnsi="Cambria"/>
+                <w:sz w:val="24"/>
+                <w:szCs w:val="24"/>
               </w:rPr>
               <w:t>.delete()</w:t>
             </w:r>
@@ -1158,26 +1423,36 @@
     <w:p>
       <w:pPr>
         <w:pStyle w:val="Normal"/>
-        <w:rPr>
-          <w:rFonts w:ascii="Carlito" w:hAnsi="Carlito"/>
-        </w:rPr>
-      </w:pPr>
-      <w:r>
-        <w:rPr>
-          <w:rFonts w:ascii="Carlito" w:hAnsi="Carlito"/>
+        <w:spacing w:lineRule="auto" w:line="240" w:before="0" w:after="103"/>
+        <w:rPr>
+          <w:rFonts w:ascii="Cambria" w:hAnsi="Cambria"/>
+          <w:sz w:val="24"/>
+          <w:szCs w:val="24"/>
+        </w:rPr>
+      </w:pPr>
+      <w:r>
+        <w:rPr>
+          <w:rFonts w:ascii="Cambria" w:hAnsi="Cambria"/>
+          <w:sz w:val="24"/>
+          <w:szCs w:val="24"/>
         </w:rPr>
       </w:r>
     </w:p>
     <w:p>
       <w:pPr>
         <w:pStyle w:val="Normal"/>
-        <w:rPr>
-          <w:rFonts w:ascii="Carlito" w:hAnsi="Carlito"/>
-        </w:rPr>
-      </w:pPr>
-      <w:r>
-        <w:rPr>
-          <w:rFonts w:ascii="Carlito" w:hAnsi="Carlito"/>
+        <w:spacing w:lineRule="auto" w:line="240" w:before="0" w:after="103"/>
+        <w:rPr>
+          <w:rFonts w:ascii="Cambria" w:hAnsi="Cambria"/>
+          <w:sz w:val="24"/>
+          <w:szCs w:val="24"/>
+        </w:rPr>
+      </w:pPr>
+      <w:r>
+        <w:rPr>
+          <w:rFonts w:ascii="Cambria" w:hAnsi="Cambria"/>
+          <w:sz w:val="24"/>
+          <w:szCs w:val="24"/>
         </w:rPr>
         <w:t>Common Field Lookups:</w:t>
       </w:r>
@@ -1198,8 +1473,8 @@
       </w:tblPr>
       <w:tblGrid>
         <w:gridCol w:w="1033"/>
-        <w:gridCol w:w="2871"/>
-        <w:gridCol w:w="2320"/>
+        <w:gridCol w:w="2870"/>
+        <w:gridCol w:w="2321"/>
       </w:tblGrid>
       <w:tr>
         <w:trPr>
@@ -1214,16 +1489,20 @@
           <w:p>
             <w:pPr>
               <w:pStyle w:val="Normal"/>
-              <w:spacing w:before="0" w:after="160"/>
-              <w:rPr>
-                <w:rFonts w:ascii="Carlito" w:hAnsi="Carlito"/>
-              </w:rPr>
-            </w:pPr>
-            <w:r>
-              <w:rPr>
-                <w:rFonts w:ascii="Carlito" w:hAnsi="Carlito"/>
+              <w:spacing w:lineRule="auto" w:line="240" w:before="0" w:after="103"/>
+              <w:rPr>
+                <w:rFonts w:ascii="Cambria" w:hAnsi="Cambria"/>
+                <w:sz w:val="24"/>
+                <w:szCs w:val="24"/>
+              </w:rPr>
+            </w:pPr>
+            <w:r>
+              <w:rPr>
+                <w:rFonts w:ascii="Cambria" w:hAnsi="Cambria"/>
                 <w:b/>
                 <w:bCs/>
+                <w:sz w:val="24"/>
+                <w:szCs w:val="24"/>
               </w:rPr>
               <w:t>Lookup</w:t>
             </w:r>
@@ -1231,23 +1510,27 @@
         </w:tc>
         <w:tc>
           <w:tcPr>
-            <w:tcW w:w="2871" w:type="dxa"/>
+            <w:tcW w:w="2870" w:type="dxa"/>
             <w:tcBorders/>
             <w:vAlign w:val="center"/>
           </w:tcPr>
           <w:p>
             <w:pPr>
               <w:pStyle w:val="Normal"/>
-              <w:spacing w:before="0" w:after="160"/>
-              <w:rPr>
-                <w:rFonts w:ascii="Carlito" w:hAnsi="Carlito"/>
-              </w:rPr>
-            </w:pPr>
-            <w:r>
-              <w:rPr>
-                <w:rFonts w:ascii="Carlito" w:hAnsi="Carlito"/>
+              <w:spacing w:lineRule="auto" w:line="240" w:before="0" w:after="103"/>
+              <w:rPr>
+                <w:rFonts w:ascii="Cambria" w:hAnsi="Cambria"/>
+                <w:sz w:val="24"/>
+                <w:szCs w:val="24"/>
+              </w:rPr>
+            </w:pPr>
+            <w:r>
+              <w:rPr>
+                <w:rFonts w:ascii="Cambria" w:hAnsi="Cambria"/>
                 <w:b/>
                 <w:bCs/>
+                <w:sz w:val="24"/>
+                <w:szCs w:val="24"/>
               </w:rPr>
               <w:t>Meaning</w:t>
             </w:r>
@@ -1255,23 +1538,27 @@
         </w:tc>
         <w:tc>
           <w:tcPr>
-            <w:tcW w:w="2320" w:type="dxa"/>
+            <w:tcW w:w="2321" w:type="dxa"/>
             <w:tcBorders/>
             <w:vAlign w:val="center"/>
           </w:tcPr>
           <w:p>
             <w:pPr>
               <w:pStyle w:val="Normal"/>
-              <w:spacing w:before="0" w:after="160"/>
-              <w:rPr>
-                <w:rFonts w:ascii="Carlito" w:hAnsi="Carlito"/>
-              </w:rPr>
-            </w:pPr>
-            <w:r>
-              <w:rPr>
-                <w:rFonts w:ascii="Carlito" w:hAnsi="Carlito"/>
+              <w:spacing w:lineRule="auto" w:line="240" w:before="0" w:after="103"/>
+              <w:rPr>
+                <w:rFonts w:ascii="Cambria" w:hAnsi="Cambria"/>
+                <w:sz w:val="24"/>
+                <w:szCs w:val="24"/>
+              </w:rPr>
+            </w:pPr>
+            <w:r>
+              <w:rPr>
+                <w:rFonts w:ascii="Cambria" w:hAnsi="Cambria"/>
                 <w:b/>
                 <w:bCs/>
+                <w:sz w:val="24"/>
+                <w:szCs w:val="24"/>
               </w:rPr>
               <w:t>Example</w:t>
             </w:r>
@@ -1289,14 +1576,18 @@
           <w:p>
             <w:pPr>
               <w:pStyle w:val="Normal"/>
-              <w:spacing w:before="0" w:after="160"/>
-              <w:rPr>
-                <w:rFonts w:ascii="Carlito" w:hAnsi="Carlito"/>
-              </w:rPr>
-            </w:pPr>
-            <w:r>
-              <w:rPr>
-                <w:rFonts w:ascii="Carlito" w:hAnsi="Carlito"/>
+              <w:spacing w:lineRule="auto" w:line="240" w:before="0" w:after="103"/>
+              <w:rPr>
+                <w:rFonts w:ascii="Cambria" w:hAnsi="Cambria"/>
+                <w:sz w:val="24"/>
+                <w:szCs w:val="24"/>
+              </w:rPr>
+            </w:pPr>
+            <w:r>
+              <w:rPr>
+                <w:rFonts w:ascii="Cambria" w:hAnsi="Cambria"/>
+                <w:sz w:val="24"/>
+                <w:szCs w:val="24"/>
               </w:rPr>
               <w:t>exact</w:t>
             </w:r>
@@ -1304,21 +1595,25 @@
         </w:tc>
         <w:tc>
           <w:tcPr>
-            <w:tcW w:w="2871" w:type="dxa"/>
+            <w:tcW w:w="2870" w:type="dxa"/>
             <w:tcBorders/>
             <w:vAlign w:val="center"/>
           </w:tcPr>
           <w:p>
             <w:pPr>
               <w:pStyle w:val="Normal"/>
-              <w:spacing w:before="0" w:after="160"/>
-              <w:rPr>
-                <w:rFonts w:ascii="Carlito" w:hAnsi="Carlito"/>
-              </w:rPr>
-            </w:pPr>
-            <w:r>
-              <w:rPr>
-                <w:rFonts w:ascii="Carlito" w:hAnsi="Carlito"/>
+              <w:spacing w:lineRule="auto" w:line="240" w:before="0" w:after="103"/>
+              <w:rPr>
+                <w:rFonts w:ascii="Cambria" w:hAnsi="Cambria"/>
+                <w:sz w:val="24"/>
+                <w:szCs w:val="24"/>
+              </w:rPr>
+            </w:pPr>
+            <w:r>
+              <w:rPr>
+                <w:rFonts w:ascii="Cambria" w:hAnsi="Cambria"/>
+                <w:sz w:val="24"/>
+                <w:szCs w:val="24"/>
               </w:rPr>
               <w:t>Equal to</w:t>
             </w:r>
@@ -1326,21 +1621,25 @@
         </w:tc>
         <w:tc>
           <w:tcPr>
-            <w:tcW w:w="2320" w:type="dxa"/>
+            <w:tcW w:w="2321" w:type="dxa"/>
             <w:tcBorders/>
             <w:vAlign w:val="center"/>
           </w:tcPr>
           <w:p>
             <w:pPr>
               <w:pStyle w:val="Normal"/>
-              <w:spacing w:before="0" w:after="160"/>
-              <w:rPr>
-                <w:rFonts w:ascii="Carlito" w:hAnsi="Carlito"/>
-              </w:rPr>
-            </w:pPr>
-            <w:r>
-              <w:rPr>
-                <w:rFonts w:ascii="Carlito" w:hAnsi="Carlito"/>
+              <w:spacing w:lineRule="auto" w:line="240" w:before="0" w:after="103"/>
+              <w:rPr>
+                <w:rFonts w:ascii="Cambria" w:hAnsi="Cambria"/>
+                <w:sz w:val="24"/>
+                <w:szCs w:val="24"/>
+              </w:rPr>
+            </w:pPr>
+            <w:r>
+              <w:rPr>
+                <w:rFonts w:ascii="Cambria" w:hAnsi="Cambria"/>
+                <w:sz w:val="24"/>
+                <w:szCs w:val="24"/>
               </w:rPr>
               <w:t>age__exact=18</w:t>
             </w:r>
@@ -1358,14 +1657,18 @@
           <w:p>
             <w:pPr>
               <w:pStyle w:val="Normal"/>
-              <w:spacing w:before="0" w:after="160"/>
-              <w:rPr>
-                <w:rFonts w:ascii="Carlito" w:hAnsi="Carlito"/>
-              </w:rPr>
-            </w:pPr>
-            <w:r>
-              <w:rPr>
-                <w:rFonts w:ascii="Carlito" w:hAnsi="Carlito"/>
+              <w:spacing w:lineRule="auto" w:line="240" w:before="0" w:after="103"/>
+              <w:rPr>
+                <w:rFonts w:ascii="Cambria" w:hAnsi="Cambria"/>
+                <w:sz w:val="24"/>
+                <w:szCs w:val="24"/>
+              </w:rPr>
+            </w:pPr>
+            <w:r>
+              <w:rPr>
+                <w:rFonts w:ascii="Cambria" w:hAnsi="Cambria"/>
+                <w:sz w:val="24"/>
+                <w:szCs w:val="24"/>
               </w:rPr>
               <w:t>iexact</w:t>
             </w:r>
@@ -1373,21 +1676,25 @@
         </w:tc>
         <w:tc>
           <w:tcPr>
-            <w:tcW w:w="2871" w:type="dxa"/>
+            <w:tcW w:w="2870" w:type="dxa"/>
             <w:tcBorders/>
             <w:vAlign w:val="center"/>
           </w:tcPr>
           <w:p>
             <w:pPr>
               <w:pStyle w:val="Normal"/>
-              <w:spacing w:before="0" w:after="160"/>
-              <w:rPr>
-                <w:rFonts w:ascii="Carlito" w:hAnsi="Carlito"/>
-              </w:rPr>
-            </w:pPr>
-            <w:r>
-              <w:rPr>
-                <w:rFonts w:ascii="Carlito" w:hAnsi="Carlito"/>
+              <w:spacing w:lineRule="auto" w:line="240" w:before="0" w:after="103"/>
+              <w:rPr>
+                <w:rFonts w:ascii="Cambria" w:hAnsi="Cambria"/>
+                <w:sz w:val="24"/>
+                <w:szCs w:val="24"/>
+              </w:rPr>
+            </w:pPr>
+            <w:r>
+              <w:rPr>
+                <w:rFonts w:ascii="Cambria" w:hAnsi="Cambria"/>
+                <w:sz w:val="24"/>
+                <w:szCs w:val="24"/>
               </w:rPr>
               <w:t>Case-insensitive equal</w:t>
             </w:r>
@@ -1395,21 +1702,25 @@
         </w:tc>
         <w:tc>
           <w:tcPr>
-            <w:tcW w:w="2320" w:type="dxa"/>
+            <w:tcW w:w="2321" w:type="dxa"/>
             <w:tcBorders/>
             <w:vAlign w:val="center"/>
           </w:tcPr>
           <w:p>
             <w:pPr>
               <w:pStyle w:val="Normal"/>
-              <w:spacing w:before="0" w:after="160"/>
-              <w:rPr>
-                <w:rFonts w:ascii="Carlito" w:hAnsi="Carlito"/>
-              </w:rPr>
-            </w:pPr>
-            <w:r>
-              <w:rPr>
-                <w:rFonts w:ascii="Carlito" w:hAnsi="Carlito"/>
+              <w:spacing w:lineRule="auto" w:line="240" w:before="0" w:after="103"/>
+              <w:rPr>
+                <w:rFonts w:ascii="Cambria" w:hAnsi="Cambria"/>
+                <w:sz w:val="24"/>
+                <w:szCs w:val="24"/>
+              </w:rPr>
+            </w:pPr>
+            <w:r>
+              <w:rPr>
+                <w:rFonts w:ascii="Cambria" w:hAnsi="Cambria"/>
+                <w:sz w:val="24"/>
+                <w:szCs w:val="24"/>
               </w:rPr>
               <w:t>name__iexact="ravi"</w:t>
             </w:r>
@@ -1427,14 +1738,18 @@
           <w:p>
             <w:pPr>
               <w:pStyle w:val="Normal"/>
-              <w:spacing w:before="0" w:after="160"/>
-              <w:rPr>
-                <w:rFonts w:ascii="Carlito" w:hAnsi="Carlito"/>
-              </w:rPr>
-            </w:pPr>
-            <w:r>
-              <w:rPr>
-                <w:rFonts w:ascii="Carlito" w:hAnsi="Carlito"/>
+              <w:spacing w:lineRule="auto" w:line="240" w:before="0" w:after="103"/>
+              <w:rPr>
+                <w:rFonts w:ascii="Cambria" w:hAnsi="Cambria"/>
+                <w:sz w:val="24"/>
+                <w:szCs w:val="24"/>
+              </w:rPr>
+            </w:pPr>
+            <w:r>
+              <w:rPr>
+                <w:rFonts w:ascii="Cambria" w:hAnsi="Cambria"/>
+                <w:sz w:val="24"/>
+                <w:szCs w:val="24"/>
               </w:rPr>
               <w:t>gt</w:t>
             </w:r>
@@ -1442,21 +1757,25 @@
         </w:tc>
         <w:tc>
           <w:tcPr>
-            <w:tcW w:w="2871" w:type="dxa"/>
+            <w:tcW w:w="2870" w:type="dxa"/>
             <w:tcBorders/>
             <w:vAlign w:val="center"/>
           </w:tcPr>
           <w:p>
             <w:pPr>
               <w:pStyle w:val="Normal"/>
-              <w:spacing w:before="0" w:after="160"/>
-              <w:rPr>
-                <w:rFonts w:ascii="Carlito" w:hAnsi="Carlito"/>
-              </w:rPr>
-            </w:pPr>
-            <w:r>
-              <w:rPr>
-                <w:rFonts w:ascii="Carlito" w:hAnsi="Carlito"/>
+              <w:spacing w:lineRule="auto" w:line="240" w:before="0" w:after="103"/>
+              <w:rPr>
+                <w:rFonts w:ascii="Cambria" w:hAnsi="Cambria"/>
+                <w:sz w:val="24"/>
+                <w:szCs w:val="24"/>
+              </w:rPr>
+            </w:pPr>
+            <w:r>
+              <w:rPr>
+                <w:rFonts w:ascii="Cambria" w:hAnsi="Cambria"/>
+                <w:sz w:val="24"/>
+                <w:szCs w:val="24"/>
               </w:rPr>
               <w:t>Greater than</w:t>
             </w:r>
@@ -1464,21 +1783,25 @@
         </w:tc>
         <w:tc>
           <w:tcPr>
-            <w:tcW w:w="2320" w:type="dxa"/>
+            <w:tcW w:w="2321" w:type="dxa"/>
             <w:tcBorders/>
             <w:vAlign w:val="center"/>
           </w:tcPr>
           <w:p>
             <w:pPr>
               <w:pStyle w:val="Normal"/>
-              <w:spacing w:before="0" w:after="160"/>
-              <w:rPr>
-                <w:rFonts w:ascii="Carlito" w:hAnsi="Carlito"/>
-              </w:rPr>
-            </w:pPr>
-            <w:r>
-              <w:rPr>
-                <w:rFonts w:ascii="Carlito" w:hAnsi="Carlito"/>
+              <w:spacing w:lineRule="auto" w:line="240" w:before="0" w:after="103"/>
+              <w:rPr>
+                <w:rFonts w:ascii="Cambria" w:hAnsi="Cambria"/>
+                <w:sz w:val="24"/>
+                <w:szCs w:val="24"/>
+              </w:rPr>
+            </w:pPr>
+            <w:r>
+              <w:rPr>
+                <w:rFonts w:ascii="Cambria" w:hAnsi="Cambria"/>
+                <w:sz w:val="24"/>
+                <w:szCs w:val="24"/>
               </w:rPr>
               <w:t>age__gt=18</w:t>
             </w:r>
@@ -1496,14 +1819,18 @@
           <w:p>
             <w:pPr>
               <w:pStyle w:val="Normal"/>
-              <w:spacing w:before="0" w:after="160"/>
-              <w:rPr>
-                <w:rFonts w:ascii="Carlito" w:hAnsi="Carlito"/>
-              </w:rPr>
-            </w:pPr>
-            <w:r>
-              <w:rPr>
-                <w:rFonts w:ascii="Carlito" w:hAnsi="Carlito"/>
+              <w:spacing w:lineRule="auto" w:line="240" w:before="0" w:after="103"/>
+              <w:rPr>
+                <w:rFonts w:ascii="Cambria" w:hAnsi="Cambria"/>
+                <w:sz w:val="24"/>
+                <w:szCs w:val="24"/>
+              </w:rPr>
+            </w:pPr>
+            <w:r>
+              <w:rPr>
+                <w:rFonts w:ascii="Cambria" w:hAnsi="Cambria"/>
+                <w:sz w:val="24"/>
+                <w:szCs w:val="24"/>
               </w:rPr>
               <w:t>gte</w:t>
             </w:r>
@@ -1511,21 +1838,25 @@
         </w:tc>
         <w:tc>
           <w:tcPr>
-            <w:tcW w:w="2871" w:type="dxa"/>
+            <w:tcW w:w="2870" w:type="dxa"/>
             <w:tcBorders/>
             <w:vAlign w:val="center"/>
           </w:tcPr>
           <w:p>
             <w:pPr>
               <w:pStyle w:val="Normal"/>
-              <w:spacing w:before="0" w:after="160"/>
-              <w:rPr>
-                <w:rFonts w:ascii="Carlito" w:hAnsi="Carlito"/>
-              </w:rPr>
-            </w:pPr>
-            <w:r>
-              <w:rPr>
-                <w:rFonts w:ascii="Carlito" w:hAnsi="Carlito"/>
+              <w:spacing w:lineRule="auto" w:line="240" w:before="0" w:after="103"/>
+              <w:rPr>
+                <w:rFonts w:ascii="Cambria" w:hAnsi="Cambria"/>
+                <w:sz w:val="24"/>
+                <w:szCs w:val="24"/>
+              </w:rPr>
+            </w:pPr>
+            <w:r>
+              <w:rPr>
+                <w:rFonts w:ascii="Cambria" w:hAnsi="Cambria"/>
+                <w:sz w:val="24"/>
+                <w:szCs w:val="24"/>
               </w:rPr>
               <w:t>Greater than or equal to</w:t>
             </w:r>
@@ -1533,21 +1864,25 @@
         </w:tc>
         <w:tc>
           <w:tcPr>
-            <w:tcW w:w="2320" w:type="dxa"/>
+            <w:tcW w:w="2321" w:type="dxa"/>
             <w:tcBorders/>
             <w:vAlign w:val="center"/>
           </w:tcPr>
           <w:p>
             <w:pPr>
               <w:pStyle w:val="Normal"/>
-              <w:spacing w:before="0" w:after="160"/>
-              <w:rPr>
-                <w:rFonts w:ascii="Carlito" w:hAnsi="Carlito"/>
-              </w:rPr>
-            </w:pPr>
-            <w:r>
-              <w:rPr>
-                <w:rFonts w:ascii="Carlito" w:hAnsi="Carlito"/>
+              <w:spacing w:lineRule="auto" w:line="240" w:before="0" w:after="103"/>
+              <w:rPr>
+                <w:rFonts w:ascii="Cambria" w:hAnsi="Cambria"/>
+                <w:sz w:val="24"/>
+                <w:szCs w:val="24"/>
+              </w:rPr>
+            </w:pPr>
+            <w:r>
+              <w:rPr>
+                <w:rFonts w:ascii="Cambria" w:hAnsi="Cambria"/>
+                <w:sz w:val="24"/>
+                <w:szCs w:val="24"/>
               </w:rPr>
               <w:t>age__gte=18</w:t>
             </w:r>
@@ -1565,14 +1900,18 @@
           <w:p>
             <w:pPr>
               <w:pStyle w:val="Normal"/>
-              <w:spacing w:before="0" w:after="160"/>
-              <w:rPr>
-                <w:rFonts w:ascii="Carlito" w:hAnsi="Carlito"/>
-              </w:rPr>
-            </w:pPr>
-            <w:r>
-              <w:rPr>
-                <w:rFonts w:ascii="Carlito" w:hAnsi="Carlito"/>
+              <w:spacing w:lineRule="auto" w:line="240" w:before="0" w:after="103"/>
+              <w:rPr>
+                <w:rFonts w:ascii="Cambria" w:hAnsi="Cambria"/>
+                <w:sz w:val="24"/>
+                <w:szCs w:val="24"/>
+              </w:rPr>
+            </w:pPr>
+            <w:r>
+              <w:rPr>
+                <w:rFonts w:ascii="Cambria" w:hAnsi="Cambria"/>
+                <w:sz w:val="24"/>
+                <w:szCs w:val="24"/>
               </w:rPr>
               <w:t>lt</w:t>
             </w:r>
@@ -1580,21 +1919,25 @@
         </w:tc>
         <w:tc>
           <w:tcPr>
-            <w:tcW w:w="2871" w:type="dxa"/>
+            <w:tcW w:w="2870" w:type="dxa"/>
             <w:tcBorders/>
             <w:vAlign w:val="center"/>
           </w:tcPr>
           <w:p>
             <w:pPr>
               <w:pStyle w:val="Normal"/>
-              <w:spacing w:before="0" w:after="160"/>
-              <w:rPr>
-                <w:rFonts w:ascii="Carlito" w:hAnsi="Carlito"/>
-              </w:rPr>
-            </w:pPr>
-            <w:r>
-              <w:rPr>
-                <w:rFonts w:ascii="Carlito" w:hAnsi="Carlito"/>
+              <w:spacing w:lineRule="auto" w:line="240" w:before="0" w:after="103"/>
+              <w:rPr>
+                <w:rFonts w:ascii="Cambria" w:hAnsi="Cambria"/>
+                <w:sz w:val="24"/>
+                <w:szCs w:val="24"/>
+              </w:rPr>
+            </w:pPr>
+            <w:r>
+              <w:rPr>
+                <w:rFonts w:ascii="Cambria" w:hAnsi="Cambria"/>
+                <w:sz w:val="24"/>
+                <w:szCs w:val="24"/>
               </w:rPr>
               <w:t>Less than</w:t>
             </w:r>
@@ -1602,21 +1945,25 @@
         </w:tc>
         <w:tc>
           <w:tcPr>
-            <w:tcW w:w="2320" w:type="dxa"/>
+            <w:tcW w:w="2321" w:type="dxa"/>
             <w:tcBorders/>
             <w:vAlign w:val="center"/>
           </w:tcPr>
           <w:p>
             <w:pPr>
               <w:pStyle w:val="Normal"/>
-              <w:spacing w:before="0" w:after="160"/>
-              <w:rPr>
-                <w:rFonts w:ascii="Carlito" w:hAnsi="Carlito"/>
-              </w:rPr>
-            </w:pPr>
-            <w:r>
-              <w:rPr>
-                <w:rFonts w:ascii="Carlito" w:hAnsi="Carlito"/>
+              <w:spacing w:lineRule="auto" w:line="240" w:before="0" w:after="103"/>
+              <w:rPr>
+                <w:rFonts w:ascii="Cambria" w:hAnsi="Cambria"/>
+                <w:sz w:val="24"/>
+                <w:szCs w:val="24"/>
+              </w:rPr>
+            </w:pPr>
+            <w:r>
+              <w:rPr>
+                <w:rFonts w:ascii="Cambria" w:hAnsi="Cambria"/>
+                <w:sz w:val="24"/>
+                <w:szCs w:val="24"/>
               </w:rPr>
               <w:t>age__lt=18</w:t>
             </w:r>
@@ -1634,14 +1981,18 @@
           <w:p>
             <w:pPr>
               <w:pStyle w:val="Normal"/>
-              <w:spacing w:before="0" w:after="160"/>
-              <w:rPr>
-                <w:rFonts w:ascii="Carlito" w:hAnsi="Carlito"/>
-              </w:rPr>
-            </w:pPr>
-            <w:r>
-              <w:rPr>
-                <w:rFonts w:ascii="Carlito" w:hAnsi="Carlito"/>
+              <w:spacing w:lineRule="auto" w:line="240" w:before="0" w:after="103"/>
+              <w:rPr>
+                <w:rFonts w:ascii="Cambria" w:hAnsi="Cambria"/>
+                <w:sz w:val="24"/>
+                <w:szCs w:val="24"/>
+              </w:rPr>
+            </w:pPr>
+            <w:r>
+              <w:rPr>
+                <w:rFonts w:ascii="Cambria" w:hAnsi="Cambria"/>
+                <w:sz w:val="24"/>
+                <w:szCs w:val="24"/>
               </w:rPr>
               <w:t>lte</w:t>
             </w:r>
@@ -1649,21 +2000,25 @@
         </w:tc>
         <w:tc>
           <w:tcPr>
-            <w:tcW w:w="2871" w:type="dxa"/>
+            <w:tcW w:w="2870" w:type="dxa"/>
             <w:tcBorders/>
             <w:vAlign w:val="center"/>
           </w:tcPr>
           <w:p>
             <w:pPr>
               <w:pStyle w:val="Normal"/>
-              <w:spacing w:before="0" w:after="160"/>
-              <w:rPr>
-                <w:rFonts w:ascii="Carlito" w:hAnsi="Carlito"/>
-              </w:rPr>
-            </w:pPr>
-            <w:r>
-              <w:rPr>
-                <w:rFonts w:ascii="Carlito" w:hAnsi="Carlito"/>
+              <w:spacing w:lineRule="auto" w:line="240" w:before="0" w:after="103"/>
+              <w:rPr>
+                <w:rFonts w:ascii="Cambria" w:hAnsi="Cambria"/>
+                <w:sz w:val="24"/>
+                <w:szCs w:val="24"/>
+              </w:rPr>
+            </w:pPr>
+            <w:r>
+              <w:rPr>
+                <w:rFonts w:ascii="Cambria" w:hAnsi="Cambria"/>
+                <w:sz w:val="24"/>
+                <w:szCs w:val="24"/>
               </w:rPr>
               <w:t>Less than or equal to</w:t>
             </w:r>
@@ -1671,21 +2026,25 @@
         </w:tc>
         <w:tc>
           <w:tcPr>
-            <w:tcW w:w="2320" w:type="dxa"/>
+            <w:tcW w:w="2321" w:type="dxa"/>
             <w:tcBorders/>
             <w:vAlign w:val="center"/>
           </w:tcPr>
           <w:p>
             <w:pPr>
               <w:pStyle w:val="Normal"/>
-              <w:spacing w:before="0" w:after="160"/>
-              <w:rPr>
-                <w:rFonts w:ascii="Carlito" w:hAnsi="Carlito"/>
-              </w:rPr>
-            </w:pPr>
-            <w:r>
-              <w:rPr>
-                <w:rFonts w:ascii="Carlito" w:hAnsi="Carlito"/>
+              <w:spacing w:lineRule="auto" w:line="240" w:before="0" w:after="103"/>
+              <w:rPr>
+                <w:rFonts w:ascii="Cambria" w:hAnsi="Cambria"/>
+                <w:sz w:val="24"/>
+                <w:szCs w:val="24"/>
+              </w:rPr>
+            </w:pPr>
+            <w:r>
+              <w:rPr>
+                <w:rFonts w:ascii="Cambria" w:hAnsi="Cambria"/>
+                <w:sz w:val="24"/>
+                <w:szCs w:val="24"/>
               </w:rPr>
               <w:t>age__lte=18</w:t>
             </w:r>
@@ -1703,14 +2062,18 @@
           <w:p>
             <w:pPr>
               <w:pStyle w:val="Normal"/>
-              <w:spacing w:before="0" w:after="160"/>
-              <w:rPr>
-                <w:rFonts w:ascii="Carlito" w:hAnsi="Carlito"/>
-              </w:rPr>
-            </w:pPr>
-            <w:r>
-              <w:rPr>
-                <w:rFonts w:ascii="Carlito" w:hAnsi="Carlito"/>
+              <w:spacing w:lineRule="auto" w:line="240" w:before="0" w:after="103"/>
+              <w:rPr>
+                <w:rFonts w:ascii="Cambria" w:hAnsi="Cambria"/>
+                <w:sz w:val="24"/>
+                <w:szCs w:val="24"/>
+              </w:rPr>
+            </w:pPr>
+            <w:r>
+              <w:rPr>
+                <w:rFonts w:ascii="Cambria" w:hAnsi="Cambria"/>
+                <w:sz w:val="24"/>
+                <w:szCs w:val="24"/>
               </w:rPr>
               <w:t>contains</w:t>
             </w:r>
@@ -1718,21 +2081,25 @@
         </w:tc>
         <w:tc>
           <w:tcPr>
-            <w:tcW w:w="2871" w:type="dxa"/>
+            <w:tcW w:w="2870" w:type="dxa"/>
             <w:tcBorders/>
             <w:vAlign w:val="center"/>
           </w:tcPr>
           <w:p>
             <w:pPr>
               <w:pStyle w:val="Normal"/>
-              <w:spacing w:before="0" w:after="160"/>
-              <w:rPr>
-                <w:rFonts w:ascii="Carlito" w:hAnsi="Carlito"/>
-              </w:rPr>
-            </w:pPr>
-            <w:r>
-              <w:rPr>
-                <w:rFonts w:ascii="Carlito" w:hAnsi="Carlito"/>
+              <w:spacing w:lineRule="auto" w:line="240" w:before="0" w:after="103"/>
+              <w:rPr>
+                <w:rFonts w:ascii="Cambria" w:hAnsi="Cambria"/>
+                <w:sz w:val="24"/>
+                <w:szCs w:val="24"/>
+              </w:rPr>
+            </w:pPr>
+            <w:r>
+              <w:rPr>
+                <w:rFonts w:ascii="Cambria" w:hAnsi="Cambria"/>
+                <w:sz w:val="24"/>
+                <w:szCs w:val="24"/>
               </w:rPr>
               <w:t>Contains (case-sensitive)</w:t>
             </w:r>
@@ -1740,21 +2107,25 @@
         </w:tc>
         <w:tc>
           <w:tcPr>
-            <w:tcW w:w="2320" w:type="dxa"/>
+            <w:tcW w:w="2321" w:type="dxa"/>
             <w:tcBorders/>
             <w:vAlign w:val="center"/>
           </w:tcPr>
           <w:p>
             <w:pPr>
               <w:pStyle w:val="Normal"/>
-              <w:spacing w:before="0" w:after="160"/>
-              <w:rPr>
-                <w:rFonts w:ascii="Carlito" w:hAnsi="Carlito"/>
-              </w:rPr>
-            </w:pPr>
-            <w:r>
-              <w:rPr>
-                <w:rFonts w:ascii="Carlito" w:hAnsi="Carlito"/>
+              <w:spacing w:lineRule="auto" w:line="240" w:before="0" w:after="103"/>
+              <w:rPr>
+                <w:rFonts w:ascii="Cambria" w:hAnsi="Cambria"/>
+                <w:sz w:val="24"/>
+                <w:szCs w:val="24"/>
+              </w:rPr>
+            </w:pPr>
+            <w:r>
+              <w:rPr>
+                <w:rFonts w:ascii="Cambria" w:hAnsi="Cambria"/>
+                <w:sz w:val="24"/>
+                <w:szCs w:val="24"/>
               </w:rPr>
               <w:t>name__contains="vi"</w:t>
             </w:r>
@@ -1772,14 +2143,18 @@
           <w:p>
             <w:pPr>
               <w:pStyle w:val="Normal"/>
-              <w:spacing w:before="0" w:after="160"/>
-              <w:rPr>
-                <w:rFonts w:ascii="Carlito" w:hAnsi="Carlito"/>
-              </w:rPr>
-            </w:pPr>
-            <w:r>
-              <w:rPr>
-                <w:rFonts w:ascii="Carlito" w:hAnsi="Carlito"/>
+              <w:spacing w:lineRule="auto" w:line="240" w:before="0" w:after="103"/>
+              <w:rPr>
+                <w:rFonts w:ascii="Cambria" w:hAnsi="Cambria"/>
+                <w:sz w:val="24"/>
+                <w:szCs w:val="24"/>
+              </w:rPr>
+            </w:pPr>
+            <w:r>
+              <w:rPr>
+                <w:rFonts w:ascii="Cambria" w:hAnsi="Cambria"/>
+                <w:sz w:val="24"/>
+                <w:szCs w:val="24"/>
               </w:rPr>
               <w:t>icontains</w:t>
             </w:r>
@@ -1787,21 +2162,25 @@
         </w:tc>
         <w:tc>
           <w:tcPr>
-            <w:tcW w:w="2871" w:type="dxa"/>
+            <w:tcW w:w="2870" w:type="dxa"/>
             <w:tcBorders/>
             <w:vAlign w:val="center"/>
           </w:tcPr>
           <w:p>
             <w:pPr>
               <w:pStyle w:val="Normal"/>
-              <w:spacing w:before="0" w:after="160"/>
-              <w:rPr>
-                <w:rFonts w:ascii="Carlito" w:hAnsi="Carlito"/>
-              </w:rPr>
-            </w:pPr>
-            <w:r>
-              <w:rPr>
-                <w:rFonts w:ascii="Carlito" w:hAnsi="Carlito"/>
+              <w:spacing w:lineRule="auto" w:line="240" w:before="0" w:after="103"/>
+              <w:rPr>
+                <w:rFonts w:ascii="Cambria" w:hAnsi="Cambria"/>
+                <w:sz w:val="24"/>
+                <w:szCs w:val="24"/>
+              </w:rPr>
+            </w:pPr>
+            <w:r>
+              <w:rPr>
+                <w:rFonts w:ascii="Cambria" w:hAnsi="Cambria"/>
+                <w:sz w:val="24"/>
+                <w:szCs w:val="24"/>
               </w:rPr>
               <w:t>Contains (case-insensitive)</w:t>
             </w:r>
@@ -1809,21 +2188,25 @@
         </w:tc>
         <w:tc>
           <w:tcPr>
-            <w:tcW w:w="2320" w:type="dxa"/>
+            <w:tcW w:w="2321" w:type="dxa"/>
             <w:tcBorders/>
             <w:vAlign w:val="center"/>
           </w:tcPr>
           <w:p>
             <w:pPr>
               <w:pStyle w:val="Normal"/>
-              <w:spacing w:before="0" w:after="160"/>
-              <w:rPr>
-                <w:rFonts w:ascii="Carlito" w:hAnsi="Carlito"/>
-              </w:rPr>
-            </w:pPr>
-            <w:r>
-              <w:rPr>
-                <w:rFonts w:ascii="Carlito" w:hAnsi="Carlito"/>
+              <w:spacing w:lineRule="auto" w:line="240" w:before="0" w:after="103"/>
+              <w:rPr>
+                <w:rFonts w:ascii="Cambria" w:hAnsi="Cambria"/>
+                <w:sz w:val="24"/>
+                <w:szCs w:val="24"/>
+              </w:rPr>
+            </w:pPr>
+            <w:r>
+              <w:rPr>
+                <w:rFonts w:ascii="Cambria" w:hAnsi="Cambria"/>
+                <w:sz w:val="24"/>
+                <w:szCs w:val="24"/>
               </w:rPr>
               <w:t>name__icontains="vi"</w:t>
             </w:r>
@@ -1841,14 +2224,18 @@
           <w:p>
             <w:pPr>
               <w:pStyle w:val="Normal"/>
-              <w:spacing w:before="0" w:after="160"/>
-              <w:rPr>
-                <w:rFonts w:ascii="Carlito" w:hAnsi="Carlito"/>
-              </w:rPr>
-            </w:pPr>
-            <w:r>
-              <w:rPr>
-                <w:rFonts w:ascii="Carlito" w:hAnsi="Carlito"/>
+              <w:spacing w:lineRule="auto" w:line="240" w:before="0" w:after="103"/>
+              <w:rPr>
+                <w:rFonts w:ascii="Cambria" w:hAnsi="Cambria"/>
+                <w:sz w:val="24"/>
+                <w:szCs w:val="24"/>
+              </w:rPr>
+            </w:pPr>
+            <w:r>
+              <w:rPr>
+                <w:rFonts w:ascii="Cambria" w:hAnsi="Cambria"/>
+                <w:sz w:val="24"/>
+                <w:szCs w:val="24"/>
               </w:rPr>
               <w:t>in</w:t>
             </w:r>
@@ -1856,21 +2243,25 @@
         </w:tc>
         <w:tc>
           <w:tcPr>
-            <w:tcW w:w="2871" w:type="dxa"/>
+            <w:tcW w:w="2870" w:type="dxa"/>
             <w:tcBorders/>
             <w:vAlign w:val="center"/>
           </w:tcPr>
           <w:p>
             <w:pPr>
               <w:pStyle w:val="Normal"/>
-              <w:spacing w:before="0" w:after="160"/>
-              <w:rPr>
-                <w:rFonts w:ascii="Carlito" w:hAnsi="Carlito"/>
-              </w:rPr>
-            </w:pPr>
-            <w:r>
-              <w:rPr>
-                <w:rFonts w:ascii="Carlito" w:hAnsi="Carlito"/>
+              <w:spacing w:lineRule="auto" w:line="240" w:before="0" w:after="103"/>
+              <w:rPr>
+                <w:rFonts w:ascii="Cambria" w:hAnsi="Cambria"/>
+                <w:sz w:val="24"/>
+                <w:szCs w:val="24"/>
+              </w:rPr>
+            </w:pPr>
+            <w:r>
+              <w:rPr>
+                <w:rFonts w:ascii="Cambria" w:hAnsi="Cambria"/>
+                <w:sz w:val="24"/>
+                <w:szCs w:val="24"/>
               </w:rPr>
               <w:t>Value in list</w:t>
             </w:r>
@@ -1878,21 +2269,25 @@
         </w:tc>
         <w:tc>
           <w:tcPr>
-            <w:tcW w:w="2320" w:type="dxa"/>
+            <w:tcW w:w="2321" w:type="dxa"/>
             <w:tcBorders/>
             <w:vAlign w:val="center"/>
           </w:tcPr>
           <w:p>
             <w:pPr>
               <w:pStyle w:val="Normal"/>
-              <w:spacing w:before="0" w:after="160"/>
-              <w:rPr>
-                <w:rFonts w:ascii="Carlito" w:hAnsi="Carlito"/>
-              </w:rPr>
-            </w:pPr>
-            <w:r>
-              <w:rPr>
-                <w:rFonts w:ascii="Carlito" w:hAnsi="Carlito"/>
+              <w:spacing w:lineRule="auto" w:line="240" w:before="0" w:after="103"/>
+              <w:rPr>
+                <w:rFonts w:ascii="Cambria" w:hAnsi="Cambria"/>
+                <w:sz w:val="24"/>
+                <w:szCs w:val="24"/>
+              </w:rPr>
+            </w:pPr>
+            <w:r>
+              <w:rPr>
+                <w:rFonts w:ascii="Cambria" w:hAnsi="Cambria"/>
+                <w:sz w:val="24"/>
+                <w:szCs w:val="24"/>
               </w:rPr>
               <w:t>age__in=[18, 19, 20]</w:t>
             </w:r>
@@ -1903,27 +2298,3787 @@
     <w:p>
       <w:pPr>
         <w:pStyle w:val="Normal"/>
-        <w:rPr>
-          <w:rFonts w:ascii="Carlito" w:hAnsi="Carlito"/>
-        </w:rPr>
-      </w:pPr>
-      <w:r>
-        <w:rPr>
-          <w:rFonts w:ascii="Carlito" w:hAnsi="Carlito"/>
-        </w:rPr>
+        <w:spacing w:lineRule="auto" w:line="240" w:before="0" w:after="103"/>
+        <w:rPr>
+          <w:rFonts w:ascii="Cambria" w:hAnsi="Cambria"/>
+          <w:sz w:val="24"/>
+          <w:szCs w:val="24"/>
+        </w:rPr>
+      </w:pPr>
+      <w:r>
+        <w:rPr>
+          <w:rFonts w:ascii="Cambria" w:hAnsi="Cambria"/>
+          <w:sz w:val="24"/>
+          <w:szCs w:val="24"/>
+        </w:rPr>
+      </w:r>
+    </w:p>
+    <w:p>
+      <w:pPr>
+        <w:pStyle w:val="BodyText"/>
+        <w:spacing w:lineRule="auto" w:line="240" w:before="0" w:after="103"/>
+        <w:rPr>
+          <w:rFonts w:ascii="Cambria" w:hAnsi="Cambria"/>
+          <w:sz w:val="24"/>
+          <w:szCs w:val="24"/>
+        </w:rPr>
+      </w:pPr>
+      <w:r>
+        <w:rPr>
+          <w:rFonts w:ascii="Cambria" w:hAnsi="Cambria"/>
+          <w:sz w:val="24"/>
+          <w:szCs w:val="24"/>
+        </w:rPr>
+      </w:r>
+    </w:p>
+    <w:p>
+      <w:pPr>
+        <w:pStyle w:val="HorizontalLine"/>
+        <w:spacing w:lineRule="auto" w:line="240" w:before="0" w:after="103"/>
+        <w:rPr>
+          <w:rFonts w:ascii="Cambria" w:hAnsi="Cambria"/>
+          <w:sz w:val="24"/>
+          <w:szCs w:val="24"/>
+        </w:rPr>
+      </w:pPr>
+      <w:r>
+        <w:rPr>
+          <w:rFonts w:ascii="Cambria" w:hAnsi="Cambria"/>
+          <w:sz w:val="24"/>
+          <w:szCs w:val="24"/>
+        </w:rPr>
+      </w:r>
+    </w:p>
+    <w:p>
+      <w:pPr>
+        <w:pStyle w:val="Heading2"/>
+        <w:spacing w:lineRule="auto" w:line="240" w:before="0" w:after="103"/>
+        <w:rPr>
+          <w:rFonts w:ascii="Cambria" w:hAnsi="Cambria" w:eastAsia="Aptos" w:cstheme="minorBidi" w:eastAsiaTheme="minorHAnsi"/>
+          <w:color w:val="auto"/>
+          <w:sz w:val="24"/>
+          <w:szCs w:val="24"/>
+          <w14:ligatures w14:val="standardContextual"/>
+        </w:rPr>
+      </w:pPr>
+      <w:r>
+        <w:rPr>
+          <w:rFonts w:eastAsia="Aptos" w:cstheme="minorBidi" w:eastAsiaTheme="minorHAnsi" w:ascii="Cambria" w:hAnsi="Cambria"/>
+          <w:color w:val="auto"/>
+          <w:sz w:val="24"/>
+          <w:szCs w:val="24"/>
+          <w14:ligatures w14:val="standardContextual"/>
+        </w:rPr>
+        <w:t xml:space="preserve">📌 </w:t>
+      </w:r>
+      <w:r>
+        <w:rPr>
+          <w:rFonts w:eastAsia="Aptos" w:cstheme="minorBidi" w:eastAsiaTheme="minorHAnsi" w:ascii="Cambria" w:hAnsi="Cambria"/>
+          <w:color w:val="auto"/>
+          <w:sz w:val="24"/>
+          <w:szCs w:val="24"/>
+          <w14:ligatures w14:val="standardContextual"/>
+        </w:rPr>
+        <w:t>Assume We Have a Model:</w:t>
+      </w:r>
+    </w:p>
+    <w:p>
+      <w:pPr>
+        <w:pStyle w:val="PreformattedText"/>
+        <w:spacing w:lineRule="auto" w:line="240" w:before="0" w:after="103"/>
+        <w:rPr>
+          <w:rFonts w:ascii="Cambria" w:hAnsi="Cambria" w:eastAsia="Aptos" w:cs=""/>
+          <w:sz w:val="24"/>
+          <w:szCs w:val="24"/>
+        </w:rPr>
+      </w:pPr>
+      <w:r>
+        <w:rPr>
+          <w:rStyle w:val="SourceText"/>
+          <w:rFonts w:ascii="Cambria" w:hAnsi="Cambria"/>
+          <w:sz w:val="24"/>
+          <w:szCs w:val="24"/>
+        </w:rPr>
+        <w:t># models.py</w:t>
+      </w:r>
+    </w:p>
+    <w:p>
+      <w:pPr>
+        <w:pStyle w:val="PreformattedText"/>
+        <w:spacing w:lineRule="auto" w:line="240" w:before="0" w:after="103"/>
+        <w:rPr>
+          <w:rFonts w:ascii="Cambria" w:hAnsi="Cambria" w:eastAsia="Aptos" w:cs=""/>
+          <w:sz w:val="24"/>
+          <w:szCs w:val="24"/>
+        </w:rPr>
+      </w:pPr>
+      <w:r>
+        <w:rPr>
+          <w:rStyle w:val="SourceText"/>
+          <w:rFonts w:ascii="Cambria" w:hAnsi="Cambria"/>
+          <w:sz w:val="24"/>
+          <w:szCs w:val="24"/>
+        </w:rPr>
+        <w:t>from django.db import models</w:t>
+      </w:r>
+    </w:p>
+    <w:p>
+      <w:pPr>
+        <w:pStyle w:val="PreformattedText"/>
+        <w:spacing w:lineRule="auto" w:line="240" w:before="0" w:after="103"/>
+        <w:rPr>
+          <w:rFonts w:ascii="Cambria" w:hAnsi="Cambria" w:eastAsia="Aptos" w:cs=""/>
+          <w:sz w:val="24"/>
+          <w:szCs w:val="24"/>
+        </w:rPr>
+      </w:pPr>
+      <w:r>
+        <w:rPr>
+          <w:rFonts w:eastAsia="Aptos" w:cs="" w:ascii="Cambria" w:hAnsi="Cambria"/>
+          <w:sz w:val="24"/>
+          <w:szCs w:val="24"/>
+        </w:rPr>
+      </w:r>
+    </w:p>
+    <w:p>
+      <w:pPr>
+        <w:pStyle w:val="PreformattedText"/>
+        <w:spacing w:lineRule="auto" w:line="240" w:before="0" w:after="103"/>
+        <w:rPr>
+          <w:rFonts w:ascii="Cambria" w:hAnsi="Cambria" w:eastAsia="Aptos" w:cs=""/>
+          <w:sz w:val="24"/>
+          <w:szCs w:val="24"/>
+        </w:rPr>
+      </w:pPr>
+      <w:r>
+        <w:rPr>
+          <w:rStyle w:val="SourceText"/>
+          <w:rFonts w:ascii="Cambria" w:hAnsi="Cambria"/>
+          <w:sz w:val="24"/>
+          <w:szCs w:val="24"/>
+        </w:rPr>
+        <w:t>class Student(models.Model):</w:t>
+      </w:r>
+    </w:p>
+    <w:p>
+      <w:pPr>
+        <w:pStyle w:val="PreformattedText"/>
+        <w:spacing w:lineRule="auto" w:line="240" w:before="0" w:after="103"/>
+        <w:rPr>
+          <w:rFonts w:ascii="Cambria" w:hAnsi="Cambria" w:eastAsia="Aptos" w:cs=""/>
+          <w:sz w:val="24"/>
+          <w:szCs w:val="24"/>
+        </w:rPr>
+      </w:pPr>
+      <w:r>
+        <w:rPr>
+          <w:rStyle w:val="SourceText"/>
+          <w:rFonts w:ascii="Cambria" w:hAnsi="Cambria"/>
+          <w:sz w:val="24"/>
+          <w:szCs w:val="24"/>
+        </w:rPr>
+        <w:t xml:space="preserve">    </w:t>
+      </w:r>
+      <w:r>
+        <w:rPr>
+          <w:rStyle w:val="SourceText"/>
+          <w:rFonts w:ascii="Cambria" w:hAnsi="Cambria"/>
+          <w:sz w:val="24"/>
+          <w:szCs w:val="24"/>
+        </w:rPr>
+        <w:t>name = models.CharField(max_length=100)</w:t>
+      </w:r>
+    </w:p>
+    <w:p>
+      <w:pPr>
+        <w:pStyle w:val="PreformattedText"/>
+        <w:spacing w:lineRule="auto" w:line="240" w:before="0" w:after="103"/>
+        <w:rPr>
+          <w:rFonts w:ascii="Cambria" w:hAnsi="Cambria" w:eastAsia="Aptos" w:cs=""/>
+          <w:sz w:val="24"/>
+          <w:szCs w:val="24"/>
+        </w:rPr>
+      </w:pPr>
+      <w:r>
+        <w:rPr>
+          <w:rStyle w:val="SourceText"/>
+          <w:rFonts w:ascii="Cambria" w:hAnsi="Cambria"/>
+          <w:sz w:val="24"/>
+          <w:szCs w:val="24"/>
+        </w:rPr>
+        <w:t xml:space="preserve">    </w:t>
+      </w:r>
+      <w:r>
+        <w:rPr>
+          <w:rStyle w:val="SourceText"/>
+          <w:rFonts w:ascii="Cambria" w:hAnsi="Cambria"/>
+          <w:sz w:val="24"/>
+          <w:szCs w:val="24"/>
+        </w:rPr>
+        <w:t>age = models.IntegerField()</w:t>
+      </w:r>
+    </w:p>
+    <w:p>
+      <w:pPr>
+        <w:pStyle w:val="PreformattedText"/>
+        <w:spacing w:lineRule="auto" w:line="240" w:before="0" w:after="103"/>
+        <w:rPr>
+          <w:rFonts w:ascii="Cambria" w:hAnsi="Cambria" w:eastAsia="Aptos" w:cs=""/>
+          <w:sz w:val="24"/>
+          <w:szCs w:val="24"/>
+        </w:rPr>
+      </w:pPr>
+      <w:r>
+        <w:rPr>
+          <w:rStyle w:val="SourceText"/>
+          <w:rFonts w:ascii="Cambria" w:hAnsi="Cambria"/>
+          <w:sz w:val="24"/>
+          <w:szCs w:val="24"/>
+        </w:rPr>
+        <w:t xml:space="preserve">    </w:t>
+      </w:r>
+      <w:r>
+        <w:rPr>
+          <w:rStyle w:val="SourceText"/>
+          <w:rFonts w:ascii="Cambria" w:hAnsi="Cambria"/>
+          <w:sz w:val="24"/>
+          <w:szCs w:val="24"/>
+        </w:rPr>
+        <w:t>city = models.CharField(max_length=100)</w:t>
+      </w:r>
+    </w:p>
+    <w:p>
+      <w:pPr>
+        <w:pStyle w:val="PreformattedText"/>
+        <w:spacing w:lineRule="auto" w:line="240" w:before="0" w:after="103"/>
+        <w:rPr>
+          <w:rFonts w:ascii="Cambria" w:hAnsi="Cambria" w:eastAsia="Aptos" w:cs=""/>
+          <w:sz w:val="24"/>
+          <w:szCs w:val="24"/>
+        </w:rPr>
+      </w:pPr>
+      <w:r>
+        <w:rPr>
+          <w:rFonts w:eastAsia="Aptos" w:cs="" w:ascii="Cambria" w:hAnsi="Cambria"/>
+          <w:sz w:val="24"/>
+          <w:szCs w:val="24"/>
+        </w:rPr>
+      </w:r>
+    </w:p>
+    <w:p>
+      <w:pPr>
+        <w:pStyle w:val="PreformattedText"/>
+        <w:spacing w:lineRule="auto" w:line="240" w:before="0" w:after="103"/>
+        <w:rPr>
+          <w:rFonts w:ascii="Cambria" w:hAnsi="Cambria" w:eastAsia="Aptos" w:cs=""/>
+          <w:sz w:val="24"/>
+          <w:szCs w:val="24"/>
+        </w:rPr>
+      </w:pPr>
+      <w:r>
+        <w:rPr>
+          <w:rStyle w:val="SourceText"/>
+          <w:rFonts w:ascii="Cambria" w:hAnsi="Cambria"/>
+          <w:sz w:val="24"/>
+          <w:szCs w:val="24"/>
+        </w:rPr>
+        <w:t xml:space="preserve">    </w:t>
+      </w:r>
+      <w:r>
+        <w:rPr>
+          <w:rStyle w:val="SourceText"/>
+          <w:rFonts w:ascii="Cambria" w:hAnsi="Cambria"/>
+          <w:sz w:val="24"/>
+          <w:szCs w:val="24"/>
+        </w:rPr>
+        <w:t>def __str__(self):</w:t>
+      </w:r>
+    </w:p>
+    <w:p>
+      <w:pPr>
+        <w:pStyle w:val="PreformattedText"/>
+        <w:spacing w:lineRule="auto" w:line="240" w:before="0" w:after="103"/>
+        <w:rPr>
+          <w:rFonts w:ascii="Cambria" w:hAnsi="Cambria" w:eastAsia="Aptos" w:cs=""/>
+          <w:sz w:val="24"/>
+          <w:szCs w:val="24"/>
+        </w:rPr>
+      </w:pPr>
+      <w:r>
+        <w:rPr>
+          <w:rStyle w:val="SourceText"/>
+          <w:rFonts w:ascii="Cambria" w:hAnsi="Cambria"/>
+          <w:sz w:val="24"/>
+          <w:szCs w:val="24"/>
+        </w:rPr>
+        <w:t xml:space="preserve">        </w:t>
+      </w:r>
+      <w:r>
+        <w:rPr>
+          <w:rStyle w:val="SourceText"/>
+          <w:rFonts w:ascii="Cambria" w:hAnsi="Cambria"/>
+          <w:sz w:val="24"/>
+          <w:szCs w:val="24"/>
+        </w:rPr>
+        <w:t>return f"{self.name} ({self.age})"</w:t>
+      </w:r>
+    </w:p>
+    <w:p>
+      <w:pPr>
+        <w:pStyle w:val="BodyText"/>
+        <w:spacing w:lineRule="auto" w:line="240" w:before="0" w:after="103"/>
+        <w:rPr>
+          <w:rFonts w:ascii="Cambria" w:hAnsi="Cambria"/>
+          <w:sz w:val="24"/>
+          <w:szCs w:val="24"/>
+        </w:rPr>
+      </w:pPr>
+      <w:r>
+        <w:rPr>
+          <w:rFonts w:ascii="Cambria" w:hAnsi="Cambria"/>
+          <w:sz w:val="24"/>
+          <w:szCs w:val="24"/>
+        </w:rPr>
+        <w:t>And some data in the DB:</w:t>
+      </w:r>
+    </w:p>
+    <w:tbl>
+      <w:tblPr>
+        <w:tblW w:w="3341" w:type="dxa"/>
+        <w:jc w:val="left"/>
+        <w:tblInd w:w="28" w:type="dxa"/>
+        <w:tblLayout w:type="fixed"/>
+        <w:tblCellMar>
+          <w:top w:w="28" w:type="dxa"/>
+          <w:left w:w="28" w:type="dxa"/>
+          <w:bottom w:w="28" w:type="dxa"/>
+          <w:right w:w="28" w:type="dxa"/>
+        </w:tblCellMar>
+      </w:tblPr>
+      <w:tblGrid>
+        <w:gridCol w:w="361"/>
+        <w:gridCol w:w="999"/>
+        <w:gridCol w:w="590"/>
+        <w:gridCol w:w="1391"/>
+      </w:tblGrid>
+      <w:tr>
+        <w:trPr>
+          <w:tblHeader w:val="true"/>
+        </w:trPr>
+        <w:tc>
+          <w:tcPr>
+            <w:tcW w:w="361" w:type="dxa"/>
+            <w:tcBorders/>
+            <w:vAlign w:val="center"/>
+          </w:tcPr>
+          <w:p>
+            <w:pPr>
+              <w:pStyle w:val="TableHeading"/>
+              <w:spacing w:lineRule="auto" w:line="240" w:before="0" w:after="103"/>
+              <w:rPr>
+                <w:rFonts w:ascii="Cambria" w:hAnsi="Cambria"/>
+                <w:sz w:val="24"/>
+                <w:szCs w:val="24"/>
+              </w:rPr>
+            </w:pPr>
+            <w:r>
+              <w:rPr>
+                <w:rFonts w:ascii="Cambria" w:hAnsi="Cambria"/>
+                <w:sz w:val="24"/>
+                <w:szCs w:val="24"/>
+              </w:rPr>
+              <w:t>id</w:t>
+            </w:r>
+          </w:p>
+        </w:tc>
+        <w:tc>
+          <w:tcPr>
+            <w:tcW w:w="999" w:type="dxa"/>
+            <w:tcBorders/>
+            <w:vAlign w:val="center"/>
+          </w:tcPr>
+          <w:p>
+            <w:pPr>
+              <w:pStyle w:val="TableHeading"/>
+              <w:spacing w:lineRule="auto" w:line="240" w:before="0" w:after="103"/>
+              <w:rPr>
+                <w:rFonts w:ascii="Cambria" w:hAnsi="Cambria"/>
+                <w:sz w:val="24"/>
+                <w:szCs w:val="24"/>
+              </w:rPr>
+            </w:pPr>
+            <w:r>
+              <w:rPr>
+                <w:rFonts w:ascii="Cambria" w:hAnsi="Cambria"/>
+                <w:sz w:val="24"/>
+                <w:szCs w:val="24"/>
+              </w:rPr>
+              <w:t>name</w:t>
+            </w:r>
+          </w:p>
+        </w:tc>
+        <w:tc>
+          <w:tcPr>
+            <w:tcW w:w="590" w:type="dxa"/>
+            <w:tcBorders/>
+            <w:vAlign w:val="center"/>
+          </w:tcPr>
+          <w:p>
+            <w:pPr>
+              <w:pStyle w:val="TableHeading"/>
+              <w:spacing w:lineRule="auto" w:line="240" w:before="0" w:after="103"/>
+              <w:rPr>
+                <w:rFonts w:ascii="Cambria" w:hAnsi="Cambria"/>
+                <w:sz w:val="24"/>
+                <w:szCs w:val="24"/>
+              </w:rPr>
+            </w:pPr>
+            <w:r>
+              <w:rPr>
+                <w:rFonts w:ascii="Cambria" w:hAnsi="Cambria"/>
+                <w:sz w:val="24"/>
+                <w:szCs w:val="24"/>
+              </w:rPr>
+              <w:t>age</w:t>
+            </w:r>
+          </w:p>
+        </w:tc>
+        <w:tc>
+          <w:tcPr>
+            <w:tcW w:w="1391" w:type="dxa"/>
+            <w:tcBorders/>
+            <w:vAlign w:val="center"/>
+          </w:tcPr>
+          <w:p>
+            <w:pPr>
+              <w:pStyle w:val="TableHeading"/>
+              <w:spacing w:lineRule="auto" w:line="240" w:before="0" w:after="103"/>
+              <w:rPr>
+                <w:rFonts w:ascii="Cambria" w:hAnsi="Cambria"/>
+                <w:sz w:val="24"/>
+                <w:szCs w:val="24"/>
+              </w:rPr>
+            </w:pPr>
+            <w:r>
+              <w:rPr>
+                <w:rFonts w:ascii="Cambria" w:hAnsi="Cambria"/>
+                <w:sz w:val="24"/>
+                <w:szCs w:val="24"/>
+              </w:rPr>
+              <w:t>city</w:t>
+            </w:r>
+          </w:p>
+        </w:tc>
+      </w:tr>
+      <w:tr>
+        <w:trPr/>
+        <w:tc>
+          <w:tcPr>
+            <w:tcW w:w="361" w:type="dxa"/>
+            <w:tcBorders/>
+            <w:vAlign w:val="center"/>
+          </w:tcPr>
+          <w:p>
+            <w:pPr>
+              <w:pStyle w:val="TableContents"/>
+              <w:spacing w:lineRule="auto" w:line="240" w:before="0" w:after="103"/>
+              <w:rPr>
+                <w:rFonts w:ascii="Cambria" w:hAnsi="Cambria"/>
+                <w:sz w:val="24"/>
+                <w:szCs w:val="24"/>
+              </w:rPr>
+            </w:pPr>
+            <w:r>
+              <w:rPr>
+                <w:rFonts w:ascii="Cambria" w:hAnsi="Cambria"/>
+                <w:sz w:val="24"/>
+                <w:szCs w:val="24"/>
+              </w:rPr>
+              <w:t>1</w:t>
+            </w:r>
+          </w:p>
+        </w:tc>
+        <w:tc>
+          <w:tcPr>
+            <w:tcW w:w="999" w:type="dxa"/>
+            <w:tcBorders/>
+            <w:vAlign w:val="center"/>
+          </w:tcPr>
+          <w:p>
+            <w:pPr>
+              <w:pStyle w:val="TableContents"/>
+              <w:spacing w:lineRule="auto" w:line="240" w:before="0" w:after="103"/>
+              <w:rPr>
+                <w:rFonts w:ascii="Cambria" w:hAnsi="Cambria"/>
+                <w:sz w:val="24"/>
+                <w:szCs w:val="24"/>
+              </w:rPr>
+            </w:pPr>
+            <w:r>
+              <w:rPr>
+                <w:rFonts w:ascii="Cambria" w:hAnsi="Cambria"/>
+                <w:sz w:val="24"/>
+                <w:szCs w:val="24"/>
+              </w:rPr>
+              <w:t>Ravi</w:t>
+            </w:r>
+          </w:p>
+        </w:tc>
+        <w:tc>
+          <w:tcPr>
+            <w:tcW w:w="590" w:type="dxa"/>
+            <w:tcBorders/>
+            <w:vAlign w:val="center"/>
+          </w:tcPr>
+          <w:p>
+            <w:pPr>
+              <w:pStyle w:val="TableContents"/>
+              <w:spacing w:lineRule="auto" w:line="240" w:before="0" w:after="103"/>
+              <w:rPr>
+                <w:rFonts w:ascii="Cambria" w:hAnsi="Cambria"/>
+                <w:sz w:val="24"/>
+                <w:szCs w:val="24"/>
+              </w:rPr>
+            </w:pPr>
+            <w:r>
+              <w:rPr>
+                <w:rFonts w:ascii="Cambria" w:hAnsi="Cambria"/>
+                <w:sz w:val="24"/>
+                <w:szCs w:val="24"/>
+              </w:rPr>
+              <w:t>18</w:t>
+            </w:r>
+          </w:p>
+        </w:tc>
+        <w:tc>
+          <w:tcPr>
+            <w:tcW w:w="1391" w:type="dxa"/>
+            <w:tcBorders/>
+            <w:vAlign w:val="center"/>
+          </w:tcPr>
+          <w:p>
+            <w:pPr>
+              <w:pStyle w:val="TableContents"/>
+              <w:spacing w:lineRule="auto" w:line="240" w:before="0" w:after="103"/>
+              <w:rPr>
+                <w:rFonts w:ascii="Cambria" w:hAnsi="Cambria"/>
+                <w:sz w:val="24"/>
+                <w:szCs w:val="24"/>
+              </w:rPr>
+            </w:pPr>
+            <w:r>
+              <w:rPr>
+                <w:rFonts w:ascii="Cambria" w:hAnsi="Cambria"/>
+                <w:sz w:val="24"/>
+                <w:szCs w:val="24"/>
+              </w:rPr>
+              <w:t>Trichy</w:t>
+            </w:r>
+          </w:p>
+        </w:tc>
+      </w:tr>
+      <w:tr>
+        <w:trPr/>
+        <w:tc>
+          <w:tcPr>
+            <w:tcW w:w="361" w:type="dxa"/>
+            <w:tcBorders/>
+            <w:vAlign w:val="center"/>
+          </w:tcPr>
+          <w:p>
+            <w:pPr>
+              <w:pStyle w:val="TableContents"/>
+              <w:spacing w:lineRule="auto" w:line="240" w:before="0" w:after="103"/>
+              <w:rPr>
+                <w:rFonts w:ascii="Cambria" w:hAnsi="Cambria"/>
+                <w:sz w:val="24"/>
+                <w:szCs w:val="24"/>
+              </w:rPr>
+            </w:pPr>
+            <w:r>
+              <w:rPr>
+                <w:rFonts w:ascii="Cambria" w:hAnsi="Cambria"/>
+                <w:sz w:val="24"/>
+                <w:szCs w:val="24"/>
+              </w:rPr>
+              <w:t>2</w:t>
+            </w:r>
+          </w:p>
+        </w:tc>
+        <w:tc>
+          <w:tcPr>
+            <w:tcW w:w="999" w:type="dxa"/>
+            <w:tcBorders/>
+            <w:vAlign w:val="center"/>
+          </w:tcPr>
+          <w:p>
+            <w:pPr>
+              <w:pStyle w:val="TableContents"/>
+              <w:spacing w:lineRule="auto" w:line="240" w:before="0" w:after="103"/>
+              <w:rPr>
+                <w:rFonts w:ascii="Cambria" w:hAnsi="Cambria"/>
+                <w:sz w:val="24"/>
+                <w:szCs w:val="24"/>
+              </w:rPr>
+            </w:pPr>
+            <w:r>
+              <w:rPr>
+                <w:rFonts w:ascii="Cambria" w:hAnsi="Cambria"/>
+                <w:sz w:val="24"/>
+                <w:szCs w:val="24"/>
+              </w:rPr>
+              <w:t>RAVI</w:t>
+            </w:r>
+          </w:p>
+        </w:tc>
+        <w:tc>
+          <w:tcPr>
+            <w:tcW w:w="590" w:type="dxa"/>
+            <w:tcBorders/>
+            <w:vAlign w:val="center"/>
+          </w:tcPr>
+          <w:p>
+            <w:pPr>
+              <w:pStyle w:val="TableContents"/>
+              <w:spacing w:lineRule="auto" w:line="240" w:before="0" w:after="103"/>
+              <w:rPr>
+                <w:rFonts w:ascii="Cambria" w:hAnsi="Cambria"/>
+                <w:sz w:val="24"/>
+                <w:szCs w:val="24"/>
+              </w:rPr>
+            </w:pPr>
+            <w:r>
+              <w:rPr>
+                <w:rFonts w:ascii="Cambria" w:hAnsi="Cambria"/>
+                <w:sz w:val="24"/>
+                <w:szCs w:val="24"/>
+              </w:rPr>
+              <w:t>19</w:t>
+            </w:r>
+          </w:p>
+        </w:tc>
+        <w:tc>
+          <w:tcPr>
+            <w:tcW w:w="1391" w:type="dxa"/>
+            <w:tcBorders/>
+            <w:vAlign w:val="center"/>
+          </w:tcPr>
+          <w:p>
+            <w:pPr>
+              <w:pStyle w:val="TableContents"/>
+              <w:spacing w:lineRule="auto" w:line="240" w:before="0" w:after="103"/>
+              <w:rPr>
+                <w:rFonts w:ascii="Cambria" w:hAnsi="Cambria"/>
+                <w:sz w:val="24"/>
+                <w:szCs w:val="24"/>
+              </w:rPr>
+            </w:pPr>
+            <w:r>
+              <w:rPr>
+                <w:rFonts w:ascii="Cambria" w:hAnsi="Cambria"/>
+                <w:sz w:val="24"/>
+                <w:szCs w:val="24"/>
+              </w:rPr>
+              <w:t>Madurai</w:t>
+            </w:r>
+          </w:p>
+        </w:tc>
+      </w:tr>
+      <w:tr>
+        <w:trPr/>
+        <w:tc>
+          <w:tcPr>
+            <w:tcW w:w="361" w:type="dxa"/>
+            <w:tcBorders/>
+            <w:vAlign w:val="center"/>
+          </w:tcPr>
+          <w:p>
+            <w:pPr>
+              <w:pStyle w:val="TableContents"/>
+              <w:spacing w:lineRule="auto" w:line="240" w:before="0" w:after="103"/>
+              <w:rPr>
+                <w:rFonts w:ascii="Cambria" w:hAnsi="Cambria"/>
+                <w:sz w:val="24"/>
+                <w:szCs w:val="24"/>
+              </w:rPr>
+            </w:pPr>
+            <w:r>
+              <w:rPr>
+                <w:rFonts w:ascii="Cambria" w:hAnsi="Cambria"/>
+                <w:sz w:val="24"/>
+                <w:szCs w:val="24"/>
+              </w:rPr>
+              <w:t>3</w:t>
+            </w:r>
+          </w:p>
+        </w:tc>
+        <w:tc>
+          <w:tcPr>
+            <w:tcW w:w="999" w:type="dxa"/>
+            <w:tcBorders/>
+            <w:vAlign w:val="center"/>
+          </w:tcPr>
+          <w:p>
+            <w:pPr>
+              <w:pStyle w:val="TableContents"/>
+              <w:spacing w:lineRule="auto" w:line="240" w:before="0" w:after="103"/>
+              <w:rPr>
+                <w:rFonts w:ascii="Cambria" w:hAnsi="Cambria"/>
+                <w:sz w:val="24"/>
+                <w:szCs w:val="24"/>
+              </w:rPr>
+            </w:pPr>
+            <w:r>
+              <w:rPr>
+                <w:rFonts w:ascii="Cambria" w:hAnsi="Cambria"/>
+                <w:sz w:val="24"/>
+                <w:szCs w:val="24"/>
+              </w:rPr>
+              <w:t>Aravind</w:t>
+            </w:r>
+          </w:p>
+        </w:tc>
+        <w:tc>
+          <w:tcPr>
+            <w:tcW w:w="590" w:type="dxa"/>
+            <w:tcBorders/>
+            <w:vAlign w:val="center"/>
+          </w:tcPr>
+          <w:p>
+            <w:pPr>
+              <w:pStyle w:val="TableContents"/>
+              <w:spacing w:lineRule="auto" w:line="240" w:before="0" w:after="103"/>
+              <w:rPr>
+                <w:rFonts w:ascii="Cambria" w:hAnsi="Cambria"/>
+                <w:sz w:val="24"/>
+                <w:szCs w:val="24"/>
+              </w:rPr>
+            </w:pPr>
+            <w:r>
+              <w:rPr>
+                <w:rFonts w:ascii="Cambria" w:hAnsi="Cambria"/>
+                <w:sz w:val="24"/>
+                <w:szCs w:val="24"/>
+              </w:rPr>
+              <w:t>20</w:t>
+            </w:r>
+          </w:p>
+        </w:tc>
+        <w:tc>
+          <w:tcPr>
+            <w:tcW w:w="1391" w:type="dxa"/>
+            <w:tcBorders/>
+            <w:vAlign w:val="center"/>
+          </w:tcPr>
+          <w:p>
+            <w:pPr>
+              <w:pStyle w:val="TableContents"/>
+              <w:spacing w:lineRule="auto" w:line="240" w:before="0" w:after="103"/>
+              <w:rPr>
+                <w:rFonts w:ascii="Cambria" w:hAnsi="Cambria"/>
+                <w:sz w:val="24"/>
+                <w:szCs w:val="24"/>
+              </w:rPr>
+            </w:pPr>
+            <w:r>
+              <w:rPr>
+                <w:rFonts w:ascii="Cambria" w:hAnsi="Cambria"/>
+                <w:sz w:val="24"/>
+                <w:szCs w:val="24"/>
+              </w:rPr>
+              <w:t>Chennai</w:t>
+            </w:r>
+          </w:p>
+        </w:tc>
+      </w:tr>
+      <w:tr>
+        <w:trPr/>
+        <w:tc>
+          <w:tcPr>
+            <w:tcW w:w="361" w:type="dxa"/>
+            <w:tcBorders/>
+            <w:vAlign w:val="center"/>
+          </w:tcPr>
+          <w:p>
+            <w:pPr>
+              <w:pStyle w:val="TableContents"/>
+              <w:spacing w:lineRule="auto" w:line="240" w:before="0" w:after="103"/>
+              <w:rPr>
+                <w:rFonts w:ascii="Cambria" w:hAnsi="Cambria"/>
+                <w:sz w:val="24"/>
+                <w:szCs w:val="24"/>
+              </w:rPr>
+            </w:pPr>
+            <w:r>
+              <w:rPr>
+                <w:rFonts w:ascii="Cambria" w:hAnsi="Cambria"/>
+                <w:sz w:val="24"/>
+                <w:szCs w:val="24"/>
+              </w:rPr>
+              <w:t>4</w:t>
+            </w:r>
+          </w:p>
+        </w:tc>
+        <w:tc>
+          <w:tcPr>
+            <w:tcW w:w="999" w:type="dxa"/>
+            <w:tcBorders/>
+            <w:vAlign w:val="center"/>
+          </w:tcPr>
+          <w:p>
+            <w:pPr>
+              <w:pStyle w:val="TableContents"/>
+              <w:spacing w:lineRule="auto" w:line="240" w:before="0" w:after="103"/>
+              <w:rPr>
+                <w:rFonts w:ascii="Cambria" w:hAnsi="Cambria"/>
+                <w:sz w:val="24"/>
+                <w:szCs w:val="24"/>
+              </w:rPr>
+            </w:pPr>
+            <w:r>
+              <w:rPr>
+                <w:rFonts w:ascii="Cambria" w:hAnsi="Cambria"/>
+                <w:sz w:val="24"/>
+                <w:szCs w:val="24"/>
+              </w:rPr>
+              <w:t>Kavitha</w:t>
+            </w:r>
+          </w:p>
+        </w:tc>
+        <w:tc>
+          <w:tcPr>
+            <w:tcW w:w="590" w:type="dxa"/>
+            <w:tcBorders/>
+            <w:vAlign w:val="center"/>
+          </w:tcPr>
+          <w:p>
+            <w:pPr>
+              <w:pStyle w:val="TableContents"/>
+              <w:spacing w:lineRule="auto" w:line="240" w:before="0" w:after="103"/>
+              <w:rPr>
+                <w:rFonts w:ascii="Cambria" w:hAnsi="Cambria"/>
+                <w:sz w:val="24"/>
+                <w:szCs w:val="24"/>
+              </w:rPr>
+            </w:pPr>
+            <w:r>
+              <w:rPr>
+                <w:rFonts w:ascii="Cambria" w:hAnsi="Cambria"/>
+                <w:sz w:val="24"/>
+                <w:szCs w:val="24"/>
+              </w:rPr>
+              <w:t>21</w:t>
+            </w:r>
+          </w:p>
+        </w:tc>
+        <w:tc>
+          <w:tcPr>
+            <w:tcW w:w="1391" w:type="dxa"/>
+            <w:tcBorders/>
+            <w:vAlign w:val="center"/>
+          </w:tcPr>
+          <w:p>
+            <w:pPr>
+              <w:pStyle w:val="TableContents"/>
+              <w:spacing w:lineRule="auto" w:line="240" w:before="0" w:after="103"/>
+              <w:rPr>
+                <w:rFonts w:ascii="Cambria" w:hAnsi="Cambria"/>
+                <w:sz w:val="24"/>
+                <w:szCs w:val="24"/>
+              </w:rPr>
+            </w:pPr>
+            <w:r>
+              <w:rPr>
+                <w:rFonts w:ascii="Cambria" w:hAnsi="Cambria"/>
+                <w:sz w:val="24"/>
+                <w:szCs w:val="24"/>
+              </w:rPr>
+              <w:t>Trichy</w:t>
+            </w:r>
+          </w:p>
+        </w:tc>
+      </w:tr>
+      <w:tr>
+        <w:trPr/>
+        <w:tc>
+          <w:tcPr>
+            <w:tcW w:w="361" w:type="dxa"/>
+            <w:tcBorders/>
+            <w:vAlign w:val="center"/>
+          </w:tcPr>
+          <w:p>
+            <w:pPr>
+              <w:pStyle w:val="TableContents"/>
+              <w:spacing w:lineRule="auto" w:line="240" w:before="0" w:after="103"/>
+              <w:rPr>
+                <w:rFonts w:ascii="Cambria" w:hAnsi="Cambria"/>
+                <w:sz w:val="24"/>
+                <w:szCs w:val="24"/>
+              </w:rPr>
+            </w:pPr>
+            <w:r>
+              <w:rPr>
+                <w:rFonts w:ascii="Cambria" w:hAnsi="Cambria"/>
+                <w:sz w:val="24"/>
+                <w:szCs w:val="24"/>
+              </w:rPr>
+              <w:t>5</w:t>
+            </w:r>
+          </w:p>
+        </w:tc>
+        <w:tc>
+          <w:tcPr>
+            <w:tcW w:w="999" w:type="dxa"/>
+            <w:tcBorders/>
+            <w:vAlign w:val="center"/>
+          </w:tcPr>
+          <w:p>
+            <w:pPr>
+              <w:pStyle w:val="TableContents"/>
+              <w:spacing w:lineRule="auto" w:line="240" w:before="0" w:after="103"/>
+              <w:rPr>
+                <w:rFonts w:ascii="Cambria" w:hAnsi="Cambria"/>
+                <w:sz w:val="24"/>
+                <w:szCs w:val="24"/>
+              </w:rPr>
+            </w:pPr>
+            <w:r>
+              <w:rPr>
+                <w:rFonts w:ascii="Cambria" w:hAnsi="Cambria"/>
+                <w:sz w:val="24"/>
+                <w:szCs w:val="24"/>
+              </w:rPr>
+              <w:t>Ramesh</w:t>
+            </w:r>
+          </w:p>
+        </w:tc>
+        <w:tc>
+          <w:tcPr>
+            <w:tcW w:w="590" w:type="dxa"/>
+            <w:tcBorders/>
+            <w:vAlign w:val="center"/>
+          </w:tcPr>
+          <w:p>
+            <w:pPr>
+              <w:pStyle w:val="TableContents"/>
+              <w:spacing w:lineRule="auto" w:line="240" w:before="0" w:after="103"/>
+              <w:rPr>
+                <w:rFonts w:ascii="Cambria" w:hAnsi="Cambria"/>
+                <w:sz w:val="24"/>
+                <w:szCs w:val="24"/>
+              </w:rPr>
+            </w:pPr>
+            <w:r>
+              <w:rPr>
+                <w:rFonts w:ascii="Cambria" w:hAnsi="Cambria"/>
+                <w:sz w:val="24"/>
+                <w:szCs w:val="24"/>
+              </w:rPr>
+              <w:t>18</w:t>
+            </w:r>
+          </w:p>
+        </w:tc>
+        <w:tc>
+          <w:tcPr>
+            <w:tcW w:w="1391" w:type="dxa"/>
+            <w:tcBorders/>
+            <w:vAlign w:val="center"/>
+          </w:tcPr>
+          <w:p>
+            <w:pPr>
+              <w:pStyle w:val="TableContents"/>
+              <w:spacing w:lineRule="auto" w:line="240" w:before="0" w:after="103"/>
+              <w:rPr>
+                <w:rFonts w:ascii="Cambria" w:hAnsi="Cambria"/>
+                <w:sz w:val="24"/>
+                <w:szCs w:val="24"/>
+              </w:rPr>
+            </w:pPr>
+            <w:r>
+              <w:rPr>
+                <w:rFonts w:ascii="Cambria" w:hAnsi="Cambria"/>
+                <w:sz w:val="24"/>
+                <w:szCs w:val="24"/>
+              </w:rPr>
+              <w:t>Coimbatore</w:t>
+            </w:r>
+          </w:p>
+        </w:tc>
+      </w:tr>
+    </w:tbl>
+    <w:p>
+      <w:pPr>
+        <w:pStyle w:val="HorizontalLine"/>
+        <w:spacing w:lineRule="auto" w:line="240" w:before="0" w:after="103"/>
+        <w:rPr>
+          <w:rFonts w:ascii="Cambria" w:hAnsi="Cambria"/>
+          <w:sz w:val="24"/>
+          <w:szCs w:val="24"/>
+        </w:rPr>
+      </w:pPr>
+      <w:r>
+        <w:rPr>
+          <w:rFonts w:ascii="Cambria" w:hAnsi="Cambria"/>
+          <w:sz w:val="24"/>
+          <w:szCs w:val="24"/>
+        </w:rPr>
+      </w:r>
+    </w:p>
+    <w:p>
+      <w:pPr>
+        <w:pStyle w:val="Heading2"/>
+        <w:spacing w:lineRule="auto" w:line="240" w:before="0" w:after="103"/>
+        <w:rPr>
+          <w:rFonts w:ascii="Cambria" w:hAnsi="Cambria" w:eastAsia="Aptos" w:cstheme="minorBidi" w:eastAsiaTheme="minorHAnsi"/>
+          <w:color w:val="auto"/>
+          <w:sz w:val="24"/>
+          <w:szCs w:val="24"/>
+          <w14:ligatures w14:val="standardContextual"/>
+        </w:rPr>
+      </w:pPr>
+      <w:r>
+        <w:rPr>
+          <w:rFonts w:eastAsia="Aptos" w:cstheme="minorBidi" w:eastAsiaTheme="minorHAnsi" w:ascii="Cambria" w:hAnsi="Cambria"/>
+          <w:color w:val="auto"/>
+          <w:sz w:val="24"/>
+          <w:szCs w:val="24"/>
+          <w14:ligatures w14:val="standardContextual"/>
+        </w:rPr>
+        <w:t xml:space="preserve">1️⃣ </w:t>
+      </w:r>
+      <w:r>
+        <w:rPr>
+          <w:rStyle w:val="Strong"/>
+          <w:rFonts w:eastAsia="Aptos" w:cstheme="minorBidi" w:eastAsiaTheme="minorHAnsi" w:ascii="Cambria" w:hAnsi="Cambria"/>
+          <w:color w:val="auto"/>
+          <w:sz w:val="24"/>
+          <w:szCs w:val="24"/>
+          <w14:ligatures w14:val="standardContextual"/>
+        </w:rPr>
+        <w:t>exact</w:t>
+      </w:r>
+      <w:r>
+        <w:rPr>
+          <w:rFonts w:eastAsia="Aptos" w:cstheme="minorBidi" w:eastAsiaTheme="minorHAnsi" w:ascii="Cambria" w:hAnsi="Cambria"/>
+          <w:color w:val="auto"/>
+          <w:sz w:val="24"/>
+          <w:szCs w:val="24"/>
+          <w14:ligatures w14:val="standardContextual"/>
+        </w:rPr>
+        <w:t xml:space="preserve"> — Equal to (Case-sensitive for strings)</w:t>
+      </w:r>
+    </w:p>
+    <w:p>
+      <w:pPr>
+        <w:pStyle w:val="PreformattedText"/>
+        <w:spacing w:lineRule="auto" w:line="240" w:before="0" w:after="103"/>
+        <w:rPr>
+          <w:rFonts w:ascii="Cambria" w:hAnsi="Cambria" w:eastAsia="Aptos" w:cs=""/>
+          <w:sz w:val="24"/>
+          <w:szCs w:val="24"/>
+        </w:rPr>
+      </w:pPr>
+      <w:r>
+        <w:rPr>
+          <w:rStyle w:val="SourceText"/>
+          <w:rFonts w:ascii="Cambria" w:hAnsi="Cambria"/>
+          <w:sz w:val="24"/>
+          <w:szCs w:val="24"/>
+        </w:rPr>
+        <w:t>Student.objects.filter(age__exact=18)</w:t>
+      </w:r>
+    </w:p>
+    <w:p>
+      <w:pPr>
+        <w:pStyle w:val="PreformattedText"/>
+        <w:spacing w:lineRule="auto" w:line="240" w:before="0" w:after="103"/>
+        <w:rPr>
+          <w:rFonts w:ascii="Cambria" w:hAnsi="Cambria" w:eastAsia="Aptos" w:cs=""/>
+          <w:sz w:val="24"/>
+          <w:szCs w:val="24"/>
+        </w:rPr>
+      </w:pPr>
+      <w:r>
+        <w:rPr>
+          <w:rStyle w:val="SourceText"/>
+          <w:rFonts w:ascii="Cambria" w:hAnsi="Cambria"/>
+          <w:sz w:val="24"/>
+          <w:szCs w:val="24"/>
+        </w:rPr>
+        <w:t># 👉 age = 18</w:t>
+      </w:r>
+    </w:p>
+    <w:p>
+      <w:pPr>
+        <w:pStyle w:val="PreformattedText"/>
+        <w:spacing w:lineRule="auto" w:line="240" w:before="0" w:after="103"/>
+        <w:rPr>
+          <w:rFonts w:ascii="Cambria" w:hAnsi="Cambria" w:eastAsia="Aptos" w:cs=""/>
+          <w:sz w:val="24"/>
+          <w:szCs w:val="24"/>
+        </w:rPr>
+      </w:pPr>
+      <w:r>
+        <w:rPr>
+          <w:rStyle w:val="SourceText"/>
+          <w:rFonts w:ascii="Cambria" w:hAnsi="Cambria"/>
+          <w:sz w:val="24"/>
+          <w:szCs w:val="24"/>
+        </w:rPr>
+        <w:t># Output: Ravi (18), Ramesh (18)</w:t>
+      </w:r>
+    </w:p>
+    <w:p>
+      <w:pPr>
+        <w:pStyle w:val="PreformattedText"/>
+        <w:spacing w:lineRule="auto" w:line="240" w:before="0" w:after="103"/>
+        <w:rPr>
+          <w:rFonts w:ascii="Cambria" w:hAnsi="Cambria" w:eastAsia="Aptos" w:cs=""/>
+          <w:sz w:val="24"/>
+          <w:szCs w:val="24"/>
+        </w:rPr>
+      </w:pPr>
+      <w:r>
+        <w:rPr>
+          <w:rFonts w:eastAsia="Aptos" w:cs="" w:ascii="Cambria" w:hAnsi="Cambria"/>
+          <w:sz w:val="24"/>
+          <w:szCs w:val="24"/>
+        </w:rPr>
+      </w:r>
+    </w:p>
+    <w:p>
+      <w:pPr>
+        <w:pStyle w:val="PreformattedText"/>
+        <w:spacing w:lineRule="auto" w:line="240" w:before="0" w:after="103"/>
+        <w:rPr>
+          <w:rFonts w:ascii="Cambria" w:hAnsi="Cambria" w:eastAsia="Aptos" w:cs=""/>
+          <w:sz w:val="24"/>
+          <w:szCs w:val="24"/>
+        </w:rPr>
+      </w:pPr>
+      <w:r>
+        <w:rPr>
+          <w:rStyle w:val="SourceText"/>
+          <w:rFonts w:ascii="Cambria" w:hAnsi="Cambria"/>
+          <w:sz w:val="24"/>
+          <w:szCs w:val="24"/>
+        </w:rPr>
+        <w:t>Student.objects.filter(name__exact='Ravi')</w:t>
+      </w:r>
+    </w:p>
+    <w:p>
+      <w:pPr>
+        <w:pStyle w:val="PreformattedText"/>
+        <w:spacing w:lineRule="auto" w:line="240" w:before="0" w:after="103"/>
+        <w:rPr>
+          <w:rFonts w:ascii="Cambria" w:hAnsi="Cambria" w:eastAsia="Aptos" w:cs=""/>
+          <w:sz w:val="24"/>
+          <w:szCs w:val="24"/>
+        </w:rPr>
+      </w:pPr>
+      <w:r>
+        <w:rPr>
+          <w:rStyle w:val="SourceText"/>
+          <w:rFonts w:ascii="Cambria" w:hAnsi="Cambria"/>
+          <w:sz w:val="24"/>
+          <w:szCs w:val="24"/>
+        </w:rPr>
+        <w:t># 👉 Name exactly matches 'Ravi'</w:t>
+      </w:r>
+    </w:p>
+    <w:p>
+      <w:pPr>
+        <w:pStyle w:val="PreformattedText"/>
+        <w:spacing w:lineRule="auto" w:line="240" w:before="0" w:after="103"/>
+        <w:rPr>
+          <w:rFonts w:ascii="Cambria" w:hAnsi="Cambria" w:eastAsia="Aptos" w:cs=""/>
+          <w:sz w:val="24"/>
+          <w:szCs w:val="24"/>
+        </w:rPr>
+      </w:pPr>
+      <w:r>
+        <w:rPr>
+          <w:rStyle w:val="SourceText"/>
+          <w:rFonts w:ascii="Cambria" w:hAnsi="Cambria"/>
+          <w:sz w:val="24"/>
+          <w:szCs w:val="24"/>
+        </w:rPr>
+        <w:t># Output: Ravi (18) ✅</w:t>
+      </w:r>
+    </w:p>
+    <w:p>
+      <w:pPr>
+        <w:pStyle w:val="PreformattedText"/>
+        <w:spacing w:lineRule="auto" w:line="240" w:before="0" w:after="103"/>
+        <w:rPr>
+          <w:rFonts w:ascii="Cambria" w:hAnsi="Cambria" w:eastAsia="Aptos" w:cs=""/>
+          <w:sz w:val="24"/>
+          <w:szCs w:val="24"/>
+        </w:rPr>
+      </w:pPr>
+      <w:r>
+        <w:rPr>
+          <w:rStyle w:val="SourceText"/>
+          <w:rFonts w:ascii="Cambria" w:hAnsi="Cambria"/>
+          <w:sz w:val="24"/>
+          <w:szCs w:val="24"/>
+        </w:rPr>
+        <w:t># RAVI (19) ❌ (case-sensitive)</w:t>
+      </w:r>
+    </w:p>
+    <w:p>
+      <w:pPr>
+        <w:pStyle w:val="HorizontalLine"/>
+        <w:spacing w:lineRule="auto" w:line="240" w:before="0" w:after="103"/>
+        <w:rPr>
+          <w:rFonts w:ascii="Cambria" w:hAnsi="Cambria"/>
+          <w:sz w:val="24"/>
+          <w:szCs w:val="24"/>
+        </w:rPr>
+      </w:pPr>
+      <w:r>
+        <w:rPr>
+          <w:rFonts w:ascii="Cambria" w:hAnsi="Cambria"/>
+          <w:sz w:val="24"/>
+          <w:szCs w:val="24"/>
+        </w:rPr>
+      </w:r>
+    </w:p>
+    <w:p>
+      <w:pPr>
+        <w:pStyle w:val="Heading2"/>
+        <w:spacing w:lineRule="auto" w:line="240" w:before="0" w:after="103"/>
+        <w:rPr>
+          <w:rFonts w:ascii="Cambria" w:hAnsi="Cambria" w:eastAsia="Aptos" w:cstheme="minorBidi" w:eastAsiaTheme="minorHAnsi"/>
+          <w:color w:val="auto"/>
+          <w:sz w:val="24"/>
+          <w:szCs w:val="24"/>
+          <w14:ligatures w14:val="standardContextual"/>
+        </w:rPr>
+      </w:pPr>
+      <w:r>
+        <w:rPr>
+          <w:rFonts w:eastAsia="Aptos" w:cstheme="minorBidi" w:eastAsiaTheme="minorHAnsi" w:ascii="Cambria" w:hAnsi="Cambria"/>
+          <w:color w:val="auto"/>
+          <w:sz w:val="24"/>
+          <w:szCs w:val="24"/>
+          <w14:ligatures w14:val="standardContextual"/>
+        </w:rPr>
+        <w:t xml:space="preserve">2️⃣ </w:t>
+      </w:r>
+      <w:r>
+        <w:rPr>
+          <w:rStyle w:val="Strong"/>
+          <w:rFonts w:eastAsia="Aptos" w:cstheme="minorBidi" w:eastAsiaTheme="minorHAnsi" w:ascii="Cambria" w:hAnsi="Cambria"/>
+          <w:color w:val="auto"/>
+          <w:sz w:val="24"/>
+          <w:szCs w:val="24"/>
+          <w14:ligatures w14:val="standardContextual"/>
+        </w:rPr>
+        <w:t>iexact</w:t>
+      </w:r>
+      <w:r>
+        <w:rPr>
+          <w:rFonts w:eastAsia="Aptos" w:cstheme="minorBidi" w:eastAsiaTheme="minorHAnsi" w:ascii="Cambria" w:hAnsi="Cambria"/>
+          <w:color w:val="auto"/>
+          <w:sz w:val="24"/>
+          <w:szCs w:val="24"/>
+          <w14:ligatures w14:val="standardContextual"/>
+        </w:rPr>
+        <w:t xml:space="preserve"> — Equal to (Case-insensitive for strings)</w:t>
+      </w:r>
+    </w:p>
+    <w:p>
+      <w:pPr>
+        <w:pStyle w:val="PreformattedText"/>
+        <w:spacing w:lineRule="auto" w:line="240" w:before="0" w:after="103"/>
+        <w:rPr>
+          <w:rFonts w:ascii="Cambria" w:hAnsi="Cambria" w:eastAsia="Aptos" w:cs=""/>
+          <w:sz w:val="24"/>
+          <w:szCs w:val="24"/>
+        </w:rPr>
+      </w:pPr>
+      <w:r>
+        <w:rPr>
+          <w:rStyle w:val="SourceText"/>
+          <w:rFonts w:ascii="Cambria" w:hAnsi="Cambria"/>
+          <w:sz w:val="24"/>
+          <w:szCs w:val="24"/>
+        </w:rPr>
+        <w:t>Student.objects.filter(name__iexact='ravi')</w:t>
+      </w:r>
+    </w:p>
+    <w:p>
+      <w:pPr>
+        <w:pStyle w:val="PreformattedText"/>
+        <w:spacing w:lineRule="auto" w:line="240" w:before="0" w:after="103"/>
+        <w:rPr>
+          <w:rFonts w:ascii="Cambria" w:hAnsi="Cambria" w:eastAsia="Aptos" w:cs=""/>
+          <w:sz w:val="24"/>
+          <w:szCs w:val="24"/>
+        </w:rPr>
+      </w:pPr>
+      <w:r>
+        <w:rPr>
+          <w:rStyle w:val="SourceText"/>
+          <w:rFonts w:ascii="Cambria" w:hAnsi="Cambria"/>
+          <w:sz w:val="24"/>
+          <w:szCs w:val="24"/>
+        </w:rPr>
+        <w:t># 👉 Matches 'Ravi' and 'RAVI' (case-insensitive)</w:t>
+      </w:r>
+    </w:p>
+    <w:p>
+      <w:pPr>
+        <w:pStyle w:val="PreformattedText"/>
+        <w:spacing w:lineRule="auto" w:line="240" w:before="0" w:after="103"/>
+        <w:rPr>
+          <w:rFonts w:ascii="Cambria" w:hAnsi="Cambria" w:eastAsia="Aptos" w:cs=""/>
+          <w:sz w:val="24"/>
+          <w:szCs w:val="24"/>
+        </w:rPr>
+      </w:pPr>
+      <w:r>
+        <w:rPr>
+          <w:rStyle w:val="SourceText"/>
+          <w:rFonts w:ascii="Cambria" w:hAnsi="Cambria"/>
+          <w:sz w:val="24"/>
+          <w:szCs w:val="24"/>
+        </w:rPr>
+        <w:t># Output: Ravi (18), RAVI (19)</w:t>
+      </w:r>
+    </w:p>
+    <w:p>
+      <w:pPr>
+        <w:pStyle w:val="HorizontalLine"/>
+        <w:spacing w:lineRule="auto" w:line="240" w:before="0" w:after="103"/>
+        <w:rPr>
+          <w:rFonts w:ascii="Cambria" w:hAnsi="Cambria"/>
+          <w:sz w:val="24"/>
+          <w:szCs w:val="24"/>
+        </w:rPr>
+      </w:pPr>
+      <w:r>
+        <w:rPr>
+          <w:rFonts w:ascii="Cambria" w:hAnsi="Cambria"/>
+          <w:sz w:val="24"/>
+          <w:szCs w:val="24"/>
+        </w:rPr>
+      </w:r>
+    </w:p>
+    <w:p>
+      <w:pPr>
+        <w:pStyle w:val="Heading2"/>
+        <w:spacing w:lineRule="auto" w:line="240" w:before="0" w:after="103"/>
+        <w:rPr>
+          <w:rFonts w:ascii="Cambria" w:hAnsi="Cambria" w:eastAsia="Aptos" w:cstheme="minorBidi" w:eastAsiaTheme="minorHAnsi"/>
+          <w:color w:val="auto"/>
+          <w:sz w:val="24"/>
+          <w:szCs w:val="24"/>
+          <w14:ligatures w14:val="standardContextual"/>
+        </w:rPr>
+      </w:pPr>
+      <w:r>
+        <w:rPr>
+          <w:rFonts w:eastAsia="Aptos" w:cstheme="minorBidi" w:eastAsiaTheme="minorHAnsi" w:ascii="Cambria" w:hAnsi="Cambria"/>
+          <w:color w:val="auto"/>
+          <w:sz w:val="24"/>
+          <w:szCs w:val="24"/>
+          <w14:ligatures w14:val="standardContextual"/>
+        </w:rPr>
+        <w:t xml:space="preserve">3️⃣ </w:t>
+      </w:r>
+      <w:r>
+        <w:rPr>
+          <w:rStyle w:val="Strong"/>
+          <w:rFonts w:eastAsia="Aptos" w:cstheme="minorBidi" w:eastAsiaTheme="minorHAnsi" w:ascii="Cambria" w:hAnsi="Cambria"/>
+          <w:color w:val="auto"/>
+          <w:sz w:val="24"/>
+          <w:szCs w:val="24"/>
+          <w14:ligatures w14:val="standardContextual"/>
+        </w:rPr>
+        <w:t>gt</w:t>
+      </w:r>
+      <w:r>
+        <w:rPr>
+          <w:rFonts w:eastAsia="Aptos" w:cstheme="minorBidi" w:eastAsiaTheme="minorHAnsi" w:ascii="Cambria" w:hAnsi="Cambria"/>
+          <w:color w:val="auto"/>
+          <w:sz w:val="24"/>
+          <w:szCs w:val="24"/>
+          <w14:ligatures w14:val="standardContextual"/>
+        </w:rPr>
+        <w:t xml:space="preserve"> — Greater than</w:t>
+      </w:r>
+    </w:p>
+    <w:p>
+      <w:pPr>
+        <w:pStyle w:val="PreformattedText"/>
+        <w:spacing w:lineRule="auto" w:line="240" w:before="0" w:after="103"/>
+        <w:rPr>
+          <w:rFonts w:ascii="Cambria" w:hAnsi="Cambria" w:eastAsia="Aptos" w:cs=""/>
+          <w:sz w:val="24"/>
+          <w:szCs w:val="24"/>
+        </w:rPr>
+      </w:pPr>
+      <w:r>
+        <w:rPr>
+          <w:rStyle w:val="SourceText"/>
+          <w:rFonts w:ascii="Cambria" w:hAnsi="Cambria"/>
+          <w:sz w:val="24"/>
+          <w:szCs w:val="24"/>
+        </w:rPr>
+        <w:t>Student.objects.filter(age__gt=18)</w:t>
+      </w:r>
+    </w:p>
+    <w:p>
+      <w:pPr>
+        <w:pStyle w:val="PreformattedText"/>
+        <w:spacing w:lineRule="auto" w:line="240" w:before="0" w:after="103"/>
+        <w:rPr>
+          <w:rFonts w:ascii="Cambria" w:hAnsi="Cambria" w:eastAsia="Aptos" w:cs=""/>
+          <w:sz w:val="24"/>
+          <w:szCs w:val="24"/>
+        </w:rPr>
+      </w:pPr>
+      <w:r>
+        <w:rPr>
+          <w:rStyle w:val="SourceText"/>
+          <w:rFonts w:ascii="Cambria" w:hAnsi="Cambria"/>
+          <w:sz w:val="24"/>
+          <w:szCs w:val="24"/>
+        </w:rPr>
+        <w:t># 👉 age &gt; 18</w:t>
+      </w:r>
+    </w:p>
+    <w:p>
+      <w:pPr>
+        <w:pStyle w:val="PreformattedText"/>
+        <w:spacing w:lineRule="auto" w:line="240" w:before="0" w:after="103"/>
+        <w:rPr>
+          <w:rFonts w:ascii="Cambria" w:hAnsi="Cambria" w:eastAsia="Aptos" w:cs=""/>
+          <w:sz w:val="24"/>
+          <w:szCs w:val="24"/>
+        </w:rPr>
+      </w:pPr>
+      <w:r>
+        <w:rPr>
+          <w:rStyle w:val="SourceText"/>
+          <w:rFonts w:ascii="Cambria" w:hAnsi="Cambria"/>
+          <w:sz w:val="24"/>
+          <w:szCs w:val="24"/>
+        </w:rPr>
+        <w:t># Output: RAVI (19), Aravind (20), Kavitha (21)</w:t>
+      </w:r>
+    </w:p>
+    <w:p>
+      <w:pPr>
+        <w:pStyle w:val="HorizontalLine"/>
+        <w:spacing w:lineRule="auto" w:line="240" w:before="0" w:after="103"/>
+        <w:rPr>
+          <w:rFonts w:ascii="Cambria" w:hAnsi="Cambria"/>
+          <w:sz w:val="24"/>
+          <w:szCs w:val="24"/>
+        </w:rPr>
+      </w:pPr>
+      <w:r>
+        <w:rPr>
+          <w:rFonts w:ascii="Cambria" w:hAnsi="Cambria"/>
+          <w:sz w:val="24"/>
+          <w:szCs w:val="24"/>
+        </w:rPr>
+      </w:r>
+    </w:p>
+    <w:p>
+      <w:pPr>
+        <w:pStyle w:val="Heading2"/>
+        <w:spacing w:lineRule="auto" w:line="240" w:before="0" w:after="103"/>
+        <w:rPr>
+          <w:rFonts w:ascii="Cambria" w:hAnsi="Cambria" w:eastAsia="Aptos" w:cstheme="minorBidi" w:eastAsiaTheme="minorHAnsi"/>
+          <w:color w:val="auto"/>
+          <w:sz w:val="24"/>
+          <w:szCs w:val="24"/>
+          <w14:ligatures w14:val="standardContextual"/>
+        </w:rPr>
+      </w:pPr>
+      <w:r>
+        <w:rPr>
+          <w:rFonts w:eastAsia="Aptos" w:cstheme="minorBidi" w:eastAsiaTheme="minorHAnsi" w:ascii="Cambria" w:hAnsi="Cambria"/>
+          <w:color w:val="auto"/>
+          <w:sz w:val="24"/>
+          <w:szCs w:val="24"/>
+          <w14:ligatures w14:val="standardContextual"/>
+        </w:rPr>
+        <w:t xml:space="preserve">4️⃣ </w:t>
+      </w:r>
+      <w:r>
+        <w:rPr>
+          <w:rStyle w:val="Strong"/>
+          <w:rFonts w:eastAsia="Aptos" w:cstheme="minorBidi" w:eastAsiaTheme="minorHAnsi" w:ascii="Cambria" w:hAnsi="Cambria"/>
+          <w:color w:val="auto"/>
+          <w:sz w:val="24"/>
+          <w:szCs w:val="24"/>
+          <w14:ligatures w14:val="standardContextual"/>
+        </w:rPr>
+        <w:t>gte</w:t>
+      </w:r>
+      <w:r>
+        <w:rPr>
+          <w:rFonts w:eastAsia="Aptos" w:cstheme="minorBidi" w:eastAsiaTheme="minorHAnsi" w:ascii="Cambria" w:hAnsi="Cambria"/>
+          <w:color w:val="auto"/>
+          <w:sz w:val="24"/>
+          <w:szCs w:val="24"/>
+          <w14:ligatures w14:val="standardContextual"/>
+        </w:rPr>
+        <w:t xml:space="preserve"> — Greater than or equal to</w:t>
+      </w:r>
+    </w:p>
+    <w:p>
+      <w:pPr>
+        <w:pStyle w:val="PreformattedText"/>
+        <w:spacing w:lineRule="auto" w:line="240" w:before="0" w:after="103"/>
+        <w:rPr>
+          <w:rFonts w:ascii="Cambria" w:hAnsi="Cambria" w:eastAsia="Aptos" w:cs=""/>
+          <w:sz w:val="24"/>
+          <w:szCs w:val="24"/>
+        </w:rPr>
+      </w:pPr>
+      <w:r>
+        <w:rPr>
+          <w:rStyle w:val="SourceText"/>
+          <w:rFonts w:ascii="Cambria" w:hAnsi="Cambria"/>
+          <w:sz w:val="24"/>
+          <w:szCs w:val="24"/>
+        </w:rPr>
+        <w:t>Student.objects.filter(age__gte=20)</w:t>
+      </w:r>
+    </w:p>
+    <w:p>
+      <w:pPr>
+        <w:pStyle w:val="PreformattedText"/>
+        <w:spacing w:lineRule="auto" w:line="240" w:before="0" w:after="103"/>
+        <w:rPr>
+          <w:rFonts w:ascii="Cambria" w:hAnsi="Cambria" w:eastAsia="Aptos" w:cs=""/>
+          <w:sz w:val="24"/>
+          <w:szCs w:val="24"/>
+        </w:rPr>
+      </w:pPr>
+      <w:r>
+        <w:rPr>
+          <w:rStyle w:val="SourceText"/>
+          <w:rFonts w:ascii="Cambria" w:hAnsi="Cambria"/>
+          <w:sz w:val="24"/>
+          <w:szCs w:val="24"/>
+        </w:rPr>
+        <w:t># 👉 age &gt;= 20</w:t>
+      </w:r>
+    </w:p>
+    <w:p>
+      <w:pPr>
+        <w:pStyle w:val="PreformattedText"/>
+        <w:spacing w:lineRule="auto" w:line="240" w:before="0" w:after="103"/>
+        <w:rPr>
+          <w:rFonts w:ascii="Cambria" w:hAnsi="Cambria" w:eastAsia="Aptos" w:cs=""/>
+          <w:sz w:val="24"/>
+          <w:szCs w:val="24"/>
+        </w:rPr>
+      </w:pPr>
+      <w:r>
+        <w:rPr>
+          <w:rStyle w:val="SourceText"/>
+          <w:rFonts w:ascii="Cambria" w:hAnsi="Cambria"/>
+          <w:sz w:val="24"/>
+          <w:szCs w:val="24"/>
+        </w:rPr>
+        <w:t># Output: Aravind (20), Kavitha (21)</w:t>
+      </w:r>
+    </w:p>
+    <w:p>
+      <w:pPr>
+        <w:pStyle w:val="HorizontalLine"/>
+        <w:spacing w:lineRule="auto" w:line="240" w:before="0" w:after="103"/>
+        <w:rPr>
+          <w:rFonts w:ascii="Cambria" w:hAnsi="Cambria"/>
+          <w:sz w:val="24"/>
+          <w:szCs w:val="24"/>
+        </w:rPr>
+      </w:pPr>
+      <w:r>
+        <w:rPr>
+          <w:rFonts w:ascii="Cambria" w:hAnsi="Cambria"/>
+          <w:sz w:val="24"/>
+          <w:szCs w:val="24"/>
+        </w:rPr>
+      </w:r>
+    </w:p>
+    <w:p>
+      <w:pPr>
+        <w:pStyle w:val="Heading2"/>
+        <w:spacing w:lineRule="auto" w:line="240" w:before="0" w:after="103"/>
+        <w:rPr>
+          <w:rFonts w:ascii="Cambria" w:hAnsi="Cambria" w:eastAsia="Aptos" w:cstheme="minorBidi" w:eastAsiaTheme="minorHAnsi"/>
+          <w:color w:val="auto"/>
+          <w:sz w:val="24"/>
+          <w:szCs w:val="24"/>
+          <w14:ligatures w14:val="standardContextual"/>
+        </w:rPr>
+      </w:pPr>
+      <w:r>
+        <w:rPr>
+          <w:rFonts w:eastAsia="Aptos" w:cstheme="minorBidi" w:eastAsiaTheme="minorHAnsi" w:ascii="Cambria" w:hAnsi="Cambria"/>
+          <w:color w:val="auto"/>
+          <w:sz w:val="24"/>
+          <w:szCs w:val="24"/>
+          <w14:ligatures w14:val="standardContextual"/>
+        </w:rPr>
+        <w:t xml:space="preserve">5️⃣ </w:t>
+      </w:r>
+      <w:r>
+        <w:rPr>
+          <w:rStyle w:val="Strong"/>
+          <w:rFonts w:eastAsia="Aptos" w:cstheme="minorBidi" w:eastAsiaTheme="minorHAnsi" w:ascii="Cambria" w:hAnsi="Cambria"/>
+          <w:color w:val="auto"/>
+          <w:sz w:val="24"/>
+          <w:szCs w:val="24"/>
+          <w14:ligatures w14:val="standardContextual"/>
+        </w:rPr>
+        <w:t>lt</w:t>
+      </w:r>
+      <w:r>
+        <w:rPr>
+          <w:rFonts w:eastAsia="Aptos" w:cstheme="minorBidi" w:eastAsiaTheme="minorHAnsi" w:ascii="Cambria" w:hAnsi="Cambria"/>
+          <w:color w:val="auto"/>
+          <w:sz w:val="24"/>
+          <w:szCs w:val="24"/>
+          <w14:ligatures w14:val="standardContextual"/>
+        </w:rPr>
+        <w:t xml:space="preserve"> — Less than</w:t>
+      </w:r>
+    </w:p>
+    <w:p>
+      <w:pPr>
+        <w:pStyle w:val="PreformattedText"/>
+        <w:spacing w:lineRule="auto" w:line="240" w:before="0" w:after="103"/>
+        <w:rPr>
+          <w:rFonts w:ascii="Cambria" w:hAnsi="Cambria" w:eastAsia="Aptos" w:cs=""/>
+          <w:sz w:val="24"/>
+          <w:szCs w:val="24"/>
+        </w:rPr>
+      </w:pPr>
+      <w:r>
+        <w:rPr>
+          <w:rStyle w:val="SourceText"/>
+          <w:rFonts w:ascii="Cambria" w:hAnsi="Cambria"/>
+          <w:sz w:val="24"/>
+          <w:szCs w:val="24"/>
+        </w:rPr>
+        <w:t>Student.objects.filter(age__lt=19)</w:t>
+      </w:r>
+    </w:p>
+    <w:p>
+      <w:pPr>
+        <w:pStyle w:val="PreformattedText"/>
+        <w:spacing w:lineRule="auto" w:line="240" w:before="0" w:after="103"/>
+        <w:rPr>
+          <w:rFonts w:ascii="Cambria" w:hAnsi="Cambria" w:eastAsia="Aptos" w:cs=""/>
+          <w:sz w:val="24"/>
+          <w:szCs w:val="24"/>
+        </w:rPr>
+      </w:pPr>
+      <w:r>
+        <w:rPr>
+          <w:rStyle w:val="SourceText"/>
+          <w:rFonts w:ascii="Cambria" w:hAnsi="Cambria"/>
+          <w:sz w:val="24"/>
+          <w:szCs w:val="24"/>
+        </w:rPr>
+        <w:t># 👉 age &lt; 19</w:t>
+      </w:r>
+    </w:p>
+    <w:p>
+      <w:pPr>
+        <w:pStyle w:val="PreformattedText"/>
+        <w:spacing w:lineRule="auto" w:line="240" w:before="0" w:after="103"/>
+        <w:rPr>
+          <w:rFonts w:ascii="Cambria" w:hAnsi="Cambria" w:eastAsia="Aptos" w:cs=""/>
+          <w:sz w:val="24"/>
+          <w:szCs w:val="24"/>
+        </w:rPr>
+      </w:pPr>
+      <w:r>
+        <w:rPr>
+          <w:rStyle w:val="SourceText"/>
+          <w:rFonts w:ascii="Cambria" w:hAnsi="Cambria"/>
+          <w:sz w:val="24"/>
+          <w:szCs w:val="24"/>
+        </w:rPr>
+        <w:t># Output: Ravi (18), Ramesh (18)</w:t>
+      </w:r>
+    </w:p>
+    <w:p>
+      <w:pPr>
+        <w:pStyle w:val="HorizontalLine"/>
+        <w:spacing w:lineRule="auto" w:line="240" w:before="0" w:after="103"/>
+        <w:rPr>
+          <w:rFonts w:ascii="Cambria" w:hAnsi="Cambria"/>
+          <w:sz w:val="24"/>
+          <w:szCs w:val="24"/>
+        </w:rPr>
+      </w:pPr>
+      <w:r>
+        <w:rPr>
+          <w:rFonts w:ascii="Cambria" w:hAnsi="Cambria"/>
+          <w:sz w:val="24"/>
+          <w:szCs w:val="24"/>
+        </w:rPr>
+      </w:r>
+    </w:p>
+    <w:p>
+      <w:pPr>
+        <w:pStyle w:val="Heading2"/>
+        <w:spacing w:lineRule="auto" w:line="240" w:before="0" w:after="103"/>
+        <w:rPr>
+          <w:rFonts w:ascii="Cambria" w:hAnsi="Cambria" w:eastAsia="Aptos" w:cstheme="minorBidi" w:eastAsiaTheme="minorHAnsi"/>
+          <w:color w:val="auto"/>
+          <w:sz w:val="24"/>
+          <w:szCs w:val="24"/>
+          <w14:ligatures w14:val="standardContextual"/>
+        </w:rPr>
+      </w:pPr>
+      <w:r>
+        <w:rPr>
+          <w:rFonts w:eastAsia="Aptos" w:cstheme="minorBidi" w:eastAsiaTheme="minorHAnsi" w:ascii="Cambria" w:hAnsi="Cambria"/>
+          <w:color w:val="auto"/>
+          <w:sz w:val="24"/>
+          <w:szCs w:val="24"/>
+          <w14:ligatures w14:val="standardContextual"/>
+        </w:rPr>
+        <w:t xml:space="preserve">6️⃣ </w:t>
+      </w:r>
+      <w:r>
+        <w:rPr>
+          <w:rStyle w:val="Strong"/>
+          <w:rFonts w:eastAsia="Aptos" w:cstheme="minorBidi" w:eastAsiaTheme="minorHAnsi" w:ascii="Cambria" w:hAnsi="Cambria"/>
+          <w:color w:val="auto"/>
+          <w:sz w:val="24"/>
+          <w:szCs w:val="24"/>
+          <w14:ligatures w14:val="standardContextual"/>
+        </w:rPr>
+        <w:t>lte</w:t>
+      </w:r>
+      <w:r>
+        <w:rPr>
+          <w:rFonts w:eastAsia="Aptos" w:cstheme="minorBidi" w:eastAsiaTheme="minorHAnsi" w:ascii="Cambria" w:hAnsi="Cambria"/>
+          <w:color w:val="auto"/>
+          <w:sz w:val="24"/>
+          <w:szCs w:val="24"/>
+          <w14:ligatures w14:val="standardContextual"/>
+        </w:rPr>
+        <w:t xml:space="preserve"> — Less than or equal to</w:t>
+      </w:r>
+    </w:p>
+    <w:p>
+      <w:pPr>
+        <w:pStyle w:val="PreformattedText"/>
+        <w:spacing w:lineRule="auto" w:line="240" w:before="0" w:after="103"/>
+        <w:rPr>
+          <w:rFonts w:ascii="Cambria" w:hAnsi="Cambria" w:eastAsia="Aptos" w:cs=""/>
+          <w:sz w:val="24"/>
+          <w:szCs w:val="24"/>
+        </w:rPr>
+      </w:pPr>
+      <w:r>
+        <w:rPr>
+          <w:rStyle w:val="SourceText"/>
+          <w:rFonts w:ascii="Cambria" w:hAnsi="Cambria"/>
+          <w:sz w:val="24"/>
+          <w:szCs w:val="24"/>
+        </w:rPr>
+        <w:t>Student.objects.filter(age__lte=19)</w:t>
+      </w:r>
+    </w:p>
+    <w:p>
+      <w:pPr>
+        <w:pStyle w:val="PreformattedText"/>
+        <w:spacing w:lineRule="auto" w:line="240" w:before="0" w:after="103"/>
+        <w:rPr>
+          <w:rFonts w:ascii="Cambria" w:hAnsi="Cambria" w:eastAsia="Aptos" w:cs=""/>
+          <w:sz w:val="24"/>
+          <w:szCs w:val="24"/>
+        </w:rPr>
+      </w:pPr>
+      <w:r>
+        <w:rPr>
+          <w:rStyle w:val="SourceText"/>
+          <w:rFonts w:ascii="Cambria" w:hAnsi="Cambria"/>
+          <w:sz w:val="24"/>
+          <w:szCs w:val="24"/>
+        </w:rPr>
+        <w:t># 👉 age &lt;= 19</w:t>
+      </w:r>
+    </w:p>
+    <w:p>
+      <w:pPr>
+        <w:pStyle w:val="PreformattedText"/>
+        <w:spacing w:lineRule="auto" w:line="240" w:before="0" w:after="103"/>
+        <w:rPr>
+          <w:rFonts w:ascii="Cambria" w:hAnsi="Cambria" w:eastAsia="Aptos" w:cs=""/>
+          <w:sz w:val="24"/>
+          <w:szCs w:val="24"/>
+        </w:rPr>
+      </w:pPr>
+      <w:r>
+        <w:rPr>
+          <w:rStyle w:val="SourceText"/>
+          <w:rFonts w:ascii="Cambria" w:hAnsi="Cambria"/>
+          <w:sz w:val="24"/>
+          <w:szCs w:val="24"/>
+        </w:rPr>
+        <w:t># Output: Ravi (18), Ramesh (18), RAVI (19)</w:t>
+      </w:r>
+    </w:p>
+    <w:p>
+      <w:pPr>
+        <w:pStyle w:val="HorizontalLine"/>
+        <w:spacing w:lineRule="auto" w:line="240" w:before="0" w:after="103"/>
+        <w:rPr>
+          <w:rFonts w:ascii="Cambria" w:hAnsi="Cambria"/>
+          <w:sz w:val="24"/>
+          <w:szCs w:val="24"/>
+        </w:rPr>
+      </w:pPr>
+      <w:r>
+        <w:rPr>
+          <w:rFonts w:ascii="Cambria" w:hAnsi="Cambria"/>
+          <w:sz w:val="24"/>
+          <w:szCs w:val="24"/>
+        </w:rPr>
+      </w:r>
+    </w:p>
+    <w:p>
+      <w:pPr>
+        <w:pStyle w:val="Heading2"/>
+        <w:spacing w:lineRule="auto" w:line="240" w:before="0" w:after="103"/>
+        <w:rPr>
+          <w:rFonts w:ascii="Cambria" w:hAnsi="Cambria" w:eastAsia="Aptos" w:cstheme="minorBidi" w:eastAsiaTheme="minorHAnsi"/>
+          <w:color w:val="auto"/>
+          <w:sz w:val="24"/>
+          <w:szCs w:val="24"/>
+          <w14:ligatures w14:val="standardContextual"/>
+        </w:rPr>
+      </w:pPr>
+      <w:r>
+        <w:rPr>
+          <w:rFonts w:eastAsia="Aptos" w:cstheme="minorBidi" w:eastAsiaTheme="minorHAnsi" w:ascii="Cambria" w:hAnsi="Cambria"/>
+          <w:color w:val="auto"/>
+          <w:sz w:val="24"/>
+          <w:szCs w:val="24"/>
+          <w14:ligatures w14:val="standardContextual"/>
+        </w:rPr>
+        <w:t xml:space="preserve">7️⃣ </w:t>
+      </w:r>
+      <w:r>
+        <w:rPr>
+          <w:rStyle w:val="Strong"/>
+          <w:rFonts w:eastAsia="Aptos" w:cstheme="minorBidi" w:eastAsiaTheme="minorHAnsi" w:ascii="Cambria" w:hAnsi="Cambria"/>
+          <w:color w:val="auto"/>
+          <w:sz w:val="24"/>
+          <w:szCs w:val="24"/>
+          <w14:ligatures w14:val="standardContextual"/>
+        </w:rPr>
+        <w:t>contains</w:t>
+      </w:r>
+      <w:r>
+        <w:rPr>
+          <w:rFonts w:eastAsia="Aptos" w:cstheme="minorBidi" w:eastAsiaTheme="minorHAnsi" w:ascii="Cambria" w:hAnsi="Cambria"/>
+          <w:color w:val="auto"/>
+          <w:sz w:val="24"/>
+          <w:szCs w:val="24"/>
+          <w14:ligatures w14:val="standardContextual"/>
+        </w:rPr>
+        <w:t xml:space="preserve"> — String contains (Case-sensitive)</w:t>
+      </w:r>
+    </w:p>
+    <w:p>
+      <w:pPr>
+        <w:pStyle w:val="PreformattedText"/>
+        <w:spacing w:lineRule="auto" w:line="240" w:before="0" w:after="103"/>
+        <w:rPr>
+          <w:rFonts w:ascii="Cambria" w:hAnsi="Cambria" w:eastAsia="Aptos" w:cs=""/>
+          <w:sz w:val="24"/>
+          <w:szCs w:val="24"/>
+        </w:rPr>
+      </w:pPr>
+      <w:r>
+        <w:rPr>
+          <w:rStyle w:val="SourceText"/>
+          <w:rFonts w:ascii="Cambria" w:hAnsi="Cambria"/>
+          <w:sz w:val="24"/>
+          <w:szCs w:val="24"/>
+        </w:rPr>
+        <w:t>Student.objects.filter(name__contains='vi')</w:t>
+      </w:r>
+    </w:p>
+    <w:p>
+      <w:pPr>
+        <w:pStyle w:val="PreformattedText"/>
+        <w:spacing w:lineRule="auto" w:line="240" w:before="0" w:after="103"/>
+        <w:rPr>
+          <w:rFonts w:ascii="Cambria" w:hAnsi="Cambria" w:eastAsia="Aptos" w:cs=""/>
+          <w:sz w:val="24"/>
+          <w:szCs w:val="24"/>
+        </w:rPr>
+      </w:pPr>
+      <w:r>
+        <w:rPr>
+          <w:rStyle w:val="SourceText"/>
+          <w:rFonts w:ascii="Cambria" w:hAnsi="Cambria"/>
+          <w:sz w:val="24"/>
+          <w:szCs w:val="24"/>
+        </w:rPr>
+        <w:t># 👉 Case-sensitive contains</w:t>
+      </w:r>
+    </w:p>
+    <w:p>
+      <w:pPr>
+        <w:pStyle w:val="PreformattedText"/>
+        <w:spacing w:lineRule="auto" w:line="240" w:before="0" w:after="103"/>
+        <w:rPr>
+          <w:rFonts w:ascii="Cambria" w:hAnsi="Cambria" w:eastAsia="Aptos" w:cs=""/>
+          <w:sz w:val="24"/>
+          <w:szCs w:val="24"/>
+        </w:rPr>
+      </w:pPr>
+      <w:r>
+        <w:rPr>
+          <w:rStyle w:val="SourceText"/>
+          <w:rFonts w:ascii="Cambria" w:hAnsi="Cambria"/>
+          <w:sz w:val="24"/>
+          <w:szCs w:val="24"/>
+        </w:rPr>
+        <w:t># Output: Ravi (18), Kavitha (21)</w:t>
+      </w:r>
+    </w:p>
+    <w:p>
+      <w:pPr>
+        <w:pStyle w:val="PreformattedText"/>
+        <w:spacing w:lineRule="auto" w:line="240" w:before="0" w:after="103"/>
+        <w:rPr>
+          <w:rFonts w:ascii="Cambria" w:hAnsi="Cambria" w:eastAsia="Aptos" w:cs=""/>
+          <w:sz w:val="24"/>
+          <w:szCs w:val="24"/>
+        </w:rPr>
+      </w:pPr>
+      <w:r>
+        <w:rPr>
+          <w:rStyle w:val="SourceText"/>
+          <w:rFonts w:ascii="Cambria" w:hAnsi="Cambria"/>
+          <w:sz w:val="24"/>
+          <w:szCs w:val="24"/>
+        </w:rPr>
+        <w:t># ❌ RAVI is not matched because 'vi' ≠ 'VI'</w:t>
+      </w:r>
+    </w:p>
+    <w:p>
+      <w:pPr>
+        <w:pStyle w:val="HorizontalLine"/>
+        <w:spacing w:lineRule="auto" w:line="240" w:before="0" w:after="103"/>
+        <w:rPr>
+          <w:rFonts w:ascii="Cambria" w:hAnsi="Cambria"/>
+          <w:sz w:val="24"/>
+          <w:szCs w:val="24"/>
+        </w:rPr>
+      </w:pPr>
+      <w:r>
+        <w:rPr>
+          <w:rFonts w:ascii="Cambria" w:hAnsi="Cambria"/>
+          <w:sz w:val="24"/>
+          <w:szCs w:val="24"/>
+        </w:rPr>
+      </w:r>
+    </w:p>
+    <w:p>
+      <w:pPr>
+        <w:pStyle w:val="Heading2"/>
+        <w:spacing w:lineRule="auto" w:line="240" w:before="0" w:after="103"/>
+        <w:rPr>
+          <w:rFonts w:ascii="Cambria" w:hAnsi="Cambria" w:eastAsia="Aptos" w:cstheme="minorBidi" w:eastAsiaTheme="minorHAnsi"/>
+          <w:color w:val="auto"/>
+          <w:sz w:val="24"/>
+          <w:szCs w:val="24"/>
+          <w14:ligatures w14:val="standardContextual"/>
+        </w:rPr>
+      </w:pPr>
+      <w:r>
+        <w:rPr>
+          <w:rFonts w:eastAsia="Aptos" w:cstheme="minorBidi" w:eastAsiaTheme="minorHAnsi" w:ascii="Cambria" w:hAnsi="Cambria"/>
+          <w:color w:val="auto"/>
+          <w:sz w:val="24"/>
+          <w:szCs w:val="24"/>
+          <w14:ligatures w14:val="standardContextual"/>
+        </w:rPr>
+        <w:t xml:space="preserve">8️⃣ </w:t>
+      </w:r>
+      <w:r>
+        <w:rPr>
+          <w:rStyle w:val="Strong"/>
+          <w:rFonts w:eastAsia="Aptos" w:cstheme="minorBidi" w:eastAsiaTheme="minorHAnsi" w:ascii="Cambria" w:hAnsi="Cambria"/>
+          <w:color w:val="auto"/>
+          <w:sz w:val="24"/>
+          <w:szCs w:val="24"/>
+          <w14:ligatures w14:val="standardContextual"/>
+        </w:rPr>
+        <w:t>icontains</w:t>
+      </w:r>
+      <w:r>
+        <w:rPr>
+          <w:rFonts w:eastAsia="Aptos" w:cstheme="minorBidi" w:eastAsiaTheme="minorHAnsi" w:ascii="Cambria" w:hAnsi="Cambria"/>
+          <w:color w:val="auto"/>
+          <w:sz w:val="24"/>
+          <w:szCs w:val="24"/>
+          <w14:ligatures w14:val="standardContextual"/>
+        </w:rPr>
+        <w:t xml:space="preserve"> — String contains (Case-insensitive)</w:t>
+      </w:r>
+    </w:p>
+    <w:p>
+      <w:pPr>
+        <w:pStyle w:val="PreformattedText"/>
+        <w:spacing w:lineRule="auto" w:line="240" w:before="0" w:after="103"/>
+        <w:rPr>
+          <w:rFonts w:ascii="Cambria" w:hAnsi="Cambria" w:eastAsia="Aptos" w:cs=""/>
+          <w:sz w:val="24"/>
+          <w:szCs w:val="24"/>
+        </w:rPr>
+      </w:pPr>
+      <w:r>
+        <w:rPr>
+          <w:rStyle w:val="SourceText"/>
+          <w:rFonts w:ascii="Cambria" w:hAnsi="Cambria"/>
+          <w:sz w:val="24"/>
+          <w:szCs w:val="24"/>
+        </w:rPr>
+        <w:t>Student.objects.filter(name__icontains='vi')</w:t>
+      </w:r>
+    </w:p>
+    <w:p>
+      <w:pPr>
+        <w:pStyle w:val="PreformattedText"/>
+        <w:spacing w:lineRule="auto" w:line="240" w:before="0" w:after="103"/>
+        <w:rPr>
+          <w:rFonts w:ascii="Cambria" w:hAnsi="Cambria" w:eastAsia="Aptos" w:cs=""/>
+          <w:sz w:val="24"/>
+          <w:szCs w:val="24"/>
+        </w:rPr>
+      </w:pPr>
+      <w:r>
+        <w:rPr>
+          <w:rStyle w:val="SourceText"/>
+          <w:rFonts w:ascii="Cambria" w:hAnsi="Cambria"/>
+          <w:sz w:val="24"/>
+          <w:szCs w:val="24"/>
+        </w:rPr>
+        <w:t># 👉 Case-insensitive contains</w:t>
+      </w:r>
+    </w:p>
+    <w:p>
+      <w:pPr>
+        <w:pStyle w:val="PreformattedText"/>
+        <w:spacing w:lineRule="auto" w:line="240" w:before="0" w:after="103"/>
+        <w:rPr>
+          <w:rFonts w:ascii="Cambria" w:hAnsi="Cambria" w:eastAsia="Aptos" w:cs=""/>
+          <w:sz w:val="24"/>
+          <w:szCs w:val="24"/>
+        </w:rPr>
+      </w:pPr>
+      <w:r>
+        <w:rPr>
+          <w:rStyle w:val="SourceText"/>
+          <w:rFonts w:ascii="Cambria" w:hAnsi="Cambria"/>
+          <w:sz w:val="24"/>
+          <w:szCs w:val="24"/>
+        </w:rPr>
+        <w:t># Output: Ravi (18), RAVI (19), Kavitha (21)</w:t>
+      </w:r>
+    </w:p>
+    <w:p>
+      <w:pPr>
+        <w:pStyle w:val="HorizontalLine"/>
+        <w:spacing w:lineRule="auto" w:line="240" w:before="0" w:after="103"/>
+        <w:rPr>
+          <w:rFonts w:ascii="Cambria" w:hAnsi="Cambria"/>
+          <w:sz w:val="24"/>
+          <w:szCs w:val="24"/>
+        </w:rPr>
+      </w:pPr>
+      <w:r>
+        <w:rPr>
+          <w:rFonts w:ascii="Cambria" w:hAnsi="Cambria"/>
+          <w:sz w:val="24"/>
+          <w:szCs w:val="24"/>
+        </w:rPr>
+      </w:r>
+    </w:p>
+    <w:p>
+      <w:pPr>
+        <w:pStyle w:val="Heading2"/>
+        <w:spacing w:lineRule="auto" w:line="240" w:before="0" w:after="103"/>
+        <w:rPr>
+          <w:rFonts w:ascii="Cambria" w:hAnsi="Cambria" w:eastAsia="Aptos" w:cstheme="minorBidi" w:eastAsiaTheme="minorHAnsi"/>
+          <w:color w:val="auto"/>
+          <w:sz w:val="24"/>
+          <w:szCs w:val="24"/>
+          <w14:ligatures w14:val="standardContextual"/>
+        </w:rPr>
+      </w:pPr>
+      <w:r>
+        <w:rPr>
+          <w:rFonts w:eastAsia="Aptos" w:cstheme="minorBidi" w:eastAsiaTheme="minorHAnsi" w:ascii="Cambria" w:hAnsi="Cambria"/>
+          <w:color w:val="auto"/>
+          <w:sz w:val="24"/>
+          <w:szCs w:val="24"/>
+          <w14:ligatures w14:val="standardContextual"/>
+        </w:rPr>
+        <w:t xml:space="preserve">9️⃣ </w:t>
+      </w:r>
+      <w:r>
+        <w:rPr>
+          <w:rStyle w:val="Strong"/>
+          <w:rFonts w:eastAsia="Aptos" w:cstheme="minorBidi" w:eastAsiaTheme="minorHAnsi" w:ascii="Cambria" w:hAnsi="Cambria"/>
+          <w:color w:val="auto"/>
+          <w:sz w:val="24"/>
+          <w:szCs w:val="24"/>
+          <w14:ligatures w14:val="standardContextual"/>
+        </w:rPr>
+        <w:t>in</w:t>
+      </w:r>
+      <w:r>
+        <w:rPr>
+          <w:rFonts w:eastAsia="Aptos" w:cstheme="minorBidi" w:eastAsiaTheme="minorHAnsi" w:ascii="Cambria" w:hAnsi="Cambria"/>
+          <w:color w:val="auto"/>
+          <w:sz w:val="24"/>
+          <w:szCs w:val="24"/>
+          <w14:ligatures w14:val="standardContextual"/>
+        </w:rPr>
+        <w:t xml:space="preserve"> — Value in list</w:t>
+      </w:r>
+    </w:p>
+    <w:p>
+      <w:pPr>
+        <w:pStyle w:val="PreformattedText"/>
+        <w:spacing w:lineRule="auto" w:line="240" w:before="0" w:after="103"/>
+        <w:rPr>
+          <w:rFonts w:ascii="Cambria" w:hAnsi="Cambria" w:eastAsia="Aptos" w:cs=""/>
+          <w:sz w:val="24"/>
+          <w:szCs w:val="24"/>
+        </w:rPr>
+      </w:pPr>
+      <w:r>
+        <w:rPr>
+          <w:rStyle w:val="SourceText"/>
+          <w:rFonts w:ascii="Cambria" w:hAnsi="Cambria"/>
+          <w:sz w:val="24"/>
+          <w:szCs w:val="24"/>
+        </w:rPr>
+        <w:t>Student.objects.filter(age__in=[18, 20])</w:t>
+      </w:r>
+    </w:p>
+    <w:p>
+      <w:pPr>
+        <w:pStyle w:val="PreformattedText"/>
+        <w:spacing w:lineRule="auto" w:line="240" w:before="0" w:after="103"/>
+        <w:rPr>
+          <w:rFonts w:ascii="Cambria" w:hAnsi="Cambria" w:eastAsia="Aptos" w:cs=""/>
+          <w:sz w:val="24"/>
+          <w:szCs w:val="24"/>
+        </w:rPr>
+      </w:pPr>
+      <w:r>
+        <w:rPr>
+          <w:rStyle w:val="SourceText"/>
+          <w:rFonts w:ascii="Cambria" w:hAnsi="Cambria"/>
+          <w:sz w:val="24"/>
+          <w:szCs w:val="24"/>
+        </w:rPr>
+        <w:t># 👉 age is either 18 or 20</w:t>
+      </w:r>
+    </w:p>
+    <w:p>
+      <w:pPr>
+        <w:pStyle w:val="PreformattedText"/>
+        <w:spacing w:lineRule="auto" w:line="240" w:before="0" w:after="103"/>
+        <w:rPr>
+          <w:rFonts w:ascii="Cambria" w:hAnsi="Cambria" w:eastAsia="Aptos" w:cs=""/>
+          <w:sz w:val="24"/>
+          <w:szCs w:val="24"/>
+        </w:rPr>
+      </w:pPr>
+      <w:r>
+        <w:rPr>
+          <w:rStyle w:val="SourceText"/>
+          <w:rFonts w:ascii="Cambria" w:hAnsi="Cambria"/>
+          <w:sz w:val="24"/>
+          <w:szCs w:val="24"/>
+        </w:rPr>
+        <w:t># Output: Ravi (18), Ramesh (18), Aravind (20)</w:t>
+      </w:r>
+    </w:p>
+    <w:p>
+      <w:pPr>
+        <w:pStyle w:val="HorizontalLine"/>
+        <w:spacing w:lineRule="auto" w:line="240" w:before="0" w:after="103"/>
+        <w:rPr>
+          <w:rFonts w:ascii="Cambria" w:hAnsi="Cambria"/>
+          <w:sz w:val="24"/>
+          <w:szCs w:val="24"/>
+        </w:rPr>
+      </w:pPr>
+      <w:r>
+        <w:rPr>
+          <w:rFonts w:ascii="Cambria" w:hAnsi="Cambria"/>
+          <w:sz w:val="24"/>
+          <w:szCs w:val="24"/>
+        </w:rPr>
+      </w:r>
+    </w:p>
+    <w:p>
+      <w:pPr>
+        <w:pStyle w:val="BodyText"/>
+        <w:spacing w:lineRule="auto" w:line="240" w:before="0" w:after="103"/>
+        <w:rPr>
+          <w:rFonts w:ascii="Cambria" w:hAnsi="Cambria"/>
+        </w:rPr>
+      </w:pPr>
+      <w:r>
+        <w:rPr>
+          <w:rFonts w:ascii="Cambria" w:hAnsi="Cambria"/>
+          <w:sz w:val="24"/>
+          <w:szCs w:val="24"/>
+        </w:rPr>
+        <w:t xml:space="preserve">✅ </w:t>
+      </w:r>
+      <w:r>
+        <w:rPr>
+          <w:rFonts w:ascii="Cambria" w:hAnsi="Cambria"/>
+          <w:sz w:val="24"/>
+          <w:szCs w:val="24"/>
+        </w:rPr>
+        <w:t xml:space="preserve">These lookup types can be combined with </w:t>
+      </w:r>
+      <w:r>
+        <w:rPr>
+          <w:rStyle w:val="Strong"/>
+          <w:rFonts w:ascii="Cambria" w:hAnsi="Cambria"/>
+          <w:sz w:val="24"/>
+          <w:szCs w:val="24"/>
+        </w:rPr>
+        <w:t>any field</w:t>
+      </w:r>
+      <w:r>
+        <w:rPr>
+          <w:rFonts w:ascii="Cambria" w:hAnsi="Cambria"/>
+          <w:sz w:val="24"/>
+          <w:szCs w:val="24"/>
+        </w:rPr>
+        <w:t xml:space="preserve">, not just </w:t>
+      </w:r>
+      <w:r>
+        <w:rPr>
+          <w:rStyle w:val="SourceText"/>
+          <w:rFonts w:ascii="Cambria" w:hAnsi="Cambria"/>
+          <w:sz w:val="24"/>
+          <w:szCs w:val="24"/>
+        </w:rPr>
+        <w:t>age</w:t>
+      </w:r>
+      <w:r>
+        <w:rPr>
+          <w:rFonts w:ascii="Cambria" w:hAnsi="Cambria"/>
+          <w:sz w:val="24"/>
+          <w:szCs w:val="24"/>
+        </w:rPr>
+        <w:t xml:space="preserve"> or </w:t>
+      </w:r>
+      <w:r>
+        <w:rPr>
+          <w:rStyle w:val="SourceText"/>
+          <w:rFonts w:ascii="Cambria" w:hAnsi="Cambria"/>
+          <w:sz w:val="24"/>
+          <w:szCs w:val="24"/>
+        </w:rPr>
+        <w:t>name</w:t>
+      </w:r>
+      <w:r>
+        <w:rPr>
+          <w:rFonts w:ascii="Cambria" w:hAnsi="Cambria"/>
+          <w:sz w:val="24"/>
+          <w:szCs w:val="24"/>
+        </w:rPr>
+        <w:t>.</w:t>
+        <w:br/>
+        <w:t xml:space="preserve">Example: </w:t>
+      </w:r>
+      <w:r>
+        <w:rPr>
+          <w:rStyle w:val="SourceText"/>
+          <w:rFonts w:ascii="Cambria" w:hAnsi="Cambria"/>
+          <w:sz w:val="24"/>
+          <w:szCs w:val="24"/>
+        </w:rPr>
+        <w:t>city__icontains='chi'</w:t>
+      </w:r>
+      <w:r>
+        <w:rPr>
+          <w:rFonts w:ascii="Cambria" w:hAnsi="Cambria"/>
+          <w:sz w:val="24"/>
+          <w:szCs w:val="24"/>
+        </w:rPr>
+        <w:t xml:space="preserve"> → matches </w:t>
+      </w:r>
+      <w:r>
+        <w:rPr>
+          <w:rStyle w:val="SourceText"/>
+          <w:rFonts w:ascii="Cambria" w:hAnsi="Cambria"/>
+          <w:sz w:val="24"/>
+          <w:szCs w:val="24"/>
+        </w:rPr>
+        <w:t>Chennai</w:t>
+      </w:r>
+      <w:r>
+        <w:rPr>
+          <w:rFonts w:ascii="Cambria" w:hAnsi="Cambria"/>
+          <w:sz w:val="24"/>
+          <w:szCs w:val="24"/>
+        </w:rPr>
+        <w:t>.</w:t>
+      </w:r>
+    </w:p>
+    <w:p>
+      <w:pPr>
+        <w:pStyle w:val="HorizontalLine"/>
+        <w:spacing w:lineRule="auto" w:line="240" w:before="0" w:after="103"/>
+        <w:rPr>
+          <w:rFonts w:ascii="Cambria" w:hAnsi="Cambria"/>
+          <w:sz w:val="24"/>
+          <w:szCs w:val="24"/>
+        </w:rPr>
+      </w:pPr>
+      <w:r>
+        <w:rPr>
+          <w:rFonts w:ascii="Cambria" w:hAnsi="Cambria"/>
+          <w:sz w:val="24"/>
+          <w:szCs w:val="24"/>
+        </w:rPr>
+      </w:r>
+    </w:p>
+    <w:p>
+      <w:pPr>
+        <w:pStyle w:val="Heading3"/>
+        <w:spacing w:lineRule="auto" w:line="240" w:before="0" w:after="103"/>
+        <w:rPr>
+          <w:rFonts w:ascii="Cambria" w:hAnsi="Cambria" w:eastAsia="Aptos" w:cstheme="minorBidi" w:eastAsiaTheme="minorHAnsi"/>
+          <w:color w:val="auto"/>
+          <w:sz w:val="24"/>
+          <w:szCs w:val="24"/>
+          <w14:ligatures w14:val="standardContextual"/>
+        </w:rPr>
+      </w:pPr>
+      <w:r>
+        <w:rPr>
+          <w:rFonts w:eastAsia="Aptos" w:cstheme="minorBidi" w:eastAsiaTheme="minorHAnsi" w:ascii="Cambria" w:hAnsi="Cambria"/>
+          <w:color w:val="auto"/>
+          <w:sz w:val="24"/>
+          <w:szCs w:val="24"/>
+          <w14:ligatures w14:val="standardContextual"/>
+        </w:rPr>
+        <w:t xml:space="preserve">📌 </w:t>
+      </w:r>
+      <w:r>
+        <w:rPr>
+          <w:rFonts w:eastAsia="Aptos" w:cstheme="minorBidi" w:eastAsiaTheme="minorHAnsi" w:ascii="Cambria" w:hAnsi="Cambria"/>
+          <w:color w:val="auto"/>
+          <w:sz w:val="24"/>
+          <w:szCs w:val="24"/>
+          <w14:ligatures w14:val="standardContextual"/>
+        </w:rPr>
+        <w:t>Bonus Tip:</w:t>
+      </w:r>
+    </w:p>
+    <w:p>
+      <w:pPr>
+        <w:pStyle w:val="BodyText"/>
+        <w:spacing w:lineRule="auto" w:line="240" w:before="0" w:after="103"/>
+        <w:rPr>
+          <w:rFonts w:ascii="Cambria" w:hAnsi="Cambria"/>
+        </w:rPr>
+      </w:pPr>
+      <w:r>
+        <w:rPr>
+          <w:rFonts w:ascii="Cambria" w:hAnsi="Cambria"/>
+          <w:sz w:val="24"/>
+          <w:szCs w:val="24"/>
+        </w:rPr>
+        <w:t xml:space="preserve">You can </w:t>
+      </w:r>
+      <w:r>
+        <w:rPr>
+          <w:rStyle w:val="Strong"/>
+          <w:rFonts w:ascii="Cambria" w:hAnsi="Cambria"/>
+          <w:sz w:val="24"/>
+          <w:szCs w:val="24"/>
+        </w:rPr>
+        <w:t>chain filters</w:t>
+      </w:r>
+      <w:r>
+        <w:rPr>
+          <w:rFonts w:ascii="Cambria" w:hAnsi="Cambria"/>
+          <w:sz w:val="24"/>
+          <w:szCs w:val="24"/>
+        </w:rPr>
+        <w:t>:</w:t>
+      </w:r>
+    </w:p>
+    <w:p>
+      <w:pPr>
+        <w:pStyle w:val="PreformattedText"/>
+        <w:spacing w:lineRule="auto" w:line="240" w:before="0" w:after="103"/>
+        <w:rPr>
+          <w:rFonts w:ascii="Cambria" w:hAnsi="Cambria" w:eastAsia="Aptos" w:cs=""/>
+          <w:sz w:val="24"/>
+          <w:szCs w:val="24"/>
+        </w:rPr>
+      </w:pPr>
+      <w:r>
+        <w:rPr>
+          <w:rStyle w:val="SourceText"/>
+          <w:rFonts w:ascii="Cambria" w:hAnsi="Cambria"/>
+          <w:sz w:val="24"/>
+          <w:szCs w:val="24"/>
+        </w:rPr>
+        <w:t>Student.objects.filter(age__gte=18).filter(city__iexact='Trichy')</w:t>
+      </w:r>
+    </w:p>
+    <w:p>
+      <w:pPr>
+        <w:pStyle w:val="PreformattedText"/>
+        <w:spacing w:lineRule="auto" w:line="240" w:before="0" w:after="103"/>
+        <w:rPr>
+          <w:rFonts w:ascii="Cambria" w:hAnsi="Cambria" w:eastAsia="Aptos" w:cs=""/>
+          <w:sz w:val="24"/>
+          <w:szCs w:val="24"/>
+        </w:rPr>
+      </w:pPr>
+      <w:r>
+        <w:rPr>
+          <w:rStyle w:val="SourceText"/>
+          <w:rFonts w:ascii="Cambria" w:hAnsi="Cambria"/>
+          <w:sz w:val="24"/>
+          <w:szCs w:val="24"/>
+        </w:rPr>
+        <w:t># age &gt;= 18 AND city = 'Trichy' (case-insensitive)</w:t>
+      </w:r>
+    </w:p>
+    <w:p>
+      <w:pPr>
+        <w:pStyle w:val="BodyText"/>
+        <w:spacing w:lineRule="auto" w:line="240" w:before="0" w:after="103"/>
+        <w:rPr>
+          <w:rFonts w:ascii="Cambria" w:hAnsi="Cambria"/>
+        </w:rPr>
+      </w:pPr>
+      <w:r>
+        <w:rPr>
+          <w:rFonts w:ascii="Cambria" w:hAnsi="Cambria"/>
+          <w:sz w:val="24"/>
+          <w:szCs w:val="24"/>
+        </w:rPr>
+        <w:t xml:space="preserve">Or use </w:t>
+      </w:r>
+      <w:r>
+        <w:rPr>
+          <w:rStyle w:val="Strong"/>
+          <w:rFonts w:ascii="Cambria" w:hAnsi="Cambria"/>
+          <w:sz w:val="24"/>
+          <w:szCs w:val="24"/>
+        </w:rPr>
+        <w:t>exclude</w:t>
+      </w:r>
+      <w:r>
+        <w:rPr>
+          <w:rFonts w:ascii="Cambria" w:hAnsi="Cambria"/>
+          <w:sz w:val="24"/>
+          <w:szCs w:val="24"/>
+        </w:rPr>
+        <w:t>:</w:t>
+      </w:r>
+    </w:p>
+    <w:p>
+      <w:pPr>
+        <w:pStyle w:val="PreformattedText"/>
+        <w:spacing w:lineRule="auto" w:line="240" w:before="0" w:after="103"/>
+        <w:rPr>
+          <w:rFonts w:ascii="Cambria" w:hAnsi="Cambria" w:eastAsia="Aptos" w:cs=""/>
+          <w:sz w:val="24"/>
+          <w:szCs w:val="24"/>
+        </w:rPr>
+      </w:pPr>
+      <w:r>
+        <w:rPr>
+          <w:rStyle w:val="SourceText"/>
+          <w:rFonts w:ascii="Cambria" w:hAnsi="Cambria"/>
+          <w:sz w:val="24"/>
+          <w:szCs w:val="24"/>
+        </w:rPr>
+        <w:t>Student.objects.exclude(age__lt=19)</w:t>
+      </w:r>
+    </w:p>
+    <w:p>
+      <w:pPr>
+        <w:pStyle w:val="PreformattedText"/>
+        <w:spacing w:lineRule="auto" w:line="240" w:before="0" w:after="103"/>
+        <w:rPr>
+          <w:rFonts w:ascii="Cambria" w:hAnsi="Cambria" w:eastAsia="Aptos" w:cs=""/>
+          <w:sz w:val="24"/>
+          <w:szCs w:val="24"/>
+        </w:rPr>
+      </w:pPr>
+      <w:r>
+        <w:rPr>
+          <w:rStyle w:val="SourceText"/>
+          <w:rFonts w:ascii="Cambria" w:hAnsi="Cambria"/>
+          <w:sz w:val="24"/>
+          <w:szCs w:val="24"/>
+        </w:rPr>
+        <w:t># Exclude students younger than 19</w:t>
+      </w:r>
+    </w:p>
+    <w:p>
+      <w:pPr>
+        <w:pStyle w:val="HorizontalLine"/>
+        <w:spacing w:lineRule="auto" w:line="240" w:before="0" w:after="103"/>
+        <w:rPr>
+          <w:rFonts w:ascii="Cambria" w:hAnsi="Cambria"/>
+          <w:sz w:val="24"/>
+          <w:szCs w:val="24"/>
+        </w:rPr>
+      </w:pPr>
+      <w:r>
+        <w:rPr>
+          <w:rFonts w:ascii="Cambria" w:hAnsi="Cambria"/>
+          <w:sz w:val="24"/>
+          <w:szCs w:val="24"/>
+        </w:rPr>
+      </w:r>
+    </w:p>
+    <w:p>
+      <w:pPr>
+        <w:pStyle w:val="Heading3"/>
+        <w:spacing w:lineRule="auto" w:line="240" w:before="0" w:after="103"/>
+        <w:rPr>
+          <w:rFonts w:ascii="Cambria" w:hAnsi="Cambria" w:eastAsia="Aptos" w:cstheme="minorBidi" w:eastAsiaTheme="minorHAnsi"/>
+          <w:color w:val="auto"/>
+          <w:sz w:val="24"/>
+          <w:szCs w:val="24"/>
+          <w14:ligatures w14:val="standardContextual"/>
+        </w:rPr>
+      </w:pPr>
+      <w:r>
+        <w:rPr>
+          <w:rFonts w:eastAsia="Aptos" w:cstheme="minorBidi" w:eastAsiaTheme="minorHAnsi" w:ascii="Cambria" w:hAnsi="Cambria"/>
+          <w:color w:val="auto"/>
+          <w:sz w:val="24"/>
+          <w:szCs w:val="24"/>
+          <w14:ligatures w14:val="standardContextual"/>
+        </w:rPr>
+        <w:t xml:space="preserve">✅ </w:t>
+      </w:r>
+      <w:r>
+        <w:rPr>
+          <w:rFonts w:eastAsia="Aptos" w:cstheme="minorBidi" w:eastAsiaTheme="minorHAnsi" w:ascii="Cambria" w:hAnsi="Cambria"/>
+          <w:color w:val="auto"/>
+          <w:sz w:val="24"/>
+          <w:szCs w:val="24"/>
+          <w14:ligatures w14:val="standardContextual"/>
+        </w:rPr>
+        <w:t>Summary Table with Examples</w:t>
+      </w:r>
+    </w:p>
+    <w:tbl>
+      <w:tblPr>
+        <w:tblW w:w="9026" w:type="dxa"/>
+        <w:jc w:val="left"/>
+        <w:tblInd w:w="28" w:type="dxa"/>
+        <w:tblLayout w:type="fixed"/>
+        <w:tblCellMar>
+          <w:top w:w="28" w:type="dxa"/>
+          <w:left w:w="28" w:type="dxa"/>
+          <w:bottom w:w="28" w:type="dxa"/>
+          <w:right w:w="28" w:type="dxa"/>
+        </w:tblCellMar>
+      </w:tblPr>
+      <w:tblGrid>
+        <w:gridCol w:w="1081"/>
+        <w:gridCol w:w="2972"/>
+        <w:gridCol w:w="2399"/>
+        <w:gridCol w:w="2574"/>
+      </w:tblGrid>
+      <w:tr>
+        <w:trPr>
+          <w:tblHeader w:val="true"/>
+        </w:trPr>
+        <w:tc>
+          <w:tcPr>
+            <w:tcW w:w="1081" w:type="dxa"/>
+            <w:tcBorders/>
+            <w:vAlign w:val="center"/>
+          </w:tcPr>
+          <w:p>
+            <w:pPr>
+              <w:pStyle w:val="TableHeading"/>
+              <w:spacing w:lineRule="auto" w:line="240" w:before="0" w:after="103"/>
+              <w:rPr>
+                <w:rFonts w:ascii="Cambria" w:hAnsi="Cambria"/>
+                <w:sz w:val="24"/>
+                <w:szCs w:val="24"/>
+              </w:rPr>
+            </w:pPr>
+            <w:r>
+              <w:rPr>
+                <w:rFonts w:ascii="Cambria" w:hAnsi="Cambria"/>
+                <w:sz w:val="24"/>
+                <w:szCs w:val="24"/>
+              </w:rPr>
+              <w:t>Lookup</w:t>
+            </w:r>
+          </w:p>
+        </w:tc>
+        <w:tc>
+          <w:tcPr>
+            <w:tcW w:w="2972" w:type="dxa"/>
+            <w:tcBorders/>
+            <w:vAlign w:val="center"/>
+          </w:tcPr>
+          <w:p>
+            <w:pPr>
+              <w:pStyle w:val="TableHeading"/>
+              <w:spacing w:lineRule="auto" w:line="240" w:before="0" w:after="103"/>
+              <w:rPr>
+                <w:rFonts w:ascii="Cambria" w:hAnsi="Cambria"/>
+                <w:sz w:val="24"/>
+                <w:szCs w:val="24"/>
+              </w:rPr>
+            </w:pPr>
+            <w:r>
+              <w:rPr>
+                <w:rFonts w:ascii="Cambria" w:hAnsi="Cambria"/>
+                <w:sz w:val="24"/>
+                <w:szCs w:val="24"/>
+              </w:rPr>
+              <w:t>Meaning</w:t>
+            </w:r>
+          </w:p>
+        </w:tc>
+        <w:tc>
+          <w:tcPr>
+            <w:tcW w:w="2399" w:type="dxa"/>
+            <w:tcBorders/>
+            <w:vAlign w:val="center"/>
+          </w:tcPr>
+          <w:p>
+            <w:pPr>
+              <w:pStyle w:val="TableHeading"/>
+              <w:spacing w:lineRule="auto" w:line="240" w:before="0" w:after="103"/>
+              <w:rPr>
+                <w:rFonts w:ascii="Cambria" w:hAnsi="Cambria"/>
+                <w:sz w:val="24"/>
+                <w:szCs w:val="24"/>
+              </w:rPr>
+            </w:pPr>
+            <w:r>
+              <w:rPr>
+                <w:rFonts w:ascii="Cambria" w:hAnsi="Cambria"/>
+                <w:sz w:val="24"/>
+                <w:szCs w:val="24"/>
+              </w:rPr>
+              <w:t>Example</w:t>
+            </w:r>
+          </w:p>
+        </w:tc>
+        <w:tc>
+          <w:tcPr>
+            <w:tcW w:w="2574" w:type="dxa"/>
+            <w:tcBorders/>
+            <w:vAlign w:val="center"/>
+          </w:tcPr>
+          <w:p>
+            <w:pPr>
+              <w:pStyle w:val="TableHeading"/>
+              <w:spacing w:lineRule="auto" w:line="240" w:before="0" w:after="103"/>
+              <w:rPr>
+                <w:rFonts w:ascii="Cambria" w:hAnsi="Cambria"/>
+                <w:sz w:val="24"/>
+                <w:szCs w:val="24"/>
+              </w:rPr>
+            </w:pPr>
+            <w:r>
+              <w:rPr>
+                <w:rFonts w:ascii="Cambria" w:hAnsi="Cambria"/>
+                <w:sz w:val="24"/>
+                <w:szCs w:val="24"/>
+              </w:rPr>
+              <w:t>Output</w:t>
+            </w:r>
+          </w:p>
+        </w:tc>
+      </w:tr>
+      <w:tr>
+        <w:trPr/>
+        <w:tc>
+          <w:tcPr>
+            <w:tcW w:w="1081" w:type="dxa"/>
+            <w:tcBorders/>
+            <w:vAlign w:val="center"/>
+          </w:tcPr>
+          <w:p>
+            <w:pPr>
+              <w:pStyle w:val="TableContents"/>
+              <w:spacing w:lineRule="auto" w:line="240" w:before="0" w:after="103"/>
+              <w:rPr>
+                <w:rFonts w:ascii="Cambria" w:hAnsi="Cambria"/>
+                <w:sz w:val="24"/>
+                <w:szCs w:val="24"/>
+              </w:rPr>
+            </w:pPr>
+            <w:r>
+              <w:rPr>
+                <w:rFonts w:ascii="Cambria" w:hAnsi="Cambria"/>
+                <w:sz w:val="24"/>
+                <w:szCs w:val="24"/>
+              </w:rPr>
+              <w:t>exact</w:t>
+            </w:r>
+          </w:p>
+        </w:tc>
+        <w:tc>
+          <w:tcPr>
+            <w:tcW w:w="2972" w:type="dxa"/>
+            <w:tcBorders/>
+            <w:vAlign w:val="center"/>
+          </w:tcPr>
+          <w:p>
+            <w:pPr>
+              <w:pStyle w:val="TableContents"/>
+              <w:spacing w:lineRule="auto" w:line="240" w:before="0" w:after="103"/>
+              <w:rPr>
+                <w:rFonts w:ascii="Cambria" w:hAnsi="Cambria"/>
+                <w:sz w:val="24"/>
+                <w:szCs w:val="24"/>
+              </w:rPr>
+            </w:pPr>
+            <w:r>
+              <w:rPr>
+                <w:rFonts w:ascii="Cambria" w:hAnsi="Cambria"/>
+                <w:sz w:val="24"/>
+                <w:szCs w:val="24"/>
+              </w:rPr>
+              <w:t>Equal (case-sensitive)</w:t>
+            </w:r>
+          </w:p>
+        </w:tc>
+        <w:tc>
+          <w:tcPr>
+            <w:tcW w:w="2399" w:type="dxa"/>
+            <w:tcBorders/>
+            <w:vAlign w:val="center"/>
+          </w:tcPr>
+          <w:p>
+            <w:pPr>
+              <w:pStyle w:val="TableContents"/>
+              <w:spacing w:lineRule="auto" w:line="240" w:before="0" w:after="103"/>
+              <w:rPr>
+                <w:rFonts w:ascii="Cambria" w:hAnsi="Cambria"/>
+                <w:sz w:val="24"/>
+                <w:szCs w:val="24"/>
+              </w:rPr>
+            </w:pPr>
+            <w:r>
+              <w:rPr>
+                <w:rFonts w:ascii="Cambria" w:hAnsi="Cambria"/>
+                <w:sz w:val="24"/>
+                <w:szCs w:val="24"/>
+              </w:rPr>
+              <w:t>age__exact=18</w:t>
+            </w:r>
+          </w:p>
+        </w:tc>
+        <w:tc>
+          <w:tcPr>
+            <w:tcW w:w="2574" w:type="dxa"/>
+            <w:tcBorders/>
+            <w:vAlign w:val="center"/>
+          </w:tcPr>
+          <w:p>
+            <w:pPr>
+              <w:pStyle w:val="TableContents"/>
+              <w:spacing w:lineRule="auto" w:line="240" w:before="0" w:after="103"/>
+              <w:rPr>
+                <w:rFonts w:ascii="Cambria" w:hAnsi="Cambria"/>
+                <w:sz w:val="24"/>
+                <w:szCs w:val="24"/>
+              </w:rPr>
+            </w:pPr>
+            <w:r>
+              <w:rPr>
+                <w:rFonts w:ascii="Cambria" w:hAnsi="Cambria"/>
+                <w:sz w:val="24"/>
+                <w:szCs w:val="24"/>
+              </w:rPr>
+              <w:t>Ravi, Ramesh</w:t>
+            </w:r>
+          </w:p>
+        </w:tc>
+      </w:tr>
+      <w:tr>
+        <w:trPr/>
+        <w:tc>
+          <w:tcPr>
+            <w:tcW w:w="1081" w:type="dxa"/>
+            <w:tcBorders/>
+            <w:vAlign w:val="center"/>
+          </w:tcPr>
+          <w:p>
+            <w:pPr>
+              <w:pStyle w:val="TableContents"/>
+              <w:spacing w:lineRule="auto" w:line="240" w:before="0" w:after="103"/>
+              <w:rPr>
+                <w:rFonts w:ascii="Cambria" w:hAnsi="Cambria"/>
+                <w:sz w:val="24"/>
+                <w:szCs w:val="24"/>
+              </w:rPr>
+            </w:pPr>
+            <w:r>
+              <w:rPr>
+                <w:rFonts w:ascii="Cambria" w:hAnsi="Cambria"/>
+                <w:sz w:val="24"/>
+                <w:szCs w:val="24"/>
+              </w:rPr>
+              <w:t>iexact</w:t>
+            </w:r>
+          </w:p>
+        </w:tc>
+        <w:tc>
+          <w:tcPr>
+            <w:tcW w:w="2972" w:type="dxa"/>
+            <w:tcBorders/>
+            <w:vAlign w:val="center"/>
+          </w:tcPr>
+          <w:p>
+            <w:pPr>
+              <w:pStyle w:val="TableContents"/>
+              <w:spacing w:lineRule="auto" w:line="240" w:before="0" w:after="103"/>
+              <w:rPr>
+                <w:rFonts w:ascii="Cambria" w:hAnsi="Cambria"/>
+                <w:sz w:val="24"/>
+                <w:szCs w:val="24"/>
+              </w:rPr>
+            </w:pPr>
+            <w:r>
+              <w:rPr>
+                <w:rFonts w:ascii="Cambria" w:hAnsi="Cambria"/>
+                <w:sz w:val="24"/>
+                <w:szCs w:val="24"/>
+              </w:rPr>
+              <w:t>Equal (case-insensitive)</w:t>
+            </w:r>
+          </w:p>
+        </w:tc>
+        <w:tc>
+          <w:tcPr>
+            <w:tcW w:w="2399" w:type="dxa"/>
+            <w:tcBorders/>
+            <w:vAlign w:val="center"/>
+          </w:tcPr>
+          <w:p>
+            <w:pPr>
+              <w:pStyle w:val="TableContents"/>
+              <w:spacing w:lineRule="auto" w:line="240" w:before="0" w:after="103"/>
+              <w:rPr>
+                <w:rFonts w:ascii="Cambria" w:hAnsi="Cambria"/>
+                <w:sz w:val="24"/>
+                <w:szCs w:val="24"/>
+              </w:rPr>
+            </w:pPr>
+            <w:r>
+              <w:rPr>
+                <w:rFonts w:ascii="Cambria" w:hAnsi="Cambria"/>
+                <w:sz w:val="24"/>
+                <w:szCs w:val="24"/>
+              </w:rPr>
+              <w:t>name__iexact="ravi"</w:t>
+            </w:r>
+          </w:p>
+        </w:tc>
+        <w:tc>
+          <w:tcPr>
+            <w:tcW w:w="2574" w:type="dxa"/>
+            <w:tcBorders/>
+            <w:vAlign w:val="center"/>
+          </w:tcPr>
+          <w:p>
+            <w:pPr>
+              <w:pStyle w:val="TableContents"/>
+              <w:spacing w:lineRule="auto" w:line="240" w:before="0" w:after="103"/>
+              <w:rPr>
+                <w:rFonts w:ascii="Cambria" w:hAnsi="Cambria"/>
+                <w:sz w:val="24"/>
+                <w:szCs w:val="24"/>
+              </w:rPr>
+            </w:pPr>
+            <w:r>
+              <w:rPr>
+                <w:rFonts w:ascii="Cambria" w:hAnsi="Cambria"/>
+                <w:sz w:val="24"/>
+                <w:szCs w:val="24"/>
+              </w:rPr>
+              <w:t>Ravi, RAVI</w:t>
+            </w:r>
+          </w:p>
+        </w:tc>
+      </w:tr>
+      <w:tr>
+        <w:trPr/>
+        <w:tc>
+          <w:tcPr>
+            <w:tcW w:w="1081" w:type="dxa"/>
+            <w:tcBorders/>
+            <w:vAlign w:val="center"/>
+          </w:tcPr>
+          <w:p>
+            <w:pPr>
+              <w:pStyle w:val="TableContents"/>
+              <w:spacing w:lineRule="auto" w:line="240" w:before="0" w:after="103"/>
+              <w:rPr>
+                <w:rFonts w:ascii="Cambria" w:hAnsi="Cambria"/>
+                <w:sz w:val="24"/>
+                <w:szCs w:val="24"/>
+              </w:rPr>
+            </w:pPr>
+            <w:r>
+              <w:rPr>
+                <w:rFonts w:ascii="Cambria" w:hAnsi="Cambria"/>
+                <w:sz w:val="24"/>
+                <w:szCs w:val="24"/>
+              </w:rPr>
+              <w:t>gt</w:t>
+            </w:r>
+          </w:p>
+        </w:tc>
+        <w:tc>
+          <w:tcPr>
+            <w:tcW w:w="2972" w:type="dxa"/>
+            <w:tcBorders/>
+            <w:vAlign w:val="center"/>
+          </w:tcPr>
+          <w:p>
+            <w:pPr>
+              <w:pStyle w:val="TableContents"/>
+              <w:spacing w:lineRule="auto" w:line="240" w:before="0" w:after="103"/>
+              <w:rPr>
+                <w:rFonts w:ascii="Cambria" w:hAnsi="Cambria"/>
+                <w:sz w:val="24"/>
+                <w:szCs w:val="24"/>
+              </w:rPr>
+            </w:pPr>
+            <w:r>
+              <w:rPr>
+                <w:rFonts w:ascii="Cambria" w:hAnsi="Cambria"/>
+                <w:sz w:val="24"/>
+                <w:szCs w:val="24"/>
+              </w:rPr>
+              <w:t>Greater than</w:t>
+            </w:r>
+          </w:p>
+        </w:tc>
+        <w:tc>
+          <w:tcPr>
+            <w:tcW w:w="2399" w:type="dxa"/>
+            <w:tcBorders/>
+            <w:vAlign w:val="center"/>
+          </w:tcPr>
+          <w:p>
+            <w:pPr>
+              <w:pStyle w:val="TableContents"/>
+              <w:spacing w:lineRule="auto" w:line="240" w:before="0" w:after="103"/>
+              <w:rPr>
+                <w:rFonts w:ascii="Cambria" w:hAnsi="Cambria"/>
+                <w:sz w:val="24"/>
+                <w:szCs w:val="24"/>
+              </w:rPr>
+            </w:pPr>
+            <w:r>
+              <w:rPr>
+                <w:rFonts w:ascii="Cambria" w:hAnsi="Cambria"/>
+                <w:sz w:val="24"/>
+                <w:szCs w:val="24"/>
+              </w:rPr>
+              <w:t>age__gt=18</w:t>
+            </w:r>
+          </w:p>
+        </w:tc>
+        <w:tc>
+          <w:tcPr>
+            <w:tcW w:w="2574" w:type="dxa"/>
+            <w:tcBorders/>
+            <w:vAlign w:val="center"/>
+          </w:tcPr>
+          <w:p>
+            <w:pPr>
+              <w:pStyle w:val="TableContents"/>
+              <w:spacing w:lineRule="auto" w:line="240" w:before="0" w:after="103"/>
+              <w:rPr>
+                <w:rFonts w:ascii="Cambria" w:hAnsi="Cambria"/>
+                <w:sz w:val="24"/>
+                <w:szCs w:val="24"/>
+              </w:rPr>
+            </w:pPr>
+            <w:r>
+              <w:rPr>
+                <w:rFonts w:ascii="Cambria" w:hAnsi="Cambria"/>
+                <w:sz w:val="24"/>
+                <w:szCs w:val="24"/>
+              </w:rPr>
+              <w:t>RAVI, Aravind, Kavitha</w:t>
+            </w:r>
+          </w:p>
+        </w:tc>
+      </w:tr>
+      <w:tr>
+        <w:trPr/>
+        <w:tc>
+          <w:tcPr>
+            <w:tcW w:w="1081" w:type="dxa"/>
+            <w:tcBorders/>
+            <w:vAlign w:val="center"/>
+          </w:tcPr>
+          <w:p>
+            <w:pPr>
+              <w:pStyle w:val="TableContents"/>
+              <w:spacing w:lineRule="auto" w:line="240" w:before="0" w:after="103"/>
+              <w:rPr>
+                <w:rFonts w:ascii="Cambria" w:hAnsi="Cambria"/>
+                <w:sz w:val="24"/>
+                <w:szCs w:val="24"/>
+              </w:rPr>
+            </w:pPr>
+            <w:r>
+              <w:rPr>
+                <w:rFonts w:ascii="Cambria" w:hAnsi="Cambria"/>
+                <w:sz w:val="24"/>
+                <w:szCs w:val="24"/>
+              </w:rPr>
+              <w:t>gte</w:t>
+            </w:r>
+          </w:p>
+        </w:tc>
+        <w:tc>
+          <w:tcPr>
+            <w:tcW w:w="2972" w:type="dxa"/>
+            <w:tcBorders/>
+            <w:vAlign w:val="center"/>
+          </w:tcPr>
+          <w:p>
+            <w:pPr>
+              <w:pStyle w:val="TableContents"/>
+              <w:spacing w:lineRule="auto" w:line="240" w:before="0" w:after="103"/>
+              <w:rPr>
+                <w:rFonts w:ascii="Cambria" w:hAnsi="Cambria"/>
+                <w:sz w:val="24"/>
+                <w:szCs w:val="24"/>
+              </w:rPr>
+            </w:pPr>
+            <w:r>
+              <w:rPr>
+                <w:rFonts w:ascii="Cambria" w:hAnsi="Cambria"/>
+                <w:sz w:val="24"/>
+                <w:szCs w:val="24"/>
+              </w:rPr>
+              <w:t>Greater or equal</w:t>
+            </w:r>
+          </w:p>
+        </w:tc>
+        <w:tc>
+          <w:tcPr>
+            <w:tcW w:w="2399" w:type="dxa"/>
+            <w:tcBorders/>
+            <w:vAlign w:val="center"/>
+          </w:tcPr>
+          <w:p>
+            <w:pPr>
+              <w:pStyle w:val="TableContents"/>
+              <w:spacing w:lineRule="auto" w:line="240" w:before="0" w:after="103"/>
+              <w:rPr>
+                <w:rFonts w:ascii="Cambria" w:hAnsi="Cambria"/>
+                <w:sz w:val="24"/>
+                <w:szCs w:val="24"/>
+              </w:rPr>
+            </w:pPr>
+            <w:r>
+              <w:rPr>
+                <w:rFonts w:ascii="Cambria" w:hAnsi="Cambria"/>
+                <w:sz w:val="24"/>
+                <w:szCs w:val="24"/>
+              </w:rPr>
+              <w:t>age__gte=20</w:t>
+            </w:r>
+          </w:p>
+        </w:tc>
+        <w:tc>
+          <w:tcPr>
+            <w:tcW w:w="2574" w:type="dxa"/>
+            <w:tcBorders/>
+            <w:vAlign w:val="center"/>
+          </w:tcPr>
+          <w:p>
+            <w:pPr>
+              <w:pStyle w:val="TableContents"/>
+              <w:spacing w:lineRule="auto" w:line="240" w:before="0" w:after="103"/>
+              <w:rPr>
+                <w:rFonts w:ascii="Cambria" w:hAnsi="Cambria"/>
+                <w:sz w:val="24"/>
+                <w:szCs w:val="24"/>
+              </w:rPr>
+            </w:pPr>
+            <w:r>
+              <w:rPr>
+                <w:rFonts w:ascii="Cambria" w:hAnsi="Cambria"/>
+                <w:sz w:val="24"/>
+                <w:szCs w:val="24"/>
+              </w:rPr>
+              <w:t>Aravind, Kavitha</w:t>
+            </w:r>
+          </w:p>
+        </w:tc>
+      </w:tr>
+      <w:tr>
+        <w:trPr/>
+        <w:tc>
+          <w:tcPr>
+            <w:tcW w:w="1081" w:type="dxa"/>
+            <w:tcBorders/>
+            <w:vAlign w:val="center"/>
+          </w:tcPr>
+          <w:p>
+            <w:pPr>
+              <w:pStyle w:val="TableContents"/>
+              <w:spacing w:lineRule="auto" w:line="240" w:before="0" w:after="103"/>
+              <w:rPr>
+                <w:rFonts w:ascii="Cambria" w:hAnsi="Cambria"/>
+                <w:sz w:val="24"/>
+                <w:szCs w:val="24"/>
+              </w:rPr>
+            </w:pPr>
+            <w:r>
+              <w:rPr>
+                <w:rFonts w:ascii="Cambria" w:hAnsi="Cambria"/>
+                <w:sz w:val="24"/>
+                <w:szCs w:val="24"/>
+              </w:rPr>
+              <w:t>lt</w:t>
+            </w:r>
+          </w:p>
+        </w:tc>
+        <w:tc>
+          <w:tcPr>
+            <w:tcW w:w="2972" w:type="dxa"/>
+            <w:tcBorders/>
+            <w:vAlign w:val="center"/>
+          </w:tcPr>
+          <w:p>
+            <w:pPr>
+              <w:pStyle w:val="TableContents"/>
+              <w:spacing w:lineRule="auto" w:line="240" w:before="0" w:after="103"/>
+              <w:rPr>
+                <w:rFonts w:ascii="Cambria" w:hAnsi="Cambria"/>
+                <w:sz w:val="24"/>
+                <w:szCs w:val="24"/>
+              </w:rPr>
+            </w:pPr>
+            <w:r>
+              <w:rPr>
+                <w:rFonts w:ascii="Cambria" w:hAnsi="Cambria"/>
+                <w:sz w:val="24"/>
+                <w:szCs w:val="24"/>
+              </w:rPr>
+              <w:t>Less than</w:t>
+            </w:r>
+          </w:p>
+        </w:tc>
+        <w:tc>
+          <w:tcPr>
+            <w:tcW w:w="2399" w:type="dxa"/>
+            <w:tcBorders/>
+            <w:vAlign w:val="center"/>
+          </w:tcPr>
+          <w:p>
+            <w:pPr>
+              <w:pStyle w:val="TableContents"/>
+              <w:spacing w:lineRule="auto" w:line="240" w:before="0" w:after="103"/>
+              <w:rPr>
+                <w:rFonts w:ascii="Cambria" w:hAnsi="Cambria"/>
+                <w:sz w:val="24"/>
+                <w:szCs w:val="24"/>
+              </w:rPr>
+            </w:pPr>
+            <w:r>
+              <w:rPr>
+                <w:rFonts w:ascii="Cambria" w:hAnsi="Cambria"/>
+                <w:sz w:val="24"/>
+                <w:szCs w:val="24"/>
+              </w:rPr>
+              <w:t>age__lt=19</w:t>
+            </w:r>
+          </w:p>
+        </w:tc>
+        <w:tc>
+          <w:tcPr>
+            <w:tcW w:w="2574" w:type="dxa"/>
+            <w:tcBorders/>
+            <w:vAlign w:val="center"/>
+          </w:tcPr>
+          <w:p>
+            <w:pPr>
+              <w:pStyle w:val="TableContents"/>
+              <w:spacing w:lineRule="auto" w:line="240" w:before="0" w:after="103"/>
+              <w:rPr>
+                <w:rFonts w:ascii="Cambria" w:hAnsi="Cambria"/>
+                <w:sz w:val="24"/>
+                <w:szCs w:val="24"/>
+              </w:rPr>
+            </w:pPr>
+            <w:r>
+              <w:rPr>
+                <w:rFonts w:ascii="Cambria" w:hAnsi="Cambria"/>
+                <w:sz w:val="24"/>
+                <w:szCs w:val="24"/>
+              </w:rPr>
+              <w:t>Ravi, Ramesh</w:t>
+            </w:r>
+          </w:p>
+        </w:tc>
+      </w:tr>
+      <w:tr>
+        <w:trPr/>
+        <w:tc>
+          <w:tcPr>
+            <w:tcW w:w="1081" w:type="dxa"/>
+            <w:tcBorders/>
+            <w:vAlign w:val="center"/>
+          </w:tcPr>
+          <w:p>
+            <w:pPr>
+              <w:pStyle w:val="TableContents"/>
+              <w:spacing w:lineRule="auto" w:line="240" w:before="0" w:after="103"/>
+              <w:rPr>
+                <w:rFonts w:ascii="Cambria" w:hAnsi="Cambria"/>
+                <w:sz w:val="24"/>
+                <w:szCs w:val="24"/>
+              </w:rPr>
+            </w:pPr>
+            <w:r>
+              <w:rPr>
+                <w:rFonts w:ascii="Cambria" w:hAnsi="Cambria"/>
+                <w:sz w:val="24"/>
+                <w:szCs w:val="24"/>
+              </w:rPr>
+              <w:t>lte</w:t>
+            </w:r>
+          </w:p>
+        </w:tc>
+        <w:tc>
+          <w:tcPr>
+            <w:tcW w:w="2972" w:type="dxa"/>
+            <w:tcBorders/>
+            <w:vAlign w:val="center"/>
+          </w:tcPr>
+          <w:p>
+            <w:pPr>
+              <w:pStyle w:val="TableContents"/>
+              <w:spacing w:lineRule="auto" w:line="240" w:before="0" w:after="103"/>
+              <w:rPr>
+                <w:rFonts w:ascii="Cambria" w:hAnsi="Cambria"/>
+                <w:sz w:val="24"/>
+                <w:szCs w:val="24"/>
+              </w:rPr>
+            </w:pPr>
+            <w:r>
+              <w:rPr>
+                <w:rFonts w:ascii="Cambria" w:hAnsi="Cambria"/>
+                <w:sz w:val="24"/>
+                <w:szCs w:val="24"/>
+              </w:rPr>
+              <w:t>Less or equal</w:t>
+            </w:r>
+          </w:p>
+        </w:tc>
+        <w:tc>
+          <w:tcPr>
+            <w:tcW w:w="2399" w:type="dxa"/>
+            <w:tcBorders/>
+            <w:vAlign w:val="center"/>
+          </w:tcPr>
+          <w:p>
+            <w:pPr>
+              <w:pStyle w:val="TableContents"/>
+              <w:spacing w:lineRule="auto" w:line="240" w:before="0" w:after="103"/>
+              <w:rPr>
+                <w:rFonts w:ascii="Cambria" w:hAnsi="Cambria"/>
+                <w:sz w:val="24"/>
+                <w:szCs w:val="24"/>
+              </w:rPr>
+            </w:pPr>
+            <w:r>
+              <w:rPr>
+                <w:rFonts w:ascii="Cambria" w:hAnsi="Cambria"/>
+                <w:sz w:val="24"/>
+                <w:szCs w:val="24"/>
+              </w:rPr>
+              <w:t>age__lte=19</w:t>
+            </w:r>
+          </w:p>
+        </w:tc>
+        <w:tc>
+          <w:tcPr>
+            <w:tcW w:w="2574" w:type="dxa"/>
+            <w:tcBorders/>
+            <w:vAlign w:val="center"/>
+          </w:tcPr>
+          <w:p>
+            <w:pPr>
+              <w:pStyle w:val="TableContents"/>
+              <w:spacing w:lineRule="auto" w:line="240" w:before="0" w:after="103"/>
+              <w:rPr>
+                <w:rFonts w:ascii="Cambria" w:hAnsi="Cambria"/>
+                <w:sz w:val="24"/>
+                <w:szCs w:val="24"/>
+              </w:rPr>
+            </w:pPr>
+            <w:r>
+              <w:rPr>
+                <w:rFonts w:ascii="Cambria" w:hAnsi="Cambria"/>
+                <w:sz w:val="24"/>
+                <w:szCs w:val="24"/>
+              </w:rPr>
+              <w:t>Ravi, Ramesh, RAVI</w:t>
+            </w:r>
+          </w:p>
+        </w:tc>
+      </w:tr>
+      <w:tr>
+        <w:trPr/>
+        <w:tc>
+          <w:tcPr>
+            <w:tcW w:w="1081" w:type="dxa"/>
+            <w:tcBorders/>
+            <w:vAlign w:val="center"/>
+          </w:tcPr>
+          <w:p>
+            <w:pPr>
+              <w:pStyle w:val="TableContents"/>
+              <w:spacing w:lineRule="auto" w:line="240" w:before="0" w:after="103"/>
+              <w:rPr>
+                <w:rFonts w:ascii="Cambria" w:hAnsi="Cambria"/>
+                <w:sz w:val="24"/>
+                <w:szCs w:val="24"/>
+              </w:rPr>
+            </w:pPr>
+            <w:r>
+              <w:rPr>
+                <w:rFonts w:ascii="Cambria" w:hAnsi="Cambria"/>
+                <w:sz w:val="24"/>
+                <w:szCs w:val="24"/>
+              </w:rPr>
+              <w:t>contains</w:t>
+            </w:r>
+          </w:p>
+        </w:tc>
+        <w:tc>
+          <w:tcPr>
+            <w:tcW w:w="2972" w:type="dxa"/>
+            <w:tcBorders/>
+            <w:vAlign w:val="center"/>
+          </w:tcPr>
+          <w:p>
+            <w:pPr>
+              <w:pStyle w:val="TableContents"/>
+              <w:spacing w:lineRule="auto" w:line="240" w:before="0" w:after="103"/>
+              <w:rPr>
+                <w:rFonts w:ascii="Cambria" w:hAnsi="Cambria"/>
+                <w:sz w:val="24"/>
+                <w:szCs w:val="24"/>
+              </w:rPr>
+            </w:pPr>
+            <w:r>
+              <w:rPr>
+                <w:rFonts w:ascii="Cambria" w:hAnsi="Cambria"/>
+                <w:sz w:val="24"/>
+                <w:szCs w:val="24"/>
+              </w:rPr>
+              <w:t>Contains (case-sensitive)</w:t>
+            </w:r>
+          </w:p>
+        </w:tc>
+        <w:tc>
+          <w:tcPr>
+            <w:tcW w:w="2399" w:type="dxa"/>
+            <w:tcBorders/>
+            <w:vAlign w:val="center"/>
+          </w:tcPr>
+          <w:p>
+            <w:pPr>
+              <w:pStyle w:val="TableContents"/>
+              <w:spacing w:lineRule="auto" w:line="240" w:before="0" w:after="103"/>
+              <w:rPr>
+                <w:rFonts w:ascii="Cambria" w:hAnsi="Cambria"/>
+                <w:sz w:val="24"/>
+                <w:szCs w:val="24"/>
+              </w:rPr>
+            </w:pPr>
+            <w:r>
+              <w:rPr>
+                <w:rFonts w:ascii="Cambria" w:hAnsi="Cambria"/>
+                <w:sz w:val="24"/>
+                <w:szCs w:val="24"/>
+              </w:rPr>
+              <w:t>name__contains="vi"</w:t>
+            </w:r>
+          </w:p>
+        </w:tc>
+        <w:tc>
+          <w:tcPr>
+            <w:tcW w:w="2574" w:type="dxa"/>
+            <w:tcBorders/>
+            <w:vAlign w:val="center"/>
+          </w:tcPr>
+          <w:p>
+            <w:pPr>
+              <w:pStyle w:val="TableContents"/>
+              <w:spacing w:lineRule="auto" w:line="240" w:before="0" w:after="103"/>
+              <w:rPr>
+                <w:rFonts w:ascii="Cambria" w:hAnsi="Cambria"/>
+                <w:sz w:val="24"/>
+                <w:szCs w:val="24"/>
+              </w:rPr>
+            </w:pPr>
+            <w:r>
+              <w:rPr>
+                <w:rFonts w:ascii="Cambria" w:hAnsi="Cambria"/>
+                <w:sz w:val="24"/>
+                <w:szCs w:val="24"/>
+              </w:rPr>
+              <w:t>Ravi, Kavitha</w:t>
+            </w:r>
+          </w:p>
+        </w:tc>
+      </w:tr>
+      <w:tr>
+        <w:trPr/>
+        <w:tc>
+          <w:tcPr>
+            <w:tcW w:w="1081" w:type="dxa"/>
+            <w:tcBorders/>
+            <w:vAlign w:val="center"/>
+          </w:tcPr>
+          <w:p>
+            <w:pPr>
+              <w:pStyle w:val="TableContents"/>
+              <w:spacing w:lineRule="auto" w:line="240" w:before="0" w:after="103"/>
+              <w:rPr>
+                <w:rFonts w:ascii="Cambria" w:hAnsi="Cambria"/>
+                <w:sz w:val="24"/>
+                <w:szCs w:val="24"/>
+              </w:rPr>
+            </w:pPr>
+            <w:r>
+              <w:rPr>
+                <w:rFonts w:ascii="Cambria" w:hAnsi="Cambria"/>
+                <w:sz w:val="24"/>
+                <w:szCs w:val="24"/>
+              </w:rPr>
+              <w:t>icontains</w:t>
+            </w:r>
+          </w:p>
+        </w:tc>
+        <w:tc>
+          <w:tcPr>
+            <w:tcW w:w="2972" w:type="dxa"/>
+            <w:tcBorders/>
+            <w:vAlign w:val="center"/>
+          </w:tcPr>
+          <w:p>
+            <w:pPr>
+              <w:pStyle w:val="TableContents"/>
+              <w:spacing w:lineRule="auto" w:line="240" w:before="0" w:after="103"/>
+              <w:rPr>
+                <w:rFonts w:ascii="Cambria" w:hAnsi="Cambria"/>
+                <w:sz w:val="24"/>
+                <w:szCs w:val="24"/>
+              </w:rPr>
+            </w:pPr>
+            <w:r>
+              <w:rPr>
+                <w:rFonts w:ascii="Cambria" w:hAnsi="Cambria"/>
+                <w:sz w:val="24"/>
+                <w:szCs w:val="24"/>
+              </w:rPr>
+              <w:t>Contains (case-insensitive)</w:t>
+            </w:r>
+          </w:p>
+        </w:tc>
+        <w:tc>
+          <w:tcPr>
+            <w:tcW w:w="2399" w:type="dxa"/>
+            <w:tcBorders/>
+            <w:vAlign w:val="center"/>
+          </w:tcPr>
+          <w:p>
+            <w:pPr>
+              <w:pStyle w:val="TableContents"/>
+              <w:spacing w:lineRule="auto" w:line="240" w:before="0" w:after="103"/>
+              <w:rPr>
+                <w:rFonts w:ascii="Cambria" w:hAnsi="Cambria"/>
+                <w:sz w:val="24"/>
+                <w:szCs w:val="24"/>
+              </w:rPr>
+            </w:pPr>
+            <w:r>
+              <w:rPr>
+                <w:rFonts w:ascii="Cambria" w:hAnsi="Cambria"/>
+                <w:sz w:val="24"/>
+                <w:szCs w:val="24"/>
+              </w:rPr>
+              <w:t>name__icontains="vi"</w:t>
+            </w:r>
+          </w:p>
+        </w:tc>
+        <w:tc>
+          <w:tcPr>
+            <w:tcW w:w="2574" w:type="dxa"/>
+            <w:tcBorders/>
+            <w:vAlign w:val="center"/>
+          </w:tcPr>
+          <w:p>
+            <w:pPr>
+              <w:pStyle w:val="TableContents"/>
+              <w:spacing w:lineRule="auto" w:line="240" w:before="0" w:after="103"/>
+              <w:rPr>
+                <w:rFonts w:ascii="Cambria" w:hAnsi="Cambria"/>
+                <w:sz w:val="24"/>
+                <w:szCs w:val="24"/>
+              </w:rPr>
+            </w:pPr>
+            <w:r>
+              <w:rPr>
+                <w:rFonts w:ascii="Cambria" w:hAnsi="Cambria"/>
+                <w:sz w:val="24"/>
+                <w:szCs w:val="24"/>
+              </w:rPr>
+              <w:t>Ravi, RAVI, Kavitha</w:t>
+            </w:r>
+          </w:p>
+        </w:tc>
+      </w:tr>
+      <w:tr>
+        <w:trPr/>
+        <w:tc>
+          <w:tcPr>
+            <w:tcW w:w="1081" w:type="dxa"/>
+            <w:tcBorders/>
+            <w:vAlign w:val="center"/>
+          </w:tcPr>
+          <w:p>
+            <w:pPr>
+              <w:pStyle w:val="TableContents"/>
+              <w:spacing w:lineRule="auto" w:line="240" w:before="0" w:after="103"/>
+              <w:rPr>
+                <w:rFonts w:ascii="Cambria" w:hAnsi="Cambria"/>
+                <w:sz w:val="24"/>
+                <w:szCs w:val="24"/>
+              </w:rPr>
+            </w:pPr>
+            <w:r>
+              <w:rPr>
+                <w:rFonts w:ascii="Cambria" w:hAnsi="Cambria"/>
+                <w:sz w:val="24"/>
+                <w:szCs w:val="24"/>
+              </w:rPr>
+              <w:t>in</w:t>
+            </w:r>
+          </w:p>
+        </w:tc>
+        <w:tc>
+          <w:tcPr>
+            <w:tcW w:w="2972" w:type="dxa"/>
+            <w:tcBorders/>
+            <w:vAlign w:val="center"/>
+          </w:tcPr>
+          <w:p>
+            <w:pPr>
+              <w:pStyle w:val="TableContents"/>
+              <w:spacing w:lineRule="auto" w:line="240" w:before="0" w:after="103"/>
+              <w:rPr>
+                <w:rFonts w:ascii="Cambria" w:hAnsi="Cambria"/>
+                <w:sz w:val="24"/>
+                <w:szCs w:val="24"/>
+              </w:rPr>
+            </w:pPr>
+            <w:r>
+              <w:rPr>
+                <w:rFonts w:ascii="Cambria" w:hAnsi="Cambria"/>
+                <w:sz w:val="24"/>
+                <w:szCs w:val="24"/>
+              </w:rPr>
+              <w:t>In a list</w:t>
+            </w:r>
+          </w:p>
+        </w:tc>
+        <w:tc>
+          <w:tcPr>
+            <w:tcW w:w="2399" w:type="dxa"/>
+            <w:tcBorders/>
+            <w:vAlign w:val="center"/>
+          </w:tcPr>
+          <w:p>
+            <w:pPr>
+              <w:pStyle w:val="TableContents"/>
+              <w:spacing w:lineRule="auto" w:line="240" w:before="0" w:after="103"/>
+              <w:rPr>
+                <w:rFonts w:ascii="Cambria" w:hAnsi="Cambria"/>
+                <w:sz w:val="24"/>
+                <w:szCs w:val="24"/>
+              </w:rPr>
+            </w:pPr>
+            <w:r>
+              <w:rPr>
+                <w:rFonts w:ascii="Cambria" w:hAnsi="Cambria"/>
+                <w:sz w:val="24"/>
+                <w:szCs w:val="24"/>
+              </w:rPr>
+              <w:t>age__in=[18,20]</w:t>
+            </w:r>
+          </w:p>
+        </w:tc>
+        <w:tc>
+          <w:tcPr>
+            <w:tcW w:w="2574" w:type="dxa"/>
+            <w:tcBorders/>
+            <w:vAlign w:val="center"/>
+          </w:tcPr>
+          <w:p>
+            <w:pPr>
+              <w:pStyle w:val="TableContents"/>
+              <w:spacing w:lineRule="auto" w:line="240" w:before="0" w:after="103"/>
+              <w:rPr>
+                <w:rFonts w:ascii="Cambria" w:hAnsi="Cambria"/>
+                <w:sz w:val="24"/>
+                <w:szCs w:val="24"/>
+              </w:rPr>
+            </w:pPr>
+            <w:r>
+              <w:rPr>
+                <w:rFonts w:ascii="Cambria" w:hAnsi="Cambria"/>
+                <w:sz w:val="24"/>
+                <w:szCs w:val="24"/>
+              </w:rPr>
+              <w:t>Ravi, Ramesh, Aravind</w:t>
+            </w:r>
+          </w:p>
+        </w:tc>
+      </w:tr>
+    </w:tbl>
+    <w:p>
+      <w:pPr>
+        <w:pStyle w:val="HorizontalLine"/>
+        <w:spacing w:lineRule="auto" w:line="240" w:before="0" w:after="103"/>
+        <w:rPr>
+          <w:rFonts w:ascii="Cambria" w:hAnsi="Cambria"/>
+          <w:sz w:val="24"/>
+          <w:szCs w:val="24"/>
+        </w:rPr>
+      </w:pPr>
+      <w:r>
+        <w:rPr>
+          <w:rFonts w:ascii="Cambria" w:hAnsi="Cambria"/>
+          <w:sz w:val="24"/>
+          <w:szCs w:val="24"/>
+        </w:rPr>
+      </w:r>
+    </w:p>
+    <w:p>
+      <w:pPr>
+        <w:pStyle w:val="BodyText"/>
+        <w:spacing w:lineRule="auto" w:line="240" w:before="0" w:after="103"/>
+        <w:rPr>
+          <w:rFonts w:ascii="Cambria" w:hAnsi="Cambria"/>
+        </w:rPr>
+      </w:pPr>
+      <w:r>
+        <w:rPr>
+          <w:rFonts w:ascii="Cambria" w:hAnsi="Cambria"/>
+          <w:sz w:val="24"/>
+          <w:szCs w:val="24"/>
+        </w:rPr>
+        <w:t xml:space="preserve">Do you want me to also show </w:t>
+      </w:r>
+      <w:r>
+        <w:rPr>
+          <w:rStyle w:val="Strong"/>
+          <w:rFonts w:ascii="Cambria" w:hAnsi="Cambria"/>
+          <w:sz w:val="24"/>
+          <w:szCs w:val="24"/>
+        </w:rPr>
+        <w:t xml:space="preserve">examples using </w:t>
+      </w:r>
+      <w:r>
+        <w:rPr>
+          <w:rStyle w:val="SourceText"/>
+          <w:rFonts w:ascii="Cambria" w:hAnsi="Cambria"/>
+          <w:sz w:val="24"/>
+          <w:szCs w:val="24"/>
+        </w:rPr>
+        <w:t>Q</w:t>
+      </w:r>
+      <w:r>
+        <w:rPr>
+          <w:rStyle w:val="Strong"/>
+          <w:rFonts w:ascii="Cambria" w:hAnsi="Cambria"/>
+          <w:sz w:val="24"/>
+          <w:szCs w:val="24"/>
+        </w:rPr>
+        <w:t xml:space="preserve"> objects</w:t>
+      </w:r>
+      <w:r>
+        <w:rPr>
+          <w:rFonts w:ascii="Cambria" w:hAnsi="Cambria"/>
+          <w:sz w:val="24"/>
+          <w:szCs w:val="24"/>
+        </w:rPr>
+        <w:t xml:space="preserve"> (for OR conditions)? 🧠✨</w:t>
       </w:r>
     </w:p>
     <w:p>
       <w:pPr>
         <w:pStyle w:val="Normal"/>
-        <w:spacing w:before="0" w:after="160"/>
-        <w:rPr>
-          <w:rFonts w:ascii="Carlito" w:hAnsi="Carlito"/>
-        </w:rPr>
-      </w:pPr>
-      <w:r>
-        <w:rPr>
-          <w:rFonts w:ascii="Carlito" w:hAnsi="Carlito"/>
+        <w:spacing w:lineRule="auto" w:line="240" w:before="0" w:after="103"/>
+        <w:rPr>
+          <w:rFonts w:ascii="Cambria" w:hAnsi="Cambria"/>
+          <w:sz w:val="24"/>
+          <w:szCs w:val="24"/>
+        </w:rPr>
+      </w:pPr>
+      <w:r>
+        <w:rPr>
+          <w:rFonts w:ascii="Cambria" w:hAnsi="Cambria"/>
+          <w:sz w:val="24"/>
+          <w:szCs w:val="24"/>
         </w:rPr>
       </w:r>
     </w:p>
@@ -2343,6 +6498,7 @@
     <w:rsid w:val="005b75f8"/>
     <w:pPr>
       <w:widowControl/>
+      <w:suppressAutoHyphens w:val="true"/>
       <w:bidi w:val="0"/>
       <w:spacing w:lineRule="auto" w:line="278" w:before="0" w:after="160"/>
       <w:jc w:val="left"/>
@@ -2773,6 +6929,21 @@
       <w:spacing w:val="5"/>
     </w:rPr>
   </w:style>
+  <w:style w:type="character" w:styleId="Strong">
+    <w:name w:val="Strong"/>
+    <w:qFormat/>
+    <w:rPr>
+      <w:b/>
+      <w:bCs/>
+    </w:rPr>
+  </w:style>
+  <w:style w:type="character" w:styleId="SourceText">
+    <w:name w:val="Source Text"/>
+    <w:qFormat/>
+    <w:rPr>
+      <w:rFonts w:ascii="Liberation Mono" w:hAnsi="Liberation Mono" w:eastAsia="Liberation Mono" w:cs="Liberation Mono"/>
+    </w:rPr>
+  </w:style>
   <w:style w:type="paragraph" w:styleId="Heading">
     <w:name w:val="Heading"/>
     <w:basedOn w:val="Normal"/>
@@ -2921,6 +7092,59 @@
       <w:i/>
       <w:iCs/>
       <w:color w:themeColor="accent1" w:themeShade="bf" w:val="0F4761"/>
+    </w:rPr>
+  </w:style>
+  <w:style w:type="paragraph" w:styleId="HorizontalLine">
+    <w:name w:val="Horizontal Line"/>
+    <w:basedOn w:val="Normal"/>
+    <w:next w:val="BodyText"/>
+    <w:qFormat/>
+    <w:pPr>
+      <w:suppressLineNumbers/>
+      <w:pBdr>
+        <w:bottom w:val="double" w:sz="2" w:space="0" w:color="808080"/>
+      </w:pBdr>
+      <w:spacing w:before="0" w:after="283"/>
+    </w:pPr>
+    <w:rPr>
+      <w:sz w:val="12"/>
+      <w:szCs w:val="12"/>
+    </w:rPr>
+  </w:style>
+  <w:style w:type="paragraph" w:styleId="PreformattedText">
+    <w:name w:val="Preformatted Text"/>
+    <w:basedOn w:val="Normal"/>
+    <w:qFormat/>
+    <w:pPr>
+      <w:spacing w:before="0" w:after="0"/>
+    </w:pPr>
+    <w:rPr>
+      <w:rFonts w:ascii="Liberation Mono" w:hAnsi="Liberation Mono" w:eastAsia="Liberation Mono" w:cs="Liberation Mono"/>
+      <w:sz w:val="20"/>
+      <w:szCs w:val="20"/>
+    </w:rPr>
+  </w:style>
+  <w:style w:type="paragraph" w:styleId="TableContents">
+    <w:name w:val="Table Contents"/>
+    <w:basedOn w:val="Normal"/>
+    <w:qFormat/>
+    <w:pPr>
+      <w:widowControl w:val="false"/>
+      <w:suppressLineNumbers/>
+    </w:pPr>
+    <w:rPr/>
+  </w:style>
+  <w:style w:type="paragraph" w:styleId="TableHeading">
+    <w:name w:val="Table Heading"/>
+    <w:basedOn w:val="TableContents"/>
+    <w:qFormat/>
+    <w:pPr>
+      <w:suppressLineNumbers/>
+      <w:jc w:val="center"/>
+    </w:pPr>
+    <w:rPr>
+      <w:b/>
+      <w:bCs/>
     </w:rPr>
   </w:style>
   <w:style w:type="numbering" w:styleId="NoList" w:default="1">
